--- a/06-学生侧材料/讲义/_数学工具/数学工具-第4讲-积分与分离变量.docx
+++ b/06-学生侧材料/讲义/_数学工具/数学工具-第4讲-积分与分离变量.docx
@@ -20783,6 +20783,12 @@
       </w:pPr>
       <w:r>
         <w:rPr>
+          <w:rFonts w:ascii="Times New Roman" w:hAnsi="Times New Roman" w:eastAsia="Times New Roman" w:cs="Times New Roman"/>
+        </w:rPr>
+        <w:t xml:space="preserve">9.1 </w:t>
+      </w:r>
+      <w:r>
+        <w:rPr>
           <w:rFonts w:hint="eastAsia" w:ascii="Times New Roman" w:hAnsi="Times New Roman" w:eastAsia="SimHei" w:cs="Times New Roman"/>
         </w:rPr>
         <w:t>基础巩固</w:t>
@@ -20814,11 +20820,22 @@
     </w:p>
     <w:p>
       <w:pPr>
-        <w:numPr>
-          <w:ilvl w:val="0"/>
-          <w:numId w:val="1005"/>
-        </w:numPr>
+        <w:pStyle w:val="FirstParagraph"/>
       </w:pPr>
+      <w:r>
+        <w:rPr>
+          <w:rFonts w:ascii="Times New Roman" w:hAnsi="Times New Roman" w:eastAsia="Times New Roman" w:cs="Times New Roman"/>
+          <w:b/>
+          <w:bCs/>
+        </w:rPr>
+        <w:t xml:space="preserve">1.</w:t>
+      </w:r>
+      <w:r>
+        <w:rPr>
+          <w:rFonts w:ascii="Times New Roman" w:hAnsi="Times New Roman" w:eastAsia="Times New Roman" w:cs="Times New Roman"/>
+        </w:rPr>
+        <w:t xml:space="preserve"> </w:t>
+      </w:r>
       <w:r>
         <w:rPr>
           <w:rFonts w:hint="eastAsia" w:ascii="Times New Roman" w:hAnsi="Times New Roman" w:eastAsia="FangSong" w:cs="Times New Roman"/>
@@ -21032,11 +21049,22 @@
     </w:p>
     <w:p>
       <w:pPr>
-        <w:numPr>
-          <w:ilvl w:val="0"/>
-          <w:numId w:val="1005"/>
-        </w:numPr>
+        <w:pStyle w:val="BodyText"/>
       </w:pPr>
+      <w:r>
+        <w:rPr>
+          <w:rFonts w:ascii="Times New Roman" w:hAnsi="Times New Roman" w:eastAsia="Times New Roman" w:cs="Times New Roman"/>
+          <w:b/>
+          <w:bCs/>
+        </w:rPr>
+        <w:t xml:space="preserve">2.</w:t>
+      </w:r>
+      <w:r>
+        <w:rPr>
+          <w:rFonts w:ascii="Times New Roman" w:hAnsi="Times New Roman" w:eastAsia="Times New Roman" w:cs="Times New Roman"/>
+        </w:rPr>
+        <w:t xml:space="preserve"> </w:t>
+      </w:r>
       <w:r>
         <w:rPr>
           <w:rFonts w:hint="eastAsia" w:ascii="Times New Roman" w:hAnsi="Times New Roman" w:eastAsia="FangSong" w:cs="Times New Roman"/>
@@ -21271,11 +21299,22 @@
     </w:p>
     <w:p>
       <w:pPr>
-        <w:numPr>
-          <w:ilvl w:val="0"/>
-          <w:numId w:val="1005"/>
-        </w:numPr>
+        <w:pStyle w:val="BodyText"/>
       </w:pPr>
+      <w:r>
+        <w:rPr>
+          <w:rFonts w:ascii="Times New Roman" w:hAnsi="Times New Roman" w:eastAsia="Times New Roman" w:cs="Times New Roman"/>
+          <w:b/>
+          <w:bCs/>
+        </w:rPr>
+        <w:t xml:space="preserve">3.</w:t>
+      </w:r>
+      <w:r>
+        <w:rPr>
+          <w:rFonts w:ascii="Times New Roman" w:hAnsi="Times New Roman" w:eastAsia="Times New Roman" w:cs="Times New Roman"/>
+        </w:rPr>
+        <w:t xml:space="preserve"> </w:t>
+      </w:r>
       <w:r>
         <w:rPr>
           <w:rFonts w:hint="eastAsia" w:ascii="Times New Roman" w:hAnsi="Times New Roman" w:eastAsia="FangSong" w:cs="Times New Roman"/>
@@ -21493,11 +21532,22 @@
     </w:p>
     <w:p>
       <w:pPr>
-        <w:numPr>
-          <w:ilvl w:val="0"/>
-          <w:numId w:val="1005"/>
-        </w:numPr>
+        <w:pStyle w:val="BodyText"/>
       </w:pPr>
+      <w:r>
+        <w:rPr>
+          <w:rFonts w:ascii="Times New Roman" w:hAnsi="Times New Roman" w:eastAsia="Times New Roman" w:cs="Times New Roman"/>
+          <w:b/>
+          <w:bCs/>
+        </w:rPr>
+        <w:t xml:space="preserve">4.</w:t>
+      </w:r>
+      <w:r>
+        <w:rPr>
+          <w:rFonts w:ascii="Times New Roman" w:hAnsi="Times New Roman" w:eastAsia="Times New Roman" w:cs="Times New Roman"/>
+        </w:rPr>
+        <w:t xml:space="preserve"> </w:t>
+      </w:r>
       <w:r>
         <w:rPr>
           <w:rFonts w:hint="eastAsia" w:ascii="Times New Roman" w:hAnsi="Times New Roman" w:eastAsia="FangSong" w:cs="Times New Roman"/>
@@ -21622,11 +21672,22 @@
     </w:p>
     <w:p>
       <w:pPr>
-        <w:numPr>
-          <w:ilvl w:val="0"/>
-          <w:numId w:val="1005"/>
-        </w:numPr>
+        <w:pStyle w:val="BodyText"/>
       </w:pPr>
+      <w:r>
+        <w:rPr>
+          <w:rFonts w:ascii="Times New Roman" w:hAnsi="Times New Roman" w:eastAsia="Times New Roman" w:cs="Times New Roman"/>
+          <w:b/>
+          <w:bCs/>
+        </w:rPr>
+        <w:t xml:space="preserve">5.</w:t>
+      </w:r>
+      <w:r>
+        <w:rPr>
+          <w:rFonts w:ascii="Times New Roman" w:hAnsi="Times New Roman" w:eastAsia="Times New Roman" w:cs="Times New Roman"/>
+        </w:rPr>
+        <w:t xml:space="preserve"> </w:t>
+      </w:r>
       <w:r>
         <w:rPr>
           <w:rFonts w:hint="eastAsia" w:ascii="Times New Roman" w:hAnsi="Times New Roman" w:eastAsia="FangSong" w:cs="Times New Roman"/>
@@ -21776,11 +21837,22 @@
     </w:p>
     <w:p>
       <w:pPr>
-        <w:numPr>
-          <w:ilvl w:val="0"/>
-          <w:numId w:val="1005"/>
-        </w:numPr>
+        <w:pStyle w:val="BodyText"/>
       </w:pPr>
+      <w:r>
+        <w:rPr>
+          <w:rFonts w:ascii="Times New Roman" w:hAnsi="Times New Roman" w:eastAsia="Times New Roman" w:cs="Times New Roman"/>
+          <w:b/>
+          <w:bCs/>
+        </w:rPr>
+        <w:t xml:space="preserve">6.</w:t>
+      </w:r>
+      <w:r>
+        <w:rPr>
+          <w:rFonts w:ascii="Times New Roman" w:hAnsi="Times New Roman" w:eastAsia="Times New Roman" w:cs="Times New Roman"/>
+        </w:rPr>
+        <w:t xml:space="preserve"> </w:t>
+      </w:r>
       <w:r>
         <w:rPr>
           <w:rFonts w:hint="eastAsia" w:ascii="Times New Roman" w:hAnsi="Times New Roman" w:eastAsia="FangSong" w:cs="Times New Roman"/>
@@ -21943,6 +22015,12 @@
       </w:pPr>
       <w:r>
         <w:rPr>
+          <w:rFonts w:ascii="Times New Roman" w:hAnsi="Times New Roman" w:eastAsia="Times New Roman" w:cs="Times New Roman"/>
+        </w:rPr>
+        <w:t xml:space="preserve">9.2 </w:t>
+      </w:r>
+      <w:r>
+        <w:rPr>
           <w:rFonts w:hint="eastAsia" w:ascii="Times New Roman" w:hAnsi="Times New Roman" w:eastAsia="SimHei" w:cs="Times New Roman"/>
         </w:rPr>
         <w:t>竞赛入门</w:t>
@@ -21974,11 +22052,22 @@
     </w:p>
     <w:p>
       <w:pPr>
-        <w:numPr>
-          <w:ilvl w:val="0"/>
-          <w:numId w:val="1006"/>
-        </w:numPr>
+        <w:pStyle w:val="FirstParagraph"/>
       </w:pPr>
+      <w:r>
+        <w:rPr>
+          <w:rFonts w:ascii="Times New Roman" w:hAnsi="Times New Roman" w:eastAsia="Times New Roman" w:cs="Times New Roman"/>
+          <w:b/>
+          <w:bCs/>
+        </w:rPr>
+        <w:t xml:space="preserve">7.</w:t>
+      </w:r>
+      <w:r>
+        <w:rPr>
+          <w:rFonts w:ascii="Times New Roman" w:hAnsi="Times New Roman" w:eastAsia="Times New Roman" w:cs="Times New Roman"/>
+        </w:rPr>
+        <w:t xml:space="preserve"> </w:t>
+      </w:r>
       <w:r>
         <w:rPr>
           <w:rFonts w:hint="eastAsia" w:ascii="Times New Roman" w:hAnsi="Times New Roman" w:eastAsia="FangSong" w:cs="Times New Roman"/>
@@ -22064,11 +22153,22 @@
     </w:p>
     <w:p>
       <w:pPr>
-        <w:numPr>
-          <w:ilvl w:val="0"/>
-          <w:numId w:val="1006"/>
-        </w:numPr>
+        <w:pStyle w:val="BodyText"/>
       </w:pPr>
+      <w:r>
+        <w:rPr>
+          <w:rFonts w:ascii="Times New Roman" w:hAnsi="Times New Roman" w:eastAsia="Times New Roman" w:cs="Times New Roman"/>
+          <w:b/>
+          <w:bCs/>
+        </w:rPr>
+        <w:t xml:space="preserve">8.</w:t>
+      </w:r>
+      <w:r>
+        <w:rPr>
+          <w:rFonts w:ascii="Times New Roman" w:hAnsi="Times New Roman" w:eastAsia="Times New Roman" w:cs="Times New Roman"/>
+        </w:rPr>
+        <w:t xml:space="preserve"> </w:t>
+      </w:r>
       <w:r>
         <w:rPr>
           <w:rFonts w:hint="eastAsia" w:ascii="Times New Roman" w:hAnsi="Times New Roman" w:eastAsia="FangSong" w:cs="Times New Roman"/>
@@ -22305,11 +22405,22 @@
     </w:p>
     <w:p>
       <w:pPr>
-        <w:numPr>
-          <w:ilvl w:val="0"/>
-          <w:numId w:val="1006"/>
-        </w:numPr>
+        <w:pStyle w:val="BodyText"/>
       </w:pPr>
+      <w:r>
+        <w:rPr>
+          <w:rFonts w:ascii="Times New Roman" w:hAnsi="Times New Roman" w:eastAsia="Times New Roman" w:cs="Times New Roman"/>
+          <w:b/>
+          <w:bCs/>
+        </w:rPr>
+        <w:t xml:space="preserve">9.</w:t>
+      </w:r>
+      <w:r>
+        <w:rPr>
+          <w:rFonts w:ascii="Times New Roman" w:hAnsi="Times New Roman" w:eastAsia="Times New Roman" w:cs="Times New Roman"/>
+        </w:rPr>
+        <w:t xml:space="preserve"> </w:t>
+      </w:r>
       <w:r>
         <w:rPr>
           <w:rFonts w:hint="eastAsia" w:ascii="Times New Roman" w:hAnsi="Times New Roman" w:eastAsia="FangSong" w:cs="Times New Roman"/>
@@ -22710,11 +22821,22 @@
     </w:p>
     <w:p>
       <w:pPr>
-        <w:numPr>
-          <w:ilvl w:val="0"/>
-          <w:numId w:val="1006"/>
-        </w:numPr>
+        <w:pStyle w:val="BodyText"/>
       </w:pPr>
+      <w:r>
+        <w:rPr>
+          <w:rFonts w:ascii="Times New Roman" w:hAnsi="Times New Roman" w:eastAsia="Times New Roman" w:cs="Times New Roman"/>
+          <w:b/>
+          <w:bCs/>
+        </w:rPr>
+        <w:t xml:space="preserve">10.</w:t>
+      </w:r>
+      <w:r>
+        <w:rPr>
+          <w:rFonts w:ascii="Times New Roman" w:hAnsi="Times New Roman" w:eastAsia="Times New Roman" w:cs="Times New Roman"/>
+        </w:rPr>
+        <w:t xml:space="preserve"> </w:t>
+      </w:r>
       <w:r>
         <w:rPr>
           <w:rFonts w:hint="eastAsia" w:ascii="Times New Roman" w:hAnsi="Times New Roman" w:eastAsia="FangSong" w:cs="Times New Roman"/>
@@ -22778,11 +22900,22 @@
     </w:p>
     <w:p>
       <w:pPr>
-        <w:numPr>
-          <w:ilvl w:val="0"/>
-          <w:numId w:val="1006"/>
-        </w:numPr>
+        <w:pStyle w:val="BodyText"/>
       </w:pPr>
+      <w:r>
+        <w:rPr>
+          <w:rFonts w:ascii="Times New Roman" w:hAnsi="Times New Roman" w:eastAsia="Times New Roman" w:cs="Times New Roman"/>
+          <w:b/>
+          <w:bCs/>
+        </w:rPr>
+        <w:t xml:space="preserve">11.</w:t>
+      </w:r>
+      <w:r>
+        <w:rPr>
+          <w:rFonts w:ascii="Times New Roman" w:hAnsi="Times New Roman" w:eastAsia="Times New Roman" w:cs="Times New Roman"/>
+        </w:rPr>
+        <w:t xml:space="preserve"> </w:t>
+      </w:r>
       <w:r>
         <w:rPr>
           <w:rFonts w:hint="eastAsia" w:ascii="Times New Roman" w:hAnsi="Times New Roman" w:eastAsia="FangSong" w:cs="Times New Roman"/>
@@ -22903,11 +23036,22 @@
     </w:p>
     <w:p>
       <w:pPr>
-        <w:numPr>
-          <w:ilvl w:val="0"/>
-          <w:numId w:val="1006"/>
-        </w:numPr>
+        <w:pStyle w:val="BodyText"/>
       </w:pPr>
+      <w:r>
+        <w:rPr>
+          <w:rFonts w:ascii="Times New Roman" w:hAnsi="Times New Roman" w:eastAsia="Times New Roman" w:cs="Times New Roman"/>
+          <w:b/>
+          <w:bCs/>
+        </w:rPr>
+        <w:t xml:space="preserve">12.</w:t>
+      </w:r>
+      <w:r>
+        <w:rPr>
+          <w:rFonts w:ascii="Times New Roman" w:hAnsi="Times New Roman" w:eastAsia="Times New Roman" w:cs="Times New Roman"/>
+        </w:rPr>
+        <w:t xml:space="preserve"> </w:t>
+      </w:r>
       <w:r>
         <w:rPr>
           <w:rFonts w:hint="eastAsia" w:ascii="Times New Roman" w:hAnsi="Times New Roman" w:eastAsia="FangSong" w:cs="Times New Roman"/>
@@ -23018,7 +23162,7 @@
       </w:r>
     </w:p>
     <w:bookmarkEnd w:id="38"/>
-    <w:bookmarkStart w:id="39" w:name="真题挑战6-题竞赛风格改编"/>
+    <w:bookmarkStart w:id="39" w:name="真题挑战6-题竞赛风格改编6-题"/>
     <w:p>
       <w:pPr>
         <w:pStyle w:val="Heading3"/>
@@ -23026,6 +23170,12 @@
       </w:pPr>
       <w:r>
         <w:rPr>
+          <w:rFonts w:ascii="Times New Roman" w:hAnsi="Times New Roman" w:eastAsia="Times New Roman" w:cs="Times New Roman"/>
+        </w:rPr>
+        <w:t xml:space="preserve">9.3 </w:t>
+      </w:r>
+      <w:r>
+        <w:rPr>
           <w:rFonts w:hint="eastAsia" w:ascii="Times New Roman" w:hAnsi="Times New Roman" w:eastAsia="SimHei" w:cs="Times New Roman"/>
         </w:rPr>
         <w:t>真题挑战</w:t>
@@ -23059,6 +23209,24 @@
           <w:rFonts w:hint="eastAsia" w:ascii="Times New Roman" w:hAnsi="Times New Roman" w:eastAsia="SimHei" w:cs="Times New Roman"/>
         </w:rPr>
         <w:t>竞赛风格改编</w:t>
+      </w:r>
+      <w:r>
+        <w:rPr>
+          <w:rFonts w:hint="eastAsia" w:ascii="Times New Roman" w:hAnsi="Times New Roman" w:eastAsia="Times New Roman" w:cs="Times New Roman"/>
+        </w:rPr>
+        <w:t>）（6</w:t>
+      </w:r>
+      <w:r>
+        <w:rPr>
+          <w:rFonts w:ascii="Times New Roman" w:hAnsi="Times New Roman" w:eastAsia="Times New Roman" w:cs="Times New Roman"/>
+        </w:rPr>
+        <w:t xml:space="preserve"> </w:t>
+      </w:r>
+      <w:r>
+        <w:rPr>
+          <w:rFonts w:hint="eastAsia" w:ascii="Times New Roman" w:hAnsi="Times New Roman" w:eastAsia="SimHei" w:cs="Times New Roman"/>
+        </w:rPr>
+        <w:t>题</w:t>
       </w:r>
       <w:r>
         <w:rPr>
@@ -23069,11 +23237,22 @@
     </w:p>
     <w:p>
       <w:pPr>
-        <w:numPr>
-          <w:ilvl w:val="0"/>
-          <w:numId w:val="1007"/>
-        </w:numPr>
+        <w:pStyle w:val="FirstParagraph"/>
       </w:pPr>
+      <w:r>
+        <w:rPr>
+          <w:rFonts w:ascii="Times New Roman" w:hAnsi="Times New Roman" w:eastAsia="Times New Roman" w:cs="Times New Roman"/>
+          <w:b/>
+          <w:bCs/>
+        </w:rPr>
+        <w:t xml:space="preserve">13.</w:t>
+      </w:r>
+      <w:r>
+        <w:rPr>
+          <w:rFonts w:ascii="Times New Roman" w:hAnsi="Times New Roman" w:eastAsia="Times New Roman" w:cs="Times New Roman"/>
+        </w:rPr>
+        <w:t xml:space="preserve"> </w:t>
+      </w:r>
       <w:r>
         <w:rPr>
           <w:rFonts w:hint="eastAsia" w:ascii="Times New Roman" w:hAnsi="Times New Roman" w:eastAsia="FangSong" w:cs="Times New Roman"/>
@@ -23221,11 +23400,22 @@
     </w:p>
     <w:p>
       <w:pPr>
-        <w:numPr>
-          <w:ilvl w:val="0"/>
-          <w:numId w:val="1007"/>
-        </w:numPr>
+        <w:pStyle w:val="BodyText"/>
       </w:pPr>
+      <w:r>
+        <w:rPr>
+          <w:rFonts w:ascii="Times New Roman" w:hAnsi="Times New Roman" w:eastAsia="Times New Roman" w:cs="Times New Roman"/>
+          <w:b/>
+          <w:bCs/>
+        </w:rPr>
+        <w:t xml:space="preserve">14.</w:t>
+      </w:r>
+      <w:r>
+        <w:rPr>
+          <w:rFonts w:ascii="Times New Roman" w:hAnsi="Times New Roman" w:eastAsia="Times New Roman" w:cs="Times New Roman"/>
+        </w:rPr>
+        <w:t xml:space="preserve"> </w:t>
+      </w:r>
       <w:r>
         <w:rPr>
           <w:rFonts w:hint="eastAsia" w:ascii="Times New Roman" w:hAnsi="Times New Roman" w:eastAsia="FangSong" w:cs="Times New Roman"/>
@@ -23921,11 +24111,22 @@
     </w:p>
     <w:p>
       <w:pPr>
-        <w:numPr>
-          <w:ilvl w:val="0"/>
-          <w:numId w:val="1007"/>
-        </w:numPr>
+        <w:pStyle w:val="BodyText"/>
       </w:pPr>
+      <w:r>
+        <w:rPr>
+          <w:rFonts w:ascii="Times New Roman" w:hAnsi="Times New Roman" w:eastAsia="Times New Roman" w:cs="Times New Roman"/>
+          <w:b/>
+          <w:bCs/>
+        </w:rPr>
+        <w:t xml:space="preserve">15.</w:t>
+      </w:r>
+      <w:r>
+        <w:rPr>
+          <w:rFonts w:ascii="Times New Roman" w:hAnsi="Times New Roman" w:eastAsia="Times New Roman" w:cs="Times New Roman"/>
+        </w:rPr>
+        <w:t xml:space="preserve"> </w:t>
+      </w:r>
       <w:r>
         <w:rPr>
           <w:rFonts w:hint="eastAsia" w:ascii="Times New Roman" w:hAnsi="Times New Roman" w:eastAsia="FangSong" w:cs="Times New Roman"/>
@@ -24133,11 +24334,22 @@
     </w:p>
     <w:p>
       <w:pPr>
-        <w:numPr>
-          <w:ilvl w:val="0"/>
-          <w:numId w:val="1007"/>
-        </w:numPr>
+        <w:pStyle w:val="BodyText"/>
       </w:pPr>
+      <w:r>
+        <w:rPr>
+          <w:rFonts w:ascii="Times New Roman" w:hAnsi="Times New Roman" w:eastAsia="Times New Roman" w:cs="Times New Roman"/>
+          <w:b/>
+          <w:bCs/>
+        </w:rPr>
+        <w:t xml:space="preserve">16.</w:t>
+      </w:r>
+      <w:r>
+        <w:rPr>
+          <w:rFonts w:ascii="Times New Roman" w:hAnsi="Times New Roman" w:eastAsia="Times New Roman" w:cs="Times New Roman"/>
+        </w:rPr>
+        <w:t xml:space="preserve"> </w:t>
+      </w:r>
       <w:r>
         <w:rPr>
           <w:rFonts w:hint="eastAsia" w:ascii="Times New Roman" w:hAnsi="Times New Roman" w:eastAsia="FangSong" w:cs="Times New Roman"/>
@@ -24421,11 +24633,22 @@
     </w:p>
     <w:p>
       <w:pPr>
-        <w:numPr>
-          <w:ilvl w:val="0"/>
-          <w:numId w:val="1007"/>
-        </w:numPr>
+        <w:pStyle w:val="BodyText"/>
       </w:pPr>
+      <w:r>
+        <w:rPr>
+          <w:rFonts w:ascii="Times New Roman" w:hAnsi="Times New Roman" w:eastAsia="Times New Roman" w:cs="Times New Roman"/>
+          <w:b/>
+          <w:bCs/>
+        </w:rPr>
+        <w:t xml:space="preserve">17.</w:t>
+      </w:r>
+      <w:r>
+        <w:rPr>
+          <w:rFonts w:ascii="Times New Roman" w:hAnsi="Times New Roman" w:eastAsia="Times New Roman" w:cs="Times New Roman"/>
+        </w:rPr>
+        <w:t xml:space="preserve"> </w:t>
+      </w:r>
       <w:r>
         <w:rPr>
           <w:rFonts w:hint="eastAsia" w:ascii="Times New Roman" w:hAnsi="Times New Roman" w:eastAsia="FangSong" w:cs="Times New Roman"/>
@@ -24569,11 +24792,22 @@
     </w:p>
     <w:p>
       <w:pPr>
-        <w:numPr>
-          <w:ilvl w:val="0"/>
-          <w:numId w:val="1007"/>
-        </w:numPr>
+        <w:pStyle w:val="BodyText"/>
       </w:pPr>
+      <w:r>
+        <w:rPr>
+          <w:rFonts w:ascii="Times New Roman" w:hAnsi="Times New Roman" w:eastAsia="Times New Roman" w:cs="Times New Roman"/>
+          <w:b/>
+          <w:bCs/>
+        </w:rPr>
+        <w:t xml:space="preserve">18.</w:t>
+      </w:r>
+      <w:r>
+        <w:rPr>
+          <w:rFonts w:ascii="Times New Roman" w:hAnsi="Times New Roman" w:eastAsia="Times New Roman" w:cs="Times New Roman"/>
+        </w:rPr>
+        <w:t xml:space="preserve"> </w:t>
+      </w:r>
       <w:r>
         <w:rPr>
           <w:rFonts w:hint="eastAsia" w:ascii="Times New Roman" w:hAnsi="Times New Roman" w:eastAsia="FangSong" w:cs="Times New Roman"/>
@@ -33779,176 +34013,6 @@
       </w:rPr>
     </w:lvl>
   </w:abstractNum>
-  <w:abstractNum w:abstractNumId="99417">
-    <w:nsid w:val="00A99417"/>
-    <w:multiLevelType w:val="multilevel"/>
-    <w:lvl w:ilvl="0">
-      <w:start w:val="7"/>
-      <w:numFmt w:val="decimal"/>
-      <w:lvlText w:val="%1."/>
-      <w:lvlJc w:val="left"/>
-      <w:pPr>
-        <w:ind w:left="720" w:hanging="360"/>
-      </w:pPr>
-    </w:lvl>
-    <w:lvl w:ilvl="1">
-      <w:start w:val="7"/>
-      <w:numFmt w:val="decimal"/>
-      <w:lvlText w:val="%2."/>
-      <w:lvlJc w:val="left"/>
-      <w:pPr>
-        <w:ind w:left="1440" w:hanging="360"/>
-      </w:pPr>
-    </w:lvl>
-    <w:lvl w:ilvl="2">
-      <w:start w:val="7"/>
-      <w:numFmt w:val="decimal"/>
-      <w:lvlText w:val="%3."/>
-      <w:lvlJc w:val="left"/>
-      <w:pPr>
-        <w:ind w:left="2160" w:hanging="360"/>
-      </w:pPr>
-    </w:lvl>
-    <w:lvl w:ilvl="3">
-      <w:start w:val="7"/>
-      <w:numFmt w:val="decimal"/>
-      <w:lvlText w:val="%4."/>
-      <w:lvlJc w:val="left"/>
-      <w:pPr>
-        <w:ind w:left="2880" w:hanging="360"/>
-      </w:pPr>
-    </w:lvl>
-    <w:lvl w:ilvl="4">
-      <w:start w:val="7"/>
-      <w:numFmt w:val="decimal"/>
-      <w:lvlText w:val="%5."/>
-      <w:lvlJc w:val="left"/>
-      <w:pPr>
-        <w:ind w:left="3600" w:hanging="360"/>
-      </w:pPr>
-    </w:lvl>
-    <w:lvl w:ilvl="5">
-      <w:start w:val="7"/>
-      <w:numFmt w:val="decimal"/>
-      <w:lvlText w:val="%6."/>
-      <w:lvlJc w:val="left"/>
-      <w:pPr>
-        <w:ind w:left="4320" w:hanging="360"/>
-      </w:pPr>
-    </w:lvl>
-    <w:lvl w:ilvl="6">
-      <w:start w:val="7"/>
-      <w:numFmt w:val="decimal"/>
-      <w:lvlText w:val="%7."/>
-      <w:lvlJc w:val="left"/>
-      <w:pPr>
-        <w:ind w:left="5040" w:hanging="360"/>
-      </w:pPr>
-    </w:lvl>
-    <w:lvl w:ilvl="7">
-      <w:start w:val="7"/>
-      <w:numFmt w:val="decimal"/>
-      <w:lvlText w:val="%8."/>
-      <w:lvlJc w:val="left"/>
-      <w:pPr>
-        <w:ind w:left="5760" w:hanging="360"/>
-      </w:pPr>
-    </w:lvl>
-    <w:lvl w:ilvl="8">
-      <w:start w:val="7"/>
-      <w:numFmt w:val="decimal"/>
-      <w:lvlText w:val="%9."/>
-      <w:lvlJc w:val="left"/>
-      <w:pPr>
-        <w:ind w:left="6480" w:hanging="360"/>
-      </w:pPr>
-    </w:lvl>
-  </w:abstractNum>
-  <w:abstractNum w:abstractNumId="994113">
-    <w:nsid w:val="0A994113"/>
-    <w:multiLevelType w:val="multilevel"/>
-    <w:lvl w:ilvl="0">
-      <w:start w:val="13"/>
-      <w:numFmt w:val="decimal"/>
-      <w:lvlText w:val="%1."/>
-      <w:lvlJc w:val="left"/>
-      <w:pPr>
-        <w:ind w:left="720" w:hanging="360"/>
-      </w:pPr>
-    </w:lvl>
-    <w:lvl w:ilvl="1">
-      <w:start w:val="13"/>
-      <w:numFmt w:val="decimal"/>
-      <w:lvlText w:val="%2."/>
-      <w:lvlJc w:val="left"/>
-      <w:pPr>
-        <w:ind w:left="1440" w:hanging="360"/>
-      </w:pPr>
-    </w:lvl>
-    <w:lvl w:ilvl="2">
-      <w:start w:val="13"/>
-      <w:numFmt w:val="decimal"/>
-      <w:lvlText w:val="%3."/>
-      <w:lvlJc w:val="left"/>
-      <w:pPr>
-        <w:ind w:left="2160" w:hanging="360"/>
-      </w:pPr>
-    </w:lvl>
-    <w:lvl w:ilvl="3">
-      <w:start w:val="13"/>
-      <w:numFmt w:val="decimal"/>
-      <w:lvlText w:val="%4."/>
-      <w:lvlJc w:val="left"/>
-      <w:pPr>
-        <w:ind w:left="2880" w:hanging="360"/>
-      </w:pPr>
-    </w:lvl>
-    <w:lvl w:ilvl="4">
-      <w:start w:val="13"/>
-      <w:numFmt w:val="decimal"/>
-      <w:lvlText w:val="%5."/>
-      <w:lvlJc w:val="left"/>
-      <w:pPr>
-        <w:ind w:left="3600" w:hanging="360"/>
-      </w:pPr>
-    </w:lvl>
-    <w:lvl w:ilvl="5">
-      <w:start w:val="13"/>
-      <w:numFmt w:val="decimal"/>
-      <w:lvlText w:val="%6."/>
-      <w:lvlJc w:val="left"/>
-      <w:pPr>
-        <w:ind w:left="4320" w:hanging="360"/>
-      </w:pPr>
-    </w:lvl>
-    <w:lvl w:ilvl="6">
-      <w:start w:val="13"/>
-      <w:numFmt w:val="decimal"/>
-      <w:lvlText w:val="%7."/>
-      <w:lvlJc w:val="left"/>
-      <w:pPr>
-        <w:ind w:left="5040" w:hanging="360"/>
-      </w:pPr>
-    </w:lvl>
-    <w:lvl w:ilvl="7">
-      <w:start w:val="13"/>
-      <w:numFmt w:val="decimal"/>
-      <w:lvlText w:val="%8."/>
-      <w:lvlJc w:val="left"/>
-      <w:pPr>
-        <w:ind w:left="5760" w:hanging="360"/>
-      </w:pPr>
-    </w:lvl>
-    <w:lvl w:ilvl="8">
-      <w:start w:val="13"/>
-      <w:numFmt w:val="decimal"/>
-      <w:lvlText w:val="%9."/>
-      <w:lvlJc w:val="left"/>
-      <w:pPr>
-        <w:ind w:left="6480" w:hanging="360"/>
-      </w:pPr>
-    </w:lvl>
-  </w:abstractNum>
   <w:num w:numId="1000">
     <w:abstractNumId w:val="990"/>
   </w:num>
@@ -34016,96 +34080,6 @@
     </w:lvlOverride>
     <w:lvlOverride w:ilvl="8">
       <w:startOverride w:val="1"/>
-    </w:lvlOverride>
-  </w:num>
-  <w:num w:numId="1005">
-    <w:abstractNumId w:val="99411"/>
-    <w:lvlOverride w:ilvl="0">
-      <w:startOverride w:val="1"/>
-    </w:lvlOverride>
-    <w:lvlOverride w:ilvl="1">
-      <w:startOverride w:val="1"/>
-    </w:lvlOverride>
-    <w:lvlOverride w:ilvl="2">
-      <w:startOverride w:val="1"/>
-    </w:lvlOverride>
-    <w:lvlOverride w:ilvl="3">
-      <w:startOverride w:val="1"/>
-    </w:lvlOverride>
-    <w:lvlOverride w:ilvl="4">
-      <w:startOverride w:val="1"/>
-    </w:lvlOverride>
-    <w:lvlOverride w:ilvl="5">
-      <w:startOverride w:val="1"/>
-    </w:lvlOverride>
-    <w:lvlOverride w:ilvl="6">
-      <w:startOverride w:val="1"/>
-    </w:lvlOverride>
-    <w:lvlOverride w:ilvl="7">
-      <w:startOverride w:val="1"/>
-    </w:lvlOverride>
-    <w:lvlOverride w:ilvl="8">
-      <w:startOverride w:val="1"/>
-    </w:lvlOverride>
-  </w:num>
-  <w:num w:numId="1006">
-    <w:abstractNumId w:val="99417"/>
-    <w:lvlOverride w:ilvl="0">
-      <w:startOverride w:val="7"/>
-    </w:lvlOverride>
-    <w:lvlOverride w:ilvl="1">
-      <w:startOverride w:val="7"/>
-    </w:lvlOverride>
-    <w:lvlOverride w:ilvl="2">
-      <w:startOverride w:val="7"/>
-    </w:lvlOverride>
-    <w:lvlOverride w:ilvl="3">
-      <w:startOverride w:val="7"/>
-    </w:lvlOverride>
-    <w:lvlOverride w:ilvl="4">
-      <w:startOverride w:val="7"/>
-    </w:lvlOverride>
-    <w:lvlOverride w:ilvl="5">
-      <w:startOverride w:val="7"/>
-    </w:lvlOverride>
-    <w:lvlOverride w:ilvl="6">
-      <w:startOverride w:val="7"/>
-    </w:lvlOverride>
-    <w:lvlOverride w:ilvl="7">
-      <w:startOverride w:val="7"/>
-    </w:lvlOverride>
-    <w:lvlOverride w:ilvl="8">
-      <w:startOverride w:val="7"/>
-    </w:lvlOverride>
-  </w:num>
-  <w:num w:numId="1007">
-    <w:abstractNumId w:val="994113"/>
-    <w:lvlOverride w:ilvl="0">
-      <w:startOverride w:val="13"/>
-    </w:lvlOverride>
-    <w:lvlOverride w:ilvl="1">
-      <w:startOverride w:val="13"/>
-    </w:lvlOverride>
-    <w:lvlOverride w:ilvl="2">
-      <w:startOverride w:val="13"/>
-    </w:lvlOverride>
-    <w:lvlOverride w:ilvl="3">
-      <w:startOverride w:val="13"/>
-    </w:lvlOverride>
-    <w:lvlOverride w:ilvl="4">
-      <w:startOverride w:val="13"/>
-    </w:lvlOverride>
-    <w:lvlOverride w:ilvl="5">
-      <w:startOverride w:val="13"/>
-    </w:lvlOverride>
-    <w:lvlOverride w:ilvl="6">
-      <w:startOverride w:val="13"/>
-    </w:lvlOverride>
-    <w:lvlOverride w:ilvl="7">
-      <w:startOverride w:val="13"/>
-    </w:lvlOverride>
-    <w:lvlOverride w:ilvl="8">
-      <w:startOverride w:val="13"/>
     </w:lvlOverride>
   </w:num>
 </w:numbering>
@@ -34789,7 +34763,7 @@
     <ns0:name ns0:val="Verbatim Char"/>
     <ns0:basedOn ns0:val="BodyTextChar"/>
     <ns0:rPr>
-      <ns0:rFonts ns0:ascii="SimSun" ns0:hAnsi="SimSun" ns0:eastAsia="SimSun" ns0:cs="SimSun"/>
+      <ns0:rFonts ns0:ascii="SimSun" ns0:cs="SimSun" ns0:eastAsia="SimSun" ns0:hAnsi="SimSun"/>
       <ns0:b ns0:val="0"/>
       <ns0:sz ns0:val="20"/>
     </ns0:rPr>
@@ -34867,7 +34841,7 @@
       <w:wordWrap w:val="off"/>
     </w:pPr>
     <ns0:rPr>
-      <w:rFonts w:ascii="SimSun" w:hAnsi="SimSun" w:eastAsia="SimSun" w:cs="SimSun"/>
+      <w:rFonts ns0:ascii="SimSun" ns0:hAnsi="SimSun" ns0:eastAsia="SimSun" ns0:cs="SimSun"/>
     </ns0:rPr>
   </w:style>
   <w:style w:type="character" w:customStyle="1" w:styleId="KeywordTok">

--- a/06-学生侧材料/讲义/_数学工具/数学工具-第4讲-积分与分离变量.docx
+++ b/06-学生侧材料/讲义/_数学工具/数学工具-第4讲-积分与分离变量.docx
@@ -88,6 +88,59 @@
           <w:rFonts w:hint="eastAsia" w:ascii="Times New Roman" w:hAnsi="Times New Roman" w:eastAsia="SimHei" w:cs="Times New Roman"/>
         </w:rPr>
         <w:t xml:space="preserve">学习目标</w:t>
+      </w:r>
+    </w:p>
+    <w:p>
+      <w:pPr>
+        <w:pStyle w:val="BlockText"/>
+      </w:pPr>
+      <w:r>
+        <w:rPr>
+          <w:rFonts w:hint="eastAsia" w:ascii="Times New Roman" w:hAnsi="Times New Roman" w:eastAsia="FangSong" w:cs="Times New Roman"/>
+        </w:rPr>
+        <w:t>对齐考纲</w:t>
+      </w:r>
+      <w:r>
+        <w:rPr>
+          <w:rFonts w:hint="eastAsia" w:ascii="Times New Roman" w:hAnsi="Times New Roman" w:eastAsia="Times New Roman" w:cs="Times New Roman"/>
+        </w:rPr>
+        <w:t>：§57</w:t>
+      </w:r>
+      <w:r>
+        <w:rPr>
+          <w:rFonts w:ascii="Times New Roman" w:hAnsi="Times New Roman" w:eastAsia="Times New Roman" w:cs="Times New Roman"/>
+        </w:rPr>
+        <w:t xml:space="preserve"> </w:t>
+      </w:r>
+      <w:r>
+        <w:rPr>
+          <w:rFonts w:hint="eastAsia" w:ascii="Times New Roman" w:hAnsi="Times New Roman" w:eastAsia="FangSong" w:cs="Times New Roman"/>
+        </w:rPr>
+        <w:t>化学动力学</w:t>
+      </w:r>
+      <w:r>
+        <w:rPr>
+          <w:rFonts w:hint="eastAsia" w:ascii="Times New Roman" w:hAnsi="Times New Roman" w:eastAsia="Times New Roman" w:cs="Times New Roman"/>
+        </w:rPr>
+        <w:t>·§06</w:t>
+      </w:r>
+      <w:r>
+        <w:rPr>
+          <w:rFonts w:ascii="Times New Roman" w:hAnsi="Times New Roman" w:eastAsia="Times New Roman" w:cs="Times New Roman"/>
+        </w:rPr>
+        <w:t xml:space="preserve"> </w:t>
+      </w:r>
+      <w:r>
+        <w:rPr>
+          <w:rFonts w:hint="eastAsia" w:ascii="Times New Roman" w:hAnsi="Times New Roman" w:eastAsia="FangSong" w:cs="Times New Roman"/>
+        </w:rPr>
+        <w:t xml:space="preserve">热力学初步</w:t>
+      </w:r>
+      <w:r>
+        <w:rPr>
+          <w:rFonts w:ascii="Times New Roman" w:hAnsi="Times New Roman" w:eastAsia="Times New Roman" w:cs="Times New Roman"/>
+        </w:rPr>
+        <w:t xml:space="preserve"> </w:t>
       </w:r>
     </w:p>
     <w:p>

--- a/06-学生侧材料/讲义/_数学工具/数学工具-第4讲-积分与分离变量.docx
+++ b/06-学生侧材料/讲义/_数学工具/数学工具-第4讲-积分与分离变量.docx
@@ -3380,7 +3380,7 @@
         <w:rPr>
           <w:rFonts w:hint="eastAsia" w:ascii="Times New Roman" w:hAnsi="Times New Roman" w:eastAsia="FangSong" w:cs="Times New Roman"/>
         </w:rPr>
-        <w:t>八末</w:t>
+        <w:t>十末</w:t>
       </w:r>
       <w:r>
         <w:rPr>
@@ -5446,7 +5446,7 @@
         <w:rPr>
           <w:rFonts w:hint="eastAsia" w:ascii="Times New Roman" w:hAnsi="Times New Roman" w:eastAsia="FangSong" w:cs="Times New Roman"/>
         </w:rPr>
-        <w:t>八末</w:t>
+        <w:t>十末</w:t>
       </w:r>
       <w:r>
         <w:rPr>
@@ -23215,7 +23215,7 @@
       </w:r>
     </w:p>
     <w:bookmarkEnd w:id="38"/>
-    <w:bookmarkStart w:id="39" w:name="真题挑战6-题竞赛风格改编6-题"/>
+    <w:bookmarkStart w:id="39" w:name="真题挑战6-题竞赛风格改编"/>
     <w:p>
       <w:pPr>
         <w:pStyle w:val="Heading3"/>
@@ -23262,24 +23262,6 @@
           <w:rFonts w:hint="eastAsia" w:ascii="Times New Roman" w:hAnsi="Times New Roman" w:eastAsia="SimHei" w:cs="Times New Roman"/>
         </w:rPr>
         <w:t>竞赛风格改编</w:t>
-      </w:r>
-      <w:r>
-        <w:rPr>
-          <w:rFonts w:hint="eastAsia" w:ascii="Times New Roman" w:hAnsi="Times New Roman" w:eastAsia="Times New Roman" w:cs="Times New Roman"/>
-        </w:rPr>
-        <w:t>）（6</w:t>
-      </w:r>
-      <w:r>
-        <w:rPr>
-          <w:rFonts w:ascii="Times New Roman" w:hAnsi="Times New Roman" w:eastAsia="Times New Roman" w:cs="Times New Roman"/>
-        </w:rPr>
-        <w:t xml:space="preserve"> </w:t>
-      </w:r>
-      <w:r>
-        <w:rPr>
-          <w:rFonts w:hint="eastAsia" w:ascii="Times New Roman" w:hAnsi="Times New Roman" w:eastAsia="SimHei" w:cs="Times New Roman"/>
-        </w:rPr>
-        <w:t>题</w:t>
       </w:r>
       <w:r>
         <w:rPr>

--- a/06-学生侧材料/讲义/_数学工具/数学工具-第4讲-积分与分离变量.docx
+++ b/06-学生侧材料/讲义/_数学工具/数学工具-第4讲-积分与分离变量.docx
@@ -2,7 +2,7 @@
 <file path=word/document.xml><?xml version="1.0" encoding="utf-8"?>
 <w:document xmlns:w="http://schemas.openxmlformats.org/wordprocessingml/2006/main" xmlns:m="http://schemas.openxmlformats.org/officeDocument/2006/math" xmlns:r="http://schemas.openxmlformats.org/officeDocument/2006/relationships" xmlns:o="urn:schemas-microsoft-com:office:office" xmlns:v="urn:schemas-microsoft-com:vml" xmlns:w10="urn:schemas-microsoft-com:office:word" xmlns:a="http://schemas.openxmlformats.org/drawingml/2006/main" xmlns:pic="http://schemas.openxmlformats.org/drawingml/2006/picture" xmlns:wp="http://schemas.openxmlformats.org/drawingml/2006/wordprocessingDrawing">
   <w:body>
-    <w:bookmarkStart w:id="44" w:name="第4讲面积与积分把-dadt-解出来"/>
+    <w:bookmarkStart w:id="45" w:name="第4讲面积与积分把-dadt-解出来"/>
     <w:p>
       <w:pPr>
         <w:pStyle w:val="Heading1"/>
@@ -19121,7 +19121,542 @@
     </w:p>
     <w:bookmarkEnd w:id="34"/>
     <w:bookmarkEnd w:id="35"/>
-    <w:bookmarkStart w:id="36" w:name="八核心公式速查"/>
+    <w:bookmarkStart w:id="36" w:name="本讲小结"/>
+    <w:p>
+      <w:pPr>
+        <w:pStyle w:val="Heading2"/>
+        <w:spacing w:before="280" w:after="120"/>
+      </w:pPr>
+      <w:r>
+        <w:rPr>
+          <w:rFonts w:hint="eastAsia" w:ascii="Times New Roman" w:hAnsi="Times New Roman" w:eastAsia="SimHei" w:cs="Times New Roman"/>
+        </w:rPr>
+        <w:t xml:space="preserve">本讲小结</w:t>
+      </w:r>
+    </w:p>
+    <w:p>
+      <w:pPr>
+        <w:pStyle w:val="FirstParagraph"/>
+      </w:pPr>
+      <w:r>
+        <w:rPr>
+          <w:rFonts w:hint="eastAsia" w:ascii="Times New Roman" w:hAnsi="Times New Roman" w:eastAsia="FangSong" w:cs="Times New Roman"/>
+        </w:rPr>
+        <w:t>本讲主线</w:t>
+      </w:r>
+      <w:r>
+        <w:rPr>
+          <w:rFonts w:hint="eastAsia" w:ascii="Times New Roman" w:hAnsi="Times New Roman" w:eastAsia="Times New Roman" w:cs="Times New Roman"/>
+        </w:rPr>
+        <w:t>：</w:t>
+      </w:r>
+      <w:r>
+        <w:rPr>
+          <w:rFonts w:hint="eastAsia" w:ascii="Times New Roman" w:hAnsi="Times New Roman" w:eastAsia="FangSong" w:cs="Times New Roman"/>
+          <w:b/>
+          <w:bCs/>
+        </w:rPr>
+        <w:t>积分是导数的反问题</w:t>
+      </w:r>
+      <w:r>
+        <w:rPr>
+          <w:rFonts w:hint="eastAsia" w:ascii="Times New Roman" w:hAnsi="Times New Roman" w:eastAsia="Times New Roman" w:cs="Times New Roman"/>
+          <w:b/>
+          <w:bCs/>
+        </w:rPr>
+        <w:t>；</w:t>
+      </w:r>
+      <w:r>
+        <w:rPr>
+          <w:rFonts w:hint="eastAsia" w:ascii="Times New Roman" w:hAnsi="Times New Roman" w:eastAsia="FangSong" w:cs="Times New Roman"/>
+          <w:b/>
+          <w:bCs/>
+        </w:rPr>
+        <w:t>分离变量三步法把速率方程变成浓度</w:t>
+      </w:r>
+      <w:r>
+        <w:rPr>
+          <w:rFonts w:hint="eastAsia" w:ascii="Times New Roman" w:hAnsi="Times New Roman" w:eastAsia="Times New Roman" w:cs="Times New Roman"/>
+          <w:b/>
+          <w:bCs/>
+        </w:rPr>
+        <w:t>-</w:t>
+      </w:r>
+      <w:r>
+        <w:rPr>
+          <w:rFonts w:hint="eastAsia" w:ascii="Times New Roman" w:hAnsi="Times New Roman" w:eastAsia="FangSong" w:cs="Times New Roman"/>
+          <w:b/>
+          <w:bCs/>
+        </w:rPr>
+        <w:t>时间公式</w:t>
+      </w:r>
+      <w:r>
+        <w:rPr>
+          <w:rFonts w:ascii="Times New Roman" w:hAnsi="Times New Roman" w:eastAsia="Times New Roman" w:cs="Times New Roman"/>
+        </w:rPr>
+        <w:t xml:space="preserve">。</w:t>
+      </w:r>
+    </w:p>
+    <w:p>
+      <w:pPr>
+        <w:pStyle w:val="Compact"/>
+        <w:numPr>
+          <w:ilvl w:val="0"/>
+          <w:numId w:val="1005"/>
+        </w:numPr>
+      </w:pPr>
+      <w:r>
+        <w:rPr>
+          <w:rFonts w:hint="eastAsia" w:ascii="Times New Roman" w:hAnsi="Times New Roman" w:eastAsia="FangSong" w:cs="Times New Roman"/>
+          <w:b/>
+          <w:bCs/>
+        </w:rPr>
+        <w:t>不定积分求原函数</w:t>
+      </w:r>
+      <w:r>
+        <w:rPr>
+          <w:rFonts w:hint="eastAsia" w:ascii="Times New Roman" w:hAnsi="Times New Roman" w:eastAsia="Times New Roman" w:cs="Times New Roman"/>
+          <w:b/>
+          <w:bCs/>
+        </w:rPr>
+        <w:t>，</w:t>
+      </w:r>
+      <w:r>
+        <w:rPr>
+          <w:rFonts w:hint="eastAsia" w:ascii="Times New Roman" w:hAnsi="Times New Roman" w:eastAsia="FangSong" w:cs="Times New Roman"/>
+          <w:b/>
+          <w:bCs/>
+        </w:rPr>
+        <w:t>定积分算曲线下面积</w:t>
+      </w:r>
+      <w:r>
+        <w:rPr>
+          <w:rFonts w:hint="eastAsia" w:ascii="Times New Roman" w:hAnsi="Times New Roman" w:eastAsia="Times New Roman" w:cs="Times New Roman"/>
+        </w:rPr>
+        <w:t xml:space="preserve">；8</w:t>
+      </w:r>
+      <w:r>
+        <w:rPr>
+          <w:rFonts w:ascii="Times New Roman" w:hAnsi="Times New Roman" w:eastAsia="Times New Roman" w:cs="Times New Roman"/>
+        </w:rPr>
+        <w:t xml:space="preserve"> </w:t>
+      </w:r>
+      <w:r>
+        <w:rPr>
+          <w:rFonts w:hint="eastAsia" w:ascii="Times New Roman" w:hAnsi="Times New Roman" w:eastAsia="FangSong" w:cs="Times New Roman"/>
+        </w:rPr>
+        <w:t>条积分表覆盖化学全部需求</w:t>
+      </w:r>
+      <w:r>
+        <w:rPr>
+          <w:rFonts w:hint="eastAsia" w:ascii="Times New Roman" w:hAnsi="Times New Roman" w:eastAsia="Times New Roman" w:cs="Times New Roman"/>
+        </w:rPr>
+        <w:t>（</w:t>
+      </w:r>
+      <w:r>
+        <w:rPr>
+          <w:rFonts w:hint="eastAsia" w:ascii="Times New Roman" w:hAnsi="Times New Roman" w:eastAsia="FangSong" w:cs="Times New Roman"/>
+        </w:rPr>
+        <w:t>幂函数</w:t>
+      </w:r>
+      <w:r>
+        <w:rPr>
+          <w:rFonts w:hint="eastAsia" w:ascii="Times New Roman" w:hAnsi="Times New Roman" w:eastAsia="Times New Roman" w:cs="Times New Roman"/>
+        </w:rPr>
+        <w:t>、1/x、e^x</w:t>
+      </w:r>
+      <w:r>
+        <w:rPr>
+          <w:rFonts w:ascii="Times New Roman" w:hAnsi="Times New Roman" w:eastAsia="Times New Roman" w:cs="Times New Roman"/>
+        </w:rPr>
+        <w:t xml:space="preserve"> </w:t>
+      </w:r>
+      <w:r>
+        <w:rPr>
+          <w:rFonts w:hint="eastAsia" w:ascii="Times New Roman" w:hAnsi="Times New Roman" w:eastAsia="FangSong" w:cs="Times New Roman"/>
+        </w:rPr>
+        <w:t>三族</w:t>
+      </w:r>
+      <w:r>
+        <w:rPr>
+          <w:rFonts w:hint="eastAsia" w:ascii="Times New Roman" w:hAnsi="Times New Roman" w:eastAsia="Times New Roman" w:cs="Times New Roman"/>
+        </w:rPr>
+        <w:t>）。</w:t>
+      </w:r>
+    </w:p>
+    <w:p>
+      <w:pPr>
+        <w:pStyle w:val="Compact"/>
+        <w:numPr>
+          <w:ilvl w:val="0"/>
+          <w:numId w:val="1005"/>
+        </w:numPr>
+      </w:pPr>
+      <w:r>
+        <w:rPr>
+          <w:rFonts w:hint="eastAsia" w:ascii="Times New Roman" w:hAnsi="Times New Roman" w:eastAsia="FangSong" w:cs="Times New Roman"/>
+          <w:b/>
+          <w:bCs/>
+        </w:rPr>
+        <w:t xml:space="preserve">分离变量三步法</w:t>
+      </w:r>
+      <w:r>
+        <w:rPr>
+          <w:rFonts w:hint="eastAsia" w:ascii="Times New Roman" w:hAnsi="Times New Roman" w:eastAsia="Times New Roman" w:cs="Times New Roman"/>
+        </w:rPr>
+        <w:t>：</w:t>
+      </w:r>
+      <w:r>
+        <w:rPr>
+          <w:rFonts w:hint="eastAsia" w:ascii="Times New Roman" w:hAnsi="Times New Roman" w:eastAsia="FangSong" w:cs="Times New Roman"/>
+        </w:rPr>
+        <w:t>移项</w:t>
+      </w:r>
+      <w:r>
+        <w:rPr>
+          <w:rFonts w:ascii="Times New Roman" w:hAnsi="Times New Roman" w:eastAsia="Times New Roman" w:cs="Times New Roman"/>
+        </w:rPr>
+        <w:t xml:space="preserve"> → </w:t>
+      </w:r>
+      <w:r>
+        <w:rPr>
+          <w:rFonts w:hint="eastAsia" w:ascii="Times New Roman" w:hAnsi="Times New Roman" w:eastAsia="FangSong" w:cs="Times New Roman"/>
+        </w:rPr>
+        <w:t xml:space="preserve">两边积分</w:t>
+      </w:r>
+      <w:r>
+        <w:rPr>
+          <w:rFonts w:ascii="Times New Roman" w:hAnsi="Times New Roman" w:eastAsia="Times New Roman" w:cs="Times New Roman"/>
+        </w:rPr>
+        <w:t xml:space="preserve"> → </w:t>
+      </w:r>
+      <w:r>
+        <w:rPr>
+          <w:rFonts w:hint="eastAsia" w:ascii="Times New Roman" w:hAnsi="Times New Roman" w:eastAsia="FangSong" w:cs="Times New Roman"/>
+        </w:rPr>
+        <w:t>初始条件定常数</w:t>
+      </w:r>
+      <w:r>
+        <w:rPr>
+          <w:rFonts w:hint="eastAsia" w:ascii="Times New Roman" w:hAnsi="Times New Roman" w:eastAsia="Times New Roman" w:cs="Times New Roman"/>
+        </w:rPr>
+        <w:t>。</w:t>
+      </w:r>
+      <w:r>
+        <w:rPr>
+          <w:rFonts w:hint="eastAsia" w:ascii="Times New Roman" w:hAnsi="Times New Roman" w:eastAsia="FangSong" w:cs="Times New Roman"/>
+        </w:rPr>
+        <w:t>一级反应</w:t>
+      </w:r>
+      <w:r>
+        <w:rPr>
+          <w:rFonts w:ascii="Times New Roman" w:hAnsi="Times New Roman" w:eastAsia="Times New Roman" w:cs="Times New Roman"/>
+        </w:rPr>
+        <w:t xml:space="preserve"> </w:t>
+      </w:r>
+      <w:r>
+        <w:rPr>
+          <w:rStyle w:val="VerbatimChar"/>
+          <w:rFonts w:ascii="Times New Roman" w:hAnsi="Times New Roman" w:eastAsia="Times New Roman" w:cs="Times New Roman"/>
+        </w:rPr>
+        <w:t>ln[A] = ln[A]</w:t>
+      </w:r>
+      <w:r>
+        <w:rPr>
+          <w:rStyle w:val="VerbatimChar"/>
+          <w:rFonts w:ascii="Times New Roman" w:hAnsi="Times New Roman" w:eastAsia="Times New Roman" w:cs="Times New Roman"/>
+          <w:vertAlign w:val="subscript"/>
+        </w:rPr>
+        <w:t>0</w:t>
+      </w:r>
+      <w:r>
+        <w:rPr>
+          <w:rStyle w:val="VerbatimChar"/>
+          <w:rFonts w:ascii="Times New Roman" w:hAnsi="Times New Roman" w:eastAsia="Times New Roman" w:cs="Times New Roman"/>
+        </w:rPr>
+        <w:t xml:space="preserve"> − kt</w:t>
+      </w:r>
+      <w:r>
+        <w:rPr>
+          <w:rFonts w:ascii="Times New Roman" w:hAnsi="Times New Roman" w:eastAsia="Times New Roman" w:cs="Times New Roman"/>
+        </w:rPr>
+        <w:t xml:space="preserve"> </w:t>
+      </w:r>
+      <w:r>
+        <w:rPr>
+          <w:rFonts w:hint="eastAsia" w:ascii="Times New Roman" w:hAnsi="Times New Roman" w:eastAsia="FangSong" w:cs="Times New Roman"/>
+        </w:rPr>
+        <w:t>是完整范本</w:t>
+      </w:r>
+      <w:r>
+        <w:rPr>
+          <w:rFonts w:hint="eastAsia" w:ascii="Times New Roman" w:hAnsi="Times New Roman" w:eastAsia="Times New Roman" w:cs="Times New Roman"/>
+        </w:rPr>
+        <w:t>；</w:t>
+      </w:r>
+      <w:r>
+        <w:rPr>
+          <w:rFonts w:hint="eastAsia" w:ascii="Times New Roman" w:hAnsi="Times New Roman" w:eastAsia="FangSong" w:cs="Times New Roman"/>
+        </w:rPr>
+        <w:t>零级与二级是同一套路换积分表</w:t>
+      </w:r>
+      <w:r>
+        <w:rPr>
+          <w:rFonts w:hint="eastAsia" w:ascii="Times New Roman" w:hAnsi="Times New Roman" w:eastAsia="Times New Roman" w:cs="Times New Roman"/>
+        </w:rPr>
+        <w:t>。</w:t>
+      </w:r>
+    </w:p>
+    <w:p>
+      <w:pPr>
+        <w:pStyle w:val="Compact"/>
+        <w:numPr>
+          <w:ilvl w:val="0"/>
+          <w:numId w:val="1005"/>
+        </w:numPr>
+      </w:pPr>
+      <w:r>
+        <w:rPr>
+          <w:rFonts w:hint="eastAsia" w:ascii="Times New Roman" w:hAnsi="Times New Roman" w:eastAsia="FangSong" w:cs="Times New Roman"/>
+          <w:b/>
+          <w:bCs/>
+        </w:rPr>
+        <w:t xml:space="preserve">半衰期是积分式的直接推论</w:t>
+      </w:r>
+      <w:r>
+        <w:rPr>
+          <w:rFonts w:hint="eastAsia" w:ascii="Times New Roman" w:hAnsi="Times New Roman" w:eastAsia="Times New Roman" w:cs="Times New Roman"/>
+        </w:rPr>
+        <w:t>：</w:t>
+      </w:r>
+      <w:r>
+        <w:rPr>
+          <w:rFonts w:hint="eastAsia" w:ascii="Times New Roman" w:hAnsi="Times New Roman" w:eastAsia="FangSong" w:cs="Times New Roman"/>
+        </w:rPr>
+        <w:t>一级</w:t>
+      </w:r>
+      <w:r>
+        <w:rPr>
+          <w:rFonts w:ascii="Times New Roman" w:hAnsi="Times New Roman" w:eastAsia="Times New Roman" w:cs="Times New Roman"/>
+        </w:rPr>
+        <w:t xml:space="preserve"> </w:t>
+      </w:r>
+      <w:r>
+        <w:rPr>
+          <w:rStyle w:val="VerbatimChar"/>
+          <w:rFonts w:ascii="Times New Roman" w:hAnsi="Times New Roman" w:eastAsia="Times New Roman" w:cs="Times New Roman"/>
+        </w:rPr>
+        <w:t>t</w:t>
+      </w:r>
+      <w:r>
+        <w:rPr>
+          <w:rStyle w:val="VerbatimChar"/>
+          <w:rFonts w:ascii="Times New Roman" w:hAnsi="Times New Roman" w:eastAsia="Times New Roman" w:cs="Times New Roman"/>
+          <w:vertAlign w:val="subscript"/>
+        </w:rPr>
+        <w:t>1</w:t>
+      </w:r>
+      <w:r>
+        <w:rPr>
+          <w:rStyle w:val="VerbatimChar"/>
+          <w:rFonts w:ascii="Times New Roman" w:hAnsi="Times New Roman" w:eastAsia="Times New Roman" w:cs="Times New Roman"/>
+        </w:rPr>
+        <w:t>/</w:t>
+      </w:r>
+      <w:r>
+        <w:rPr>
+          <w:rStyle w:val="VerbatimChar"/>
+          <w:rFonts w:ascii="Times New Roman" w:hAnsi="Times New Roman" w:eastAsia="Times New Roman" w:cs="Times New Roman"/>
+          <w:vertAlign w:val="subscript"/>
+        </w:rPr>
+        <w:t>2</w:t>
+      </w:r>
+      <w:r>
+        <w:rPr>
+          <w:rStyle w:val="VerbatimChar"/>
+          <w:rFonts w:ascii="Times New Roman" w:hAnsi="Times New Roman" w:eastAsia="Times New Roman" w:cs="Times New Roman"/>
+        </w:rPr>
+        <w:t xml:space="preserve"> = ln2/k</w:t>
+      </w:r>
+      <w:r>
+        <w:rPr>
+          <w:rFonts w:ascii="Times New Roman" w:hAnsi="Times New Roman" w:eastAsia="Times New Roman" w:cs="Times New Roman"/>
+        </w:rPr>
+        <w:t xml:space="preserve"> </w:t>
+      </w:r>
+      <w:r>
+        <w:rPr>
+          <w:rFonts w:hint="eastAsia" w:ascii="Times New Roman" w:hAnsi="Times New Roman" w:eastAsia="FangSong" w:cs="Times New Roman"/>
+        </w:rPr>
+        <w:t>与浓度无关</w:t>
+      </w:r>
+      <w:r>
+        <w:rPr>
+          <w:rFonts w:hint="eastAsia" w:ascii="Times New Roman" w:hAnsi="Times New Roman" w:eastAsia="Times New Roman" w:cs="Times New Roman"/>
+        </w:rPr>
+        <w:t>（</w:t>
+      </w:r>
+      <w:r>
+        <w:rPr>
+          <w:rFonts w:hint="eastAsia" w:ascii="Times New Roman" w:hAnsi="Times New Roman" w:eastAsia="FangSong" w:cs="Times New Roman"/>
+        </w:rPr>
+        <w:t>放射性定年的原理</w:t>
+      </w:r>
+      <w:r>
+        <w:rPr>
+          <w:rFonts w:hint="eastAsia" w:ascii="Times New Roman" w:hAnsi="Times New Roman" w:eastAsia="Times New Roman" w:cs="Times New Roman"/>
+        </w:rPr>
+        <w:t>）；</w:t>
+      </w:r>
+      <w:r>
+        <w:rPr>
+          <w:rFonts w:hint="eastAsia" w:ascii="Times New Roman" w:hAnsi="Times New Roman" w:eastAsia="FangSong" w:cs="Times New Roman"/>
+        </w:rPr>
+        <w:t>二级与浓度有关</w:t>
+      </w:r>
+      <w:r>
+        <w:rPr>
+          <w:rFonts w:hint="eastAsia" w:ascii="Times New Roman" w:hAnsi="Times New Roman" w:eastAsia="Times New Roman" w:cs="Times New Roman"/>
+        </w:rPr>
+        <w:t>——</w:t>
+      </w:r>
+      <w:r>
+        <w:rPr>
+          <w:rFonts w:hint="eastAsia" w:ascii="Times New Roman" w:hAnsi="Times New Roman" w:eastAsia="FangSong" w:cs="Times New Roman"/>
+        </w:rPr>
+        <w:t>判级数的又一证据</w:t>
+      </w:r>
+      <w:r>
+        <w:rPr>
+          <w:rFonts w:hint="eastAsia" w:ascii="Times New Roman" w:hAnsi="Times New Roman" w:eastAsia="Times New Roman" w:cs="Times New Roman"/>
+        </w:rPr>
+        <w:t>。</w:t>
+      </w:r>
+    </w:p>
+    <w:p>
+      <w:pPr>
+        <w:pStyle w:val="Compact"/>
+        <w:numPr>
+          <w:ilvl w:val="0"/>
+          <w:numId w:val="1005"/>
+        </w:numPr>
+      </w:pPr>
+      <w:r>
+        <w:rPr>
+          <w:rFonts w:hint="eastAsia" w:ascii="Times New Roman" w:hAnsi="Times New Roman" w:eastAsia="FangSong" w:cs="Times New Roman"/>
+        </w:rPr>
+        <w:t>化学落点</w:t>
+      </w:r>
+      <w:r>
+        <w:rPr>
+          <w:rFonts w:hint="eastAsia" w:ascii="Times New Roman" w:hAnsi="Times New Roman" w:eastAsia="Times New Roman" w:cs="Times New Roman"/>
+        </w:rPr>
+        <w:t>：</w:t>
+      </w:r>
+      <w:r>
+        <w:rPr>
+          <w:rFonts w:hint="eastAsia" w:ascii="Times New Roman" w:hAnsi="Times New Roman" w:eastAsia="FangSong" w:cs="Times New Roman"/>
+        </w:rPr>
+        <w:t>动力学三族积分方程</w:t>
+      </w:r>
+      <w:r>
+        <w:rPr>
+          <w:rFonts w:hint="eastAsia" w:ascii="Times New Roman" w:hAnsi="Times New Roman" w:eastAsia="Times New Roman" w:cs="Times New Roman"/>
+        </w:rPr>
+        <w:t>、Clausius-Clapeyron、</w:t>
+      </w:r>
+      <w:r>
+        <w:rPr>
+          <w:rFonts w:hint="eastAsia" w:ascii="Times New Roman" w:hAnsi="Times New Roman" w:eastAsia="FangSong" w:cs="Times New Roman"/>
+        </w:rPr>
+        <w:t>电化学计算</w:t>
+      </w:r>
+      <w:r>
+        <w:rPr>
+          <w:rFonts w:hint="eastAsia" w:ascii="Times New Roman" w:hAnsi="Times New Roman" w:eastAsia="Times New Roman" w:cs="Times New Roman"/>
+        </w:rPr>
+        <w:t>，</w:t>
+      </w:r>
+      <w:r>
+        <w:rPr>
+          <w:rFonts w:hint="eastAsia" w:ascii="Times New Roman" w:hAnsi="Times New Roman" w:eastAsia="FangSong" w:cs="Times New Roman"/>
+        </w:rPr>
+        <w:t>凡</w:t>
+      </w:r>
+      <w:r>
+        <w:rPr>
+          <w:rFonts w:hint="eastAsia" w:ascii="Times New Roman" w:hAnsi="Times New Roman" w:eastAsia="Times New Roman" w:cs="Times New Roman"/>
+        </w:rPr>
+        <w:t>「</w:t>
+      </w:r>
+      <w:r>
+        <w:rPr>
+          <w:rFonts w:hint="eastAsia" w:ascii="Times New Roman" w:hAnsi="Times New Roman" w:eastAsia="FangSong" w:cs="Times New Roman"/>
+        </w:rPr>
+        <w:t>已知变化率求累积</w:t>
+      </w:r>
+      <w:r>
+        <w:rPr>
+          <w:rFonts w:hint="eastAsia" w:ascii="Times New Roman" w:hAnsi="Times New Roman" w:eastAsia="Times New Roman" w:cs="Times New Roman"/>
+        </w:rPr>
+        <w:t>」</w:t>
+      </w:r>
+      <w:r>
+        <w:rPr>
+          <w:rFonts w:hint="eastAsia" w:ascii="Times New Roman" w:hAnsi="Times New Roman" w:eastAsia="FangSong" w:cs="Times New Roman"/>
+        </w:rPr>
+        <w:t>处都是本讲框架</w:t>
+      </w:r>
+      <w:r>
+        <w:rPr>
+          <w:rFonts w:hint="eastAsia" w:ascii="Times New Roman" w:hAnsi="Times New Roman" w:eastAsia="Times New Roman" w:cs="Times New Roman"/>
+        </w:rPr>
+        <w:t>。</w:t>
+      </w:r>
+    </w:p>
+    <w:p>
+      <w:pPr>
+        <w:pStyle w:val="FirstParagraph"/>
+      </w:pPr>
+      <w:r>
+        <w:rPr>
+          <w:rFonts w:hint="eastAsia" w:ascii="Times New Roman" w:hAnsi="Times New Roman" w:eastAsia="FangSong" w:cs="Times New Roman"/>
+        </w:rPr>
+        <w:t>下一讲</w:t>
+      </w:r>
+      <w:r>
+        <w:rPr>
+          <w:rFonts w:hint="eastAsia" w:ascii="Times New Roman" w:hAnsi="Times New Roman" w:eastAsia="Times New Roman" w:cs="Times New Roman"/>
+        </w:rPr>
+        <w:t>：</w:t>
+      </w:r>
+      <w:r>
+        <w:rPr>
+          <w:rFonts w:hint="eastAsia" w:ascii="Times New Roman" w:hAnsi="Times New Roman" w:eastAsia="FangSong" w:cs="Times New Roman"/>
+        </w:rPr>
+        <w:t>当一个化学量同时依赖多个变量</w:t>
+      </w:r>
+      <w:r>
+        <w:rPr>
+          <w:rFonts w:hint="eastAsia" w:ascii="Times New Roman" w:hAnsi="Times New Roman" w:eastAsia="Times New Roman" w:cs="Times New Roman"/>
+        </w:rPr>
+        <w:t>——</w:t>
+      </w:r>
+      <w:r>
+        <w:rPr>
+          <w:rFonts w:hint="eastAsia" w:ascii="Times New Roman" w:hAnsi="Times New Roman" w:eastAsia="FangSong" w:cs="Times New Roman"/>
+        </w:rPr>
+        <w:t>偏导与全微分</w:t>
+      </w:r>
+      <w:r>
+        <w:rPr>
+          <w:rFonts w:hint="eastAsia" w:ascii="Times New Roman" w:hAnsi="Times New Roman" w:eastAsia="Times New Roman" w:cs="Times New Roman"/>
+        </w:rPr>
+        <w:t>。</w:t>
+      </w:r>
+    </w:p>
+    <w:bookmarkEnd w:id="36"/>
+    <w:bookmarkStart w:id="37" w:name="八本讲速查"/>
     <w:p>
       <w:pPr>
         <w:pStyle w:val="Heading2"/>
@@ -19143,7 +19678,7 @@
         <w:rPr>
           <w:rFonts w:hint="eastAsia" w:ascii="Times New Roman" w:hAnsi="Times New Roman" w:eastAsia="SimHei" w:cs="Times New Roman"/>
         </w:rPr>
-        <w:t>核心公式速查</w:t>
+        <w:t>本讲速查</w:t>
       </w:r>
     </w:p>
     <w:tbl>
@@ -20802,8 +21337,8 @@
         </w:pict>
       </w:r>
     </w:p>
-    <w:bookmarkEnd w:id="36"/>
-    <w:bookmarkStart w:id="40" w:name="九练习题"/>
+    <w:bookmarkEnd w:id="37"/>
+    <w:bookmarkStart w:id="41" w:name="九练习题"/>
     <w:p>
       <w:pPr>
         <w:pStyle w:val="Heading2"/>
@@ -20828,7 +21363,7 @@
         <w:t>练习题</w:t>
       </w:r>
     </w:p>
-    <w:bookmarkStart w:id="37" w:name="基础巩固6-题"/>
+    <w:bookmarkStart w:id="38" w:name="基础巩固6-题"/>
     <w:p>
       <w:pPr>
         <w:pStyle w:val="Heading3"/>
@@ -22059,8 +22594,8 @@
         <w:t>。</w:t>
       </w:r>
     </w:p>
-    <w:bookmarkEnd w:id="37"/>
-    <w:bookmarkStart w:id="38" w:name="竞赛入门6-题"/>
+    <w:bookmarkEnd w:id="38"/>
+    <w:bookmarkStart w:id="39" w:name="竞赛入门6-题"/>
     <w:p>
       <w:pPr>
         <w:pStyle w:val="Heading3"/>
@@ -23214,8 +23749,8 @@
         <w:t>。</w:t>
       </w:r>
     </w:p>
-    <w:bookmarkEnd w:id="38"/>
-    <w:bookmarkStart w:id="39" w:name="真题挑战6-题竞赛风格改编"/>
+    <w:bookmarkEnd w:id="39"/>
+    <w:bookmarkStart w:id="40" w:name="真题挑战6-题竞赛风格改编"/>
     <w:p>
       <w:pPr>
         <w:pStyle w:val="Heading3"/>
@@ -25798,9 +26333,9 @@
         </w:pict>
       </w:r>
     </w:p>
-    <w:bookmarkEnd w:id="39"/>
     <w:bookmarkEnd w:id="40"/>
-    <w:bookmarkStart w:id="43" w:name="十参考答案"/>
+    <w:bookmarkEnd w:id="41"/>
+    <w:bookmarkStart w:id="44" w:name="十参考答案"/>
     <w:p>
       <w:pPr>
         <w:pStyle w:val="Heading2"/>
@@ -25825,7 +26360,7 @@
         <w:t>参考答案</w:t>
       </w:r>
     </w:p>
-    <w:bookmarkStart w:id="41" w:name="练一练"/>
+    <w:bookmarkStart w:id="42" w:name="练一练"/>
     <w:p>
       <w:pPr>
         <w:pStyle w:val="Heading3"/>
@@ -27625,8 +28160,8 @@
         <w:t>。</w:t>
       </w:r>
     </w:p>
-    <w:bookmarkEnd w:id="41"/>
-    <w:bookmarkStart w:id="42" w:name="练习题"/>
+    <w:bookmarkEnd w:id="42"/>
+    <w:bookmarkStart w:id="43" w:name="练习题"/>
     <w:p>
       <w:pPr>
         <w:pStyle w:val="Heading3"/>
@@ -36806,9 +37341,9 @@
         <w:t>。</w:t>
       </w:r>
     </w:p>
-    <w:bookmarkEnd w:id="42"/>
     <w:bookmarkEnd w:id="43"/>
     <w:bookmarkEnd w:id="44"/>
+    <w:bookmarkEnd w:id="45"/>
     <w:sectPr>
       <w:footerReference w:type="default" r:id="rId9"/>
       <w:footnotePr>
@@ -37213,6 +37748,9 @@
     <w:lvlOverride w:ilvl="8">
       <w:startOverride w:val="1"/>
     </w:lvlOverride>
+  </w:num>
+  <w:num w:numId="1005">
+    <w:abstractNumId w:val="991"/>
   </w:num>
 </w:numbering>
 </file>

--- a/06-学生侧材料/讲义/_数学工具/数学工具-第4讲-积分与分离变量.docx
+++ b/06-学生侧材料/讲义/_数学工具/数学工具-第4讲-积分与分离变量.docx
@@ -1600,31 +1600,7 @@
         <w:rPr>
           <w:rFonts w:hint="eastAsia" w:ascii="Times New Roman" w:hAnsi="Times New Roman" w:eastAsia="FangSong" w:cs="Times New Roman"/>
         </w:rPr>
-        <w:t>因为导数会</w:t>
-      </w:r>
-      <w:r>
-        <w:rPr>
-          <w:rFonts w:hint="eastAsia" w:ascii="Times New Roman" w:hAnsi="Times New Roman" w:eastAsia="Times New Roman" w:cs="Times New Roman"/>
-        </w:rPr>
-        <w:t>「</w:t>
-      </w:r>
-      <w:r>
-        <w:rPr>
-          <w:rFonts w:hint="eastAsia" w:ascii="Times New Roman" w:hAnsi="Times New Roman" w:eastAsia="FangSong" w:cs="Times New Roman"/>
-        </w:rPr>
-        <w:t>吃掉</w:t>
-      </w:r>
-      <w:r>
-        <w:rPr>
-          <w:rFonts w:hint="eastAsia" w:ascii="Times New Roman" w:hAnsi="Times New Roman" w:eastAsia="Times New Roman" w:cs="Times New Roman"/>
-        </w:rPr>
-        <w:t>」</w:t>
-      </w:r>
-      <w:r>
-        <w:rPr>
-          <w:rFonts w:hint="eastAsia" w:ascii="Times New Roman" w:hAnsi="Times New Roman" w:eastAsia="FangSong" w:cs="Times New Roman"/>
-        </w:rPr>
-        <w:t>常数项</w:t>
+        <w:t>因为求导会消去常数项</w:t>
       </w:r>
       <w:r>
         <w:rPr>
@@ -1999,7 +1975,7 @@
         <w:rPr>
           <w:rFonts w:hint="eastAsia" w:ascii="Times New Roman" w:hAnsi="Times New Roman" w:eastAsia="FangSong" w:cs="Times New Roman"/>
         </w:rPr>
-        <w:t>不是累赘</w:t>
+        <w:t>不是多余的记号</w:t>
       </w:r>
       <w:r>
         <w:rPr>
@@ -2011,7 +1987,7 @@
         <w:rPr>
           <w:rFonts w:hint="eastAsia" w:ascii="Times New Roman" w:hAnsi="Times New Roman" w:eastAsia="FangSong" w:cs="Times New Roman"/>
         </w:rPr>
-        <w:t>是初始条件</w:t>
+        <w:t>它承载初始条件</w:t>
       </w:r>
       <w:r>
         <w:rPr>
@@ -2262,7 +2238,7 @@
         <w:rPr>
           <w:rFonts w:hint="eastAsia" w:ascii="Times New Roman" w:hAnsi="Times New Roman" w:eastAsia="FangSong" w:cs="Times New Roman"/>
         </w:rPr>
-        <w:t>这是检验自己算没算错的最好办法</w:t>
+        <w:t>这是检验计算是否正确的最好办法</w:t>
       </w:r>
       <w:r>
         <w:rPr>
@@ -4131,19 +4107,7 @@
         <w:rPr>
           <w:rFonts w:hint="eastAsia" w:ascii="Times New Roman" w:hAnsi="Times New Roman" w:eastAsia="FangSong" w:cs="Times New Roman"/>
         </w:rPr>
-        <w:t>省事</w:t>
-      </w:r>
-      <w:r>
-        <w:rPr>
-          <w:rFonts w:hint="eastAsia" w:ascii="Times New Roman" w:hAnsi="Times New Roman" w:eastAsia="Times New Roman" w:cs="Times New Roman"/>
-        </w:rPr>
-        <w:t>，</w:t>
-      </w:r>
-      <w:r>
-        <w:rPr>
-          <w:rFonts w:hint="eastAsia" w:ascii="Times New Roman" w:hAnsi="Times New Roman" w:eastAsia="FangSong" w:cs="Times New Roman"/>
-        </w:rPr>
-        <w:t>但要明白为什么省得掉</w:t>
+        <w:t>但须明白其根据</w:t>
       </w:r>
       <w:r>
         <w:rPr>
@@ -4943,7 +4907,7 @@
       </w:r>
     </w:p>
     <w:bookmarkEnd w:id="15"/>
-    <w:bookmarkStart w:id="16" w:name="微积分基本定理一句话记住"/>
+    <w:bookmarkStart w:id="16" w:name="微积分基本定理要点"/>
     <w:p>
       <w:pPr>
         <w:pStyle w:val="Heading3"/>
@@ -4971,7 +4935,7 @@
         <w:rPr>
           <w:rFonts w:hint="eastAsia" w:ascii="Times New Roman" w:hAnsi="Times New Roman" w:eastAsia="SimHei" w:cs="Times New Roman"/>
         </w:rPr>
-        <w:t>一句话记住</w:t>
+        <w:t>要点</w:t>
       </w:r>
       <w:r>
         <w:rPr>
@@ -5109,7 +5073,7 @@
         <w:rPr>
           <w:rFonts w:hint="eastAsia" w:ascii="Times New Roman" w:hAnsi="Times New Roman" w:eastAsia="FangSong" w:cs="Times New Roman"/>
         </w:rPr>
-        <w:t>这句话有两层用</w:t>
+        <w:t>这一定理有两方面的应用</w:t>
       </w:r>
       <w:r>
         <w:rPr>
@@ -5537,7 +5501,7 @@
         <w:rPr>
           <w:rFonts w:hint="eastAsia" w:ascii="Times New Roman" w:hAnsi="Times New Roman" w:eastAsia="FangSong" w:cs="Times New Roman"/>
         </w:rPr>
-        <w:t>竞赛化学翻来覆去用的就是下面这些</w:t>
+        <w:t>竞赛化学中反复使用的就是下面这些</w:t>
       </w:r>
       <w:r>
         <w:rPr>
@@ -7009,7 +6973,7 @@
           <w:b/>
           <w:bCs/>
         </w:rPr>
-        <w:t xml:space="preserve">型的积分都走</w:t>
+        <w:t xml:space="preserve">型积分都化为</w:t>
       </w:r>
       <w:r>
         <w:rPr>
@@ -7033,7 +6997,7 @@
           <w:b/>
           <w:bCs/>
         </w:rPr>
-        <w:t>不走幂函数</w:t>
+        <w:t>不适用幂函数公式</w:t>
       </w:r>
       <w:r>
         <w:rPr>
@@ -7881,7 +7845,7 @@
         <w:rPr>
           <w:rFonts w:hint="eastAsia" w:ascii="Times New Roman" w:hAnsi="Times New Roman" w:eastAsia="FangSong" w:cs="Times New Roman"/>
         </w:rPr>
-        <w:t>别提前弄混</w:t>
+        <w:t>注意勿混淆</w:t>
       </w:r>
       <w:r>
         <w:rPr>
@@ -9265,31 +9229,7 @@
         <w:rPr>
           <w:rFonts w:hint="eastAsia" w:ascii="Times New Roman" w:hAnsi="Times New Roman" w:eastAsia="FangSong" w:cs="Times New Roman"/>
         </w:rPr>
-        <w:t>化学里所有人都这么写</w:t>
-      </w:r>
-      <w:r>
-        <w:rPr>
-          <w:rFonts w:hint="eastAsia" w:ascii="Times New Roman" w:hAnsi="Times New Roman" w:eastAsia="Times New Roman" w:cs="Times New Roman"/>
-        </w:rPr>
-        <w:t>，</w:t>
-      </w:r>
-      <w:r>
-        <w:rPr>
-          <w:rFonts w:hint="eastAsia" w:ascii="Times New Roman" w:hAnsi="Times New Roman" w:eastAsia="FangSong" w:cs="Times New Roman"/>
-        </w:rPr>
-        <w:t>你也这么写</w:t>
-      </w:r>
-      <w:r>
-        <w:rPr>
-          <w:rFonts w:hint="eastAsia" w:ascii="Times New Roman" w:hAnsi="Times New Roman" w:eastAsia="Times New Roman" w:cs="Times New Roman"/>
-        </w:rPr>
-        <w:t>，</w:t>
-      </w:r>
-      <w:r>
-        <w:rPr>
-          <w:rFonts w:hint="eastAsia" w:ascii="Times New Roman" w:hAnsi="Times New Roman" w:eastAsia="FangSong" w:cs="Times New Roman"/>
-        </w:rPr>
-        <w:t>不会错</w:t>
+        <w:t>化学文献普遍采用这一写法</w:t>
       </w:r>
       <w:r>
         <w:rPr>
@@ -10517,31 +10457,29 @@
           <w:b/>
           <w:bCs/>
         </w:rPr>
-        <w:t xml:space="preserve">这就对上了</w:t>
-      </w:r>
-      <w:r>
-        <w:rPr>
-          <w:rFonts w:hint="eastAsia" w:ascii="Times New Roman" w:hAnsi="Times New Roman" w:eastAsia="FangSong" w:cs="Times New Roman"/>
-        </w:rPr>
-        <w:t xml:space="preserve">第</w:t>
-      </w:r>
-      <w:r>
-        <w:rPr>
-          <w:rFonts w:ascii="Times New Roman" w:hAnsi="Times New Roman" w:eastAsia="Times New Roman" w:cs="Times New Roman"/>
+        <w:t xml:space="preserve">这与第</w:t>
+      </w:r>
+      <w:r>
+        <w:rPr>
+          <w:rFonts w:ascii="Times New Roman" w:hAnsi="Times New Roman" w:eastAsia="Times New Roman" w:cs="Times New Roman"/>
+          <w:b/>
+          <w:bCs/>
         </w:rPr>
         <w:t xml:space="preserve"> 1 </w:t>
       </w:r>
       <w:r>
         <w:rPr>
           <w:rFonts w:hint="eastAsia" w:ascii="Times New Roman" w:hAnsi="Times New Roman" w:eastAsia="FangSong" w:cs="Times New Roman"/>
-        </w:rPr>
-        <w:t>讲</w:t>
-      </w:r>
-      <w:r>
-        <w:rPr>
-          <w:rFonts w:hint="eastAsia" w:ascii="Times New Roman" w:hAnsi="Times New Roman" w:eastAsia="Times New Roman" w:cs="Times New Roman"/>
-        </w:rPr>
-        <w:t>「</w:t>
+          <w:b/>
+          <w:bCs/>
+        </w:rPr>
+        <w:t xml:space="preserve">讲</w:t>
+      </w:r>
+      <w:r>
+        <w:rPr>
+          <w:rFonts w:ascii="Times New Roman" w:hAnsi="Times New Roman" w:eastAsia="Times New Roman" w:cs="Times New Roman"/>
+        </w:rPr>
+        <w:t xml:space="preserve">「</w:t>
       </w:r>
       <w:r>
         <w:rPr>
@@ -10604,13 +10542,25 @@
         <w:rPr>
           <w:rFonts w:hint="eastAsia" w:ascii="Times New Roman" w:hAnsi="Times New Roman" w:eastAsia="Times New Roman" w:cs="Times New Roman"/>
         </w:rPr>
-        <w:t>」——</w:t>
-      </w:r>
-      <w:r>
-        <w:rPr>
-          <w:rFonts w:hint="eastAsia" w:ascii="Times New Roman" w:hAnsi="Times New Roman" w:eastAsia="FangSong" w:cs="Times New Roman"/>
-        </w:rPr>
-        <w:t>现在你知道那条直线是哪来的了</w:t>
+        <w:t>」</w:t>
+      </w:r>
+      <w:r>
+        <w:rPr>
+          <w:rFonts w:hint="eastAsia" w:ascii="Times New Roman" w:hAnsi="Times New Roman" w:eastAsia="FangSong" w:cs="Times New Roman"/>
+        </w:rPr>
+        <w:t>一致</w:t>
+      </w:r>
+      <w:r>
+        <w:rPr>
+          <w:rFonts w:hint="eastAsia" w:ascii="Times New Roman" w:hAnsi="Times New Roman" w:eastAsia="Times New Roman" w:cs="Times New Roman"/>
+        </w:rPr>
+        <w:t>——</w:t>
+      </w:r>
+      <w:r>
+        <w:rPr>
+          <w:rFonts w:hint="eastAsia" w:ascii="Times New Roman" w:hAnsi="Times New Roman" w:eastAsia="FangSong" w:cs="Times New Roman"/>
+        </w:rPr>
+        <w:t>该直线的来源由此得到说明</w:t>
       </w:r>
       <w:r>
         <w:rPr>
@@ -10620,7 +10570,7 @@
       </w:r>
     </w:p>
     <w:bookmarkEnd w:id="21"/>
-    <w:bookmarkStart w:id="22" w:name="定积分写法等价且更省事"/>
+    <w:bookmarkStart w:id="22" w:name="定积分写法等价且无需单独求-c"/>
     <w:p>
       <w:pPr>
         <w:pStyle w:val="Heading3"/>
@@ -10660,13 +10610,19 @@
         <w:rPr>
           <w:rFonts w:hint="eastAsia" w:ascii="Times New Roman" w:hAnsi="Times New Roman" w:eastAsia="SimHei" w:cs="Times New Roman"/>
         </w:rPr>
-        <w:t>且更省事</w:t>
-      </w:r>
-      <w:r>
-        <w:rPr>
-          <w:rFonts w:hint="eastAsia" w:ascii="Times New Roman" w:hAnsi="Times New Roman" w:eastAsia="Times New Roman" w:cs="Times New Roman"/>
-        </w:rPr>
-        <w:t>）</w:t>
+        <w:t>且无需单独求</w:t>
+      </w:r>
+      <w:r>
+        <w:rPr>
+          <w:rFonts w:ascii="Times New Roman" w:hAnsi="Times New Roman" w:eastAsia="Times New Roman" w:cs="Times New Roman"/>
+        </w:rPr>
+        <w:t xml:space="preserve"> </w:t>
+      </w:r>
+      <w:r>
+        <w:rPr>
+          <w:rFonts w:hint="eastAsia" w:ascii="Times New Roman" w:hAnsi="Times New Roman" w:eastAsia="Times New Roman" w:cs="Times New Roman"/>
+        </w:rPr>
+        <w:t xml:space="preserve">C）</w:t>
       </w:r>
     </w:p>
     <w:p>
@@ -11415,7 +11371,7 @@
         <w:rPr>
           <w:rFonts w:hint="eastAsia" w:ascii="Times New Roman" w:hAnsi="Times New Roman" w:eastAsia="FangSong" w:cs="Times New Roman"/>
         </w:rPr>
-        <w:t>解微分方程有个别人没有的好处</w:t>
+        <w:t>解微分方程有一个优点</w:t>
       </w:r>
       <w:r>
         <w:rPr>
@@ -11429,7 +11385,7 @@
           <w:b/>
           <w:bCs/>
         </w:rPr>
-        <w:t xml:space="preserve">可以百分百验证</w:t>
+        <w:t xml:space="preserve">结果可以代回原方程验证</w:t>
       </w:r>
       <w:r>
         <w:rPr>
@@ -11899,31 +11855,7 @@
         <w:rPr>
           <w:rFonts w:hint="eastAsia" w:ascii="Times New Roman" w:hAnsi="Times New Roman" w:eastAsia="FangSong" w:cs="Times New Roman"/>
         </w:rPr>
-        <w:t>三秒钟的求导能挡掉九成的符号错误</w:t>
-      </w:r>
-      <w:r>
-        <w:rPr>
-          <w:rFonts w:hint="eastAsia" w:ascii="Times New Roman" w:hAnsi="Times New Roman" w:eastAsia="Times New Roman" w:cs="Times New Roman"/>
-        </w:rPr>
-        <w:t>。</w:t>
-      </w:r>
-      <w:r>
-        <w:rPr>
-          <w:rFonts w:hint="eastAsia" w:ascii="Times New Roman" w:hAnsi="Times New Roman" w:eastAsia="FangSong" w:cs="Times New Roman"/>
-        </w:rPr>
-        <w:t>级别越高</w:t>
-      </w:r>
-      <w:r>
-        <w:rPr>
-          <w:rFonts w:hint="eastAsia" w:ascii="Times New Roman" w:hAnsi="Times New Roman" w:eastAsia="Times New Roman" w:cs="Times New Roman"/>
-        </w:rPr>
-        <w:t>、</w:t>
-      </w:r>
-      <w:r>
-        <w:rPr>
-          <w:rFonts w:hint="eastAsia" w:ascii="Times New Roman" w:hAnsi="Times New Roman" w:eastAsia="FangSong" w:cs="Times New Roman"/>
-        </w:rPr>
-        <w:t>式子越长</w:t>
+        <w:t>解后代回求导</w:t>
       </w:r>
       <w:r>
         <w:rPr>
@@ -11935,7 +11867,31 @@
         <w:rPr>
           <w:rFonts w:hint="eastAsia" w:ascii="Times New Roman" w:hAnsi="Times New Roman" w:eastAsia="FangSong" w:cs="Times New Roman"/>
         </w:rPr>
-        <w:t>越要验</w:t>
+        <w:t>可发现多数符号错误</w:t>
+      </w:r>
+      <w:r>
+        <w:rPr>
+          <w:rFonts w:hint="eastAsia" w:ascii="Times New Roman" w:hAnsi="Times New Roman" w:eastAsia="Times New Roman" w:cs="Times New Roman"/>
+        </w:rPr>
+        <w:t>；</w:t>
+      </w:r>
+      <w:r>
+        <w:rPr>
+          <w:rFonts w:hint="eastAsia" w:ascii="Times New Roman" w:hAnsi="Times New Roman" w:eastAsia="FangSong" w:cs="Times New Roman"/>
+        </w:rPr>
+        <w:t>式子越复杂</w:t>
+      </w:r>
+      <w:r>
+        <w:rPr>
+          <w:rFonts w:hint="eastAsia" w:ascii="Times New Roman" w:hAnsi="Times New Roman" w:eastAsia="Times New Roman" w:cs="Times New Roman"/>
+        </w:rPr>
+        <w:t>，</w:t>
+      </w:r>
+      <w:r>
+        <w:rPr>
+          <w:rFonts w:hint="eastAsia" w:ascii="Times New Roman" w:hAnsi="Times New Roman" w:eastAsia="FangSong" w:cs="Times New Roman"/>
+        </w:rPr>
+        <w:t>越应验证</w:t>
       </w:r>
       <w:r>
         <w:rPr>
@@ -11956,7 +11912,7 @@
     </w:p>
     <w:bookmarkEnd w:id="23"/>
     <w:bookmarkEnd w:id="24"/>
-    <w:bookmarkStart w:id="28" w:name="五零级与二级反应同一个套路"/>
+    <w:bookmarkStart w:id="28" w:name="五零级与二级反应同一方法"/>
     <w:p>
       <w:pPr>
         <w:pStyle w:val="Heading2"/>
@@ -11990,7 +11946,7 @@
         <w:rPr>
           <w:rFonts w:hint="eastAsia" w:ascii="Times New Roman" w:hAnsi="Times New Roman" w:eastAsia="SimHei" w:cs="Times New Roman"/>
         </w:rPr>
-        <w:t>同一个套路</w:t>
+        <w:t>同一方法</w:t>
       </w:r>
     </w:p>
     <w:bookmarkStart w:id="25" w:name="零级反应n-0"/>
@@ -13884,7 +13840,7 @@
         <w:rPr>
           <w:rFonts w:hint="eastAsia" w:ascii="Times New Roman" w:hAnsi="Times New Roman" w:eastAsia="FangSong" w:cs="Times New Roman"/>
         </w:rPr>
-        <w:t>现在斜率的正号也有了交代</w:t>
+        <w:t>斜率正号的来由也由此明确</w:t>
       </w:r>
       <w:r>
         <w:rPr>
@@ -15330,7 +15286,7 @@
         <w:rPr>
           <w:rFonts w:hint="eastAsia" w:ascii="Times New Roman" w:hAnsi="Times New Roman" w:eastAsia="FangSong" w:cs="Times New Roman"/>
         </w:rPr>
-        <w:t>就不会把三个式子记成三件孤立的事</w:t>
+        <w:t>就不会把三个式子视为三个孤立的结果</w:t>
       </w:r>
       <w:r>
         <w:rPr>
@@ -17325,31 +17281,7 @@
         <w:rPr>
           <w:rFonts w:hint="eastAsia" w:ascii="Times New Roman" w:hAnsi="Times New Roman" w:eastAsia="FangSong" w:cs="Times New Roman"/>
         </w:rPr>
-        <w:t>半衰期是</w:t>
-      </w:r>
-      <w:r>
-        <w:rPr>
-          <w:rFonts w:hint="eastAsia" w:ascii="Times New Roman" w:hAnsi="Times New Roman" w:eastAsia="Times New Roman" w:cs="Times New Roman"/>
-        </w:rPr>
-        <w:t>「</w:t>
-      </w:r>
-      <w:r>
-        <w:rPr>
-          <w:rFonts w:hint="eastAsia" w:ascii="Times New Roman" w:hAnsi="Times New Roman" w:eastAsia="FangSong" w:cs="Times New Roman"/>
-        </w:rPr>
-        <w:t>实验判级数</w:t>
-      </w:r>
-      <w:r>
-        <w:rPr>
-          <w:rFonts w:hint="eastAsia" w:ascii="Times New Roman" w:hAnsi="Times New Roman" w:eastAsia="Times New Roman" w:cs="Times New Roman"/>
-        </w:rPr>
-        <w:t>」</w:t>
-      </w:r>
-      <w:r>
-        <w:rPr>
-          <w:rFonts w:hint="eastAsia" w:ascii="Times New Roman" w:hAnsi="Times New Roman" w:eastAsia="FangSong" w:cs="Times New Roman"/>
-        </w:rPr>
-        <w:t>最快的路</w:t>
+        <w:t xml:space="preserve">半衰期是实验判定反应级数的便捷判据</w:t>
       </w:r>
       <w:r>
         <w:rPr>
@@ -18653,7 +18585,7 @@
           <w:b/>
           <w:bCs/>
         </w:rPr>
-        <w:t xml:space="preserve">讲讲</w:t>
+        <w:t xml:space="preserve">讲介绍</w:t>
       </w:r>
       <w:r>
         <w:rPr>
@@ -18665,7 +18597,7 @@
         <w:rPr>
           <w:rFonts w:hint="eastAsia" w:ascii="Times New Roman" w:hAnsi="Times New Roman" w:eastAsia="FangSong" w:cs="Times New Roman"/>
         </w:rPr>
-        <w:t>这里先见个面</w:t>
+        <w:t>此处先行提及</w:t>
       </w:r>
       <w:r>
         <w:rPr>
@@ -19074,13 +19006,19 @@
         <w:rPr>
           <w:rFonts w:hint="eastAsia" w:ascii="Times New Roman" w:hAnsi="Times New Roman" w:eastAsia="FangSong" w:cs="Times New Roman"/>
         </w:rPr>
-        <w:t xml:space="preserve">长得像</w:t>
-      </w:r>
-      <w:r>
-        <w:rPr>
-          <w:rFonts w:ascii="Times New Roman" w:hAnsi="Times New Roman" w:eastAsia="Times New Roman" w:cs="Times New Roman"/>
-        </w:rPr>
-        <w:t xml:space="preserve"> S </w:t>
+        <w:t xml:space="preserve">符号取自</w:t>
+      </w:r>
+      <w:r>
+        <w:rPr>
+          <w:rFonts w:ascii="Times New Roman" w:hAnsi="Times New Roman" w:eastAsia="Times New Roman" w:cs="Times New Roman"/>
+        </w:rPr>
+        <w:t xml:space="preserve"> </w:t>
+      </w:r>
+      <w:r>
+        <w:rPr>
+          <w:rFonts w:hint="eastAsia" w:ascii="Times New Roman" w:hAnsi="Times New Roman" w:eastAsia="Times New Roman" w:cs="Times New Roman"/>
+        </w:rPr>
+        <w:t>S（summa）</w:t>
       </w:r>
       <w:r>
         <w:rPr>
@@ -19245,7 +19183,7 @@
         <w:rPr>
           <w:rFonts w:hint="eastAsia" w:ascii="Times New Roman" w:hAnsi="Times New Roman" w:eastAsia="FangSong" w:cs="Times New Roman"/>
         </w:rPr>
-        <w:t>条积分表覆盖化学全部需求</w:t>
+        <w:t>条积分表覆盖化学中的常用需求</w:t>
       </w:r>
       <w:r>
         <w:rPr>
@@ -19398,7 +19336,7 @@
         <w:rPr>
           <w:rFonts w:hint="eastAsia" w:ascii="Times New Roman" w:hAnsi="Times New Roman" w:eastAsia="FangSong" w:cs="Times New Roman"/>
         </w:rPr>
-        <w:t>零级与二级是同一套路换积分表</w:t>
+        <w:t>零级与二级是同一方法配合不同积分公式</w:t>
       </w:r>
       <w:r>
         <w:rPr>
@@ -19581,7 +19519,7 @@
         <w:rPr>
           <w:rFonts w:hint="eastAsia" w:ascii="Times New Roman" w:hAnsi="Times New Roman" w:eastAsia="FangSong" w:cs="Times New Roman"/>
         </w:rPr>
-        <w:t>凡</w:t>
+        <w:t>凡属</w:t>
       </w:r>
       <w:r>
         <w:rPr>
@@ -19593,7 +19531,7 @@
         <w:rPr>
           <w:rFonts w:hint="eastAsia" w:ascii="Times New Roman" w:hAnsi="Times New Roman" w:eastAsia="FangSong" w:cs="Times New Roman"/>
         </w:rPr>
-        <w:t>已知变化率求累积</w:t>
+        <w:t>已知变化率求累积量</w:t>
       </w:r>
       <w:r>
         <w:rPr>
@@ -19605,7 +19543,19 @@
         <w:rPr>
           <w:rFonts w:hint="eastAsia" w:ascii="Times New Roman" w:hAnsi="Times New Roman" w:eastAsia="FangSong" w:cs="Times New Roman"/>
         </w:rPr>
-        <w:t>处都是本讲框架</w:t>
+        <w:t>的问题</w:t>
+      </w:r>
+      <w:r>
+        <w:rPr>
+          <w:rFonts w:hint="eastAsia" w:ascii="Times New Roman" w:hAnsi="Times New Roman" w:eastAsia="Times New Roman" w:cs="Times New Roman"/>
+        </w:rPr>
+        <w:t>，</w:t>
+      </w:r>
+      <w:r>
+        <w:rPr>
+          <w:rFonts w:hint="eastAsia" w:ascii="Times New Roman" w:hAnsi="Times New Roman" w:eastAsia="FangSong" w:cs="Times New Roman"/>
+        </w:rPr>
+        <w:t>均可沿用本讲方法</w:t>
       </w:r>
       <w:r>
         <w:rPr>
@@ -28084,7 +28034,7 @@
         <w:rPr>
           <w:rFonts w:hint="eastAsia" w:ascii="Times New Roman" w:hAnsi="Times New Roman" w:eastAsia="FangSong" w:cs="Times New Roman"/>
         </w:rPr>
-        <w:t>靠取对数掰直</w:t>
+        <w:t>靠取对数化为直线</w:t>
       </w:r>
       <w:r>
         <w:rPr>

--- a/06-学生侧材料/讲义/_数学工具/数学工具-第4讲-积分与分离变量.docx
+++ b/06-学生侧材料/讲义/_数学工具/数学工具-第4讲-积分与分离变量.docx
@@ -3414,7 +3414,7 @@
         <w:t>曲线下的面积</w:t>
       </w:r>
     </w:p>
-    <w:bookmarkStart w:id="14" w:name="为什么要引入定积分"/>
+    <w:bookmarkStart w:id="14" w:name="定积分的引入"/>
     <w:p>
       <w:pPr>
         <w:pStyle w:val="Heading3"/>
@@ -3430,7 +3430,7 @@
         <w:rPr>
           <w:rFonts w:hint="eastAsia" w:ascii="Times New Roman" w:hAnsi="Times New Roman" w:eastAsia="SimHei" w:cs="Times New Roman"/>
         </w:rPr>
-        <w:t xml:space="preserve">为什么要引入定积分</w:t>
+        <w:t xml:space="preserve">定积分的引入</w:t>
       </w:r>
     </w:p>
     <w:p>
@@ -8006,7 +8006,7 @@
         <w:t>）</w:t>
       </w:r>
     </w:p>
-    <w:bookmarkStart w:id="19" w:name="什么是微分方程"/>
+    <w:bookmarkStart w:id="19" w:name="微分方程"/>
     <w:p>
       <w:pPr>
         <w:pStyle w:val="Heading3"/>
@@ -8022,7 +8022,7 @@
         <w:rPr>
           <w:rFonts w:hint="eastAsia" w:ascii="Times New Roman" w:hAnsi="Times New Roman" w:eastAsia="SimHei" w:cs="Times New Roman"/>
         </w:rPr>
-        <w:t xml:space="preserve">什么是微分方程</w:t>
+        <w:t xml:space="preserve">微分方程</w:t>
       </w:r>
     </w:p>
     <w:p>

--- a/06-学生侧材料/讲义/_数学工具/数学工具-第4讲-积分与分离变量.docx
+++ b/06-学生侧材料/讲义/_数学工具/数学工具-第4讲-积分与分离变量.docx
@@ -2,82 +2,17 @@
 <file path=word/document.xml><?xml version="1.0" encoding="utf-8"?>
 <w:document xmlns:w="http://schemas.openxmlformats.org/wordprocessingml/2006/main" xmlns:m="http://schemas.openxmlformats.org/officeDocument/2006/math" xmlns:r="http://schemas.openxmlformats.org/officeDocument/2006/relationships" xmlns:o="urn:schemas-microsoft-com:office:office" xmlns:v="urn:schemas-microsoft-com:vml" xmlns:w10="urn:schemas-microsoft-com:office:word" xmlns:a="http://schemas.openxmlformats.org/drawingml/2006/main" xmlns:pic="http://schemas.openxmlformats.org/drawingml/2006/picture" xmlns:wp="http://schemas.openxmlformats.org/drawingml/2006/wordprocessingDrawing">
   <w:body>
-    <w:bookmarkStart w:id="45" w:name="第4讲面积与积分把-dadt-解出来"/>
     <w:p>
       <w:pPr>
-        <w:pStyle w:val="Heading1"/>
-        <w:spacing w:before="280" w:after="120"/>
-        <w:jc w:val="center"/>
+        <w:spacing w:before="160" w:after="80"/>
       </w:pPr>
       <w:r>
-        <w:rPr>
-          <w:rFonts w:hint="eastAsia" w:ascii="Times New Roman" w:hAnsi="Times New Roman" w:eastAsia="SimHei" w:cs="Times New Roman"/>
-        </w:rPr>
-        <w:t>第</w:t>
-      </w:r>
-      <w:r>
-        <w:rPr>
-          <w:rFonts w:hint="eastAsia" w:ascii="Times New Roman" w:hAnsi="Times New Roman" w:eastAsia="Times New Roman" w:cs="Times New Roman"/>
-        </w:rPr>
-        <w:t>4</w:t>
-      </w:r>
-      <w:r>
-        <w:rPr>
-          <w:rFonts w:hint="eastAsia" w:ascii="Times New Roman" w:hAnsi="Times New Roman" w:eastAsia="SimHei" w:cs="Times New Roman"/>
-        </w:rPr>
-        <w:t>讲</w:t>
-      </w:r>
-      <w:r>
-        <w:rPr>
-          <w:rFonts w:hint="eastAsia" w:ascii="Times New Roman" w:hAnsi="Times New Roman" w:eastAsia="Times New Roman" w:cs="Times New Roman"/>
-        </w:rPr>
-        <w:t>：</w:t>
-      </w:r>
-      <w:r>
-        <w:rPr>
-          <w:rFonts w:hint="eastAsia" w:ascii="Times New Roman" w:hAnsi="Times New Roman" w:eastAsia="SimHei" w:cs="Times New Roman"/>
-        </w:rPr>
-        <w:t>面积与积分</w:t>
-      </w:r>
-      <w:r>
-        <w:rPr>
-          <w:rFonts w:hint="eastAsia" w:ascii="Times New Roman" w:hAnsi="Times New Roman" w:eastAsia="Times New Roman" w:cs="Times New Roman"/>
-        </w:rPr>
-        <w:t>——</w:t>
-      </w:r>
-      <w:r>
-        <w:rPr>
-          <w:rFonts w:hint="eastAsia" w:ascii="Times New Roman" w:hAnsi="Times New Roman" w:eastAsia="SimHei" w:cs="Times New Roman"/>
-        </w:rPr>
-        <w:t>把</w:t>
-      </w:r>
-      <w:r>
-        <w:rPr>
-          <w:rFonts w:ascii="Times New Roman" w:hAnsi="Times New Roman" w:eastAsia="Times New Roman" w:cs="Times New Roman"/>
-        </w:rPr>
-        <w:t xml:space="preserve"> </w:t>
-      </w:r>
-      <w:r>
-        <w:rPr>
-          <w:rStyle w:val="VerbatimChar"/>
-          <w:rFonts w:ascii="Times New Roman" w:hAnsi="Times New Roman" w:eastAsia="Times New Roman" w:cs="Times New Roman"/>
-        </w:rPr>
-        <w:t xml:space="preserve">d[A]/dt</w:t>
-      </w:r>
-      <w:r>
-        <w:rPr>
-          <w:rFonts w:ascii="Times New Roman" w:hAnsi="Times New Roman" w:eastAsia="Times New Roman" w:cs="Times New Roman"/>
-        </w:rPr>
-        <w:t xml:space="preserve"> </w:t>
-      </w:r>
-      <w:r>
-        <w:rPr>
-          <w:rFonts w:hint="eastAsia" w:ascii="Times New Roman" w:hAnsi="Times New Roman" w:eastAsia="SimHei" w:cs="Times New Roman"/>
-        </w:rPr>
-        <w:t xml:space="preserve">解出来</w:t>
+        <w:pict>
+          <v:rect style="width:0;height:1.5pt" o:hralign="center" o:hrstd="t" o:hr="t"/>
+        </w:pict>
       </w:r>
     </w:p>
-    <w:bookmarkStart w:id="9" w:name="学习目标"/>
+    <w:bookmarkStart w:id="12" w:name="反问题知道变化率求原来的函数"/>
     <w:p>
       <w:pPr>
         <w:pStyle w:val="Heading2"/>
@@ -85,694 +20,42 @@
       </w:pPr>
       <w:r>
         <w:rPr>
+          <w:rFonts w:ascii="Times New Roman" w:hAnsi="Times New Roman" w:eastAsia="Times New Roman" w:cs="Times New Roman"/>
+        </w:rPr>
+        <w:t xml:space="preserve">§1 </w:t>
+      </w:r>
+      <w:r>
+        <w:rPr>
           <w:rFonts w:hint="eastAsia" w:ascii="Times New Roman" w:hAnsi="Times New Roman" w:eastAsia="SimHei" w:cs="Times New Roman"/>
         </w:rPr>
-        <w:t xml:space="preserve">学习目标</w:t>
+        <w:t>反问题</w:t>
+      </w:r>
+      <w:r>
+        <w:rPr>
+          <w:rFonts w:hint="eastAsia" w:ascii="Times New Roman" w:hAnsi="Times New Roman" w:eastAsia="Times New Roman" w:cs="Times New Roman"/>
+        </w:rPr>
+        <w:t>：</w:t>
+      </w:r>
+      <w:r>
+        <w:rPr>
+          <w:rFonts w:hint="eastAsia" w:ascii="Times New Roman" w:hAnsi="Times New Roman" w:eastAsia="SimHei" w:cs="Times New Roman"/>
+        </w:rPr>
+        <w:t>知道变化率</w:t>
+      </w:r>
+      <w:r>
+        <w:rPr>
+          <w:rFonts w:hint="eastAsia" w:ascii="Times New Roman" w:hAnsi="Times New Roman" w:eastAsia="Times New Roman" w:cs="Times New Roman"/>
+        </w:rPr>
+        <w:t>，</w:t>
+      </w:r>
+      <w:r>
+        <w:rPr>
+          <w:rFonts w:hint="eastAsia" w:ascii="Times New Roman" w:hAnsi="Times New Roman" w:eastAsia="SimHei" w:cs="Times New Roman"/>
+        </w:rPr>
+        <w:t>求原来的函数</w:t>
       </w:r>
     </w:p>
-    <w:p>
-      <w:pPr>
-        <w:pStyle w:val="BlockText"/>
-      </w:pPr>
-      <w:r>
-        <w:rPr>
-          <w:rFonts w:hint="eastAsia" w:ascii="Times New Roman" w:hAnsi="Times New Roman" w:eastAsia="FangSong" w:cs="Times New Roman"/>
-        </w:rPr>
-        <w:t>对齐考纲</w:t>
-      </w:r>
-      <w:r>
-        <w:rPr>
-          <w:rFonts w:hint="eastAsia" w:ascii="Times New Roman" w:hAnsi="Times New Roman" w:eastAsia="Times New Roman" w:cs="Times New Roman"/>
-        </w:rPr>
-        <w:t>：§57</w:t>
-      </w:r>
-      <w:r>
-        <w:rPr>
-          <w:rFonts w:ascii="Times New Roman" w:hAnsi="Times New Roman" w:eastAsia="Times New Roman" w:cs="Times New Roman"/>
-        </w:rPr>
-        <w:t xml:space="preserve"> </w:t>
-      </w:r>
-      <w:r>
-        <w:rPr>
-          <w:rFonts w:hint="eastAsia" w:ascii="Times New Roman" w:hAnsi="Times New Roman" w:eastAsia="FangSong" w:cs="Times New Roman"/>
-        </w:rPr>
-        <w:t>化学动力学</w:t>
-      </w:r>
-      <w:r>
-        <w:rPr>
-          <w:rFonts w:hint="eastAsia" w:ascii="Times New Roman" w:hAnsi="Times New Roman" w:eastAsia="Times New Roman" w:cs="Times New Roman"/>
-        </w:rPr>
-        <w:t>·§06</w:t>
-      </w:r>
-      <w:r>
-        <w:rPr>
-          <w:rFonts w:ascii="Times New Roman" w:hAnsi="Times New Roman" w:eastAsia="Times New Roman" w:cs="Times New Roman"/>
-        </w:rPr>
-        <w:t xml:space="preserve"> </w:t>
-      </w:r>
-      <w:r>
-        <w:rPr>
-          <w:rFonts w:hint="eastAsia" w:ascii="Times New Roman" w:hAnsi="Times New Roman" w:eastAsia="FangSong" w:cs="Times New Roman"/>
-        </w:rPr>
-        <w:t xml:space="preserve">热力学初步</w:t>
-      </w:r>
-      <w:r>
-        <w:rPr>
-          <w:rFonts w:ascii="Times New Roman" w:hAnsi="Times New Roman" w:eastAsia="Times New Roman" w:cs="Times New Roman"/>
-        </w:rPr>
-        <w:t xml:space="preserve"> </w:t>
-      </w:r>
-    </w:p>
-    <w:p>
-      <w:pPr>
-        <w:pStyle w:val="Compact"/>
-        <w:numPr>
-          <w:ilvl w:val="0"/>
-          <w:numId w:val="1001"/>
-        </w:numPr>
-      </w:pPr>
-      <w:r>
-        <w:rPr>
-          <w:rFonts w:hint="eastAsia" w:ascii="Times New Roman" w:hAnsi="Times New Roman" w:eastAsia="FangSong" w:cs="Times New Roman"/>
-        </w:rPr>
-        <w:t>能说清</w:t>
-      </w:r>
-      <w:r>
-        <w:rPr>
-          <w:rFonts w:hint="eastAsia" w:ascii="Times New Roman" w:hAnsi="Times New Roman" w:eastAsia="Times New Roman" w:cs="Times New Roman"/>
-        </w:rPr>
-        <w:t>「</w:t>
-      </w:r>
-      <w:r>
-        <w:rPr>
-          <w:rFonts w:hint="eastAsia" w:ascii="Times New Roman" w:hAnsi="Times New Roman" w:eastAsia="FangSong" w:cs="Times New Roman"/>
-        </w:rPr>
-        <w:t>反导数</w:t>
-      </w:r>
-      <w:r>
-        <w:rPr>
-          <w:rFonts w:hint="eastAsia" w:ascii="Times New Roman" w:hAnsi="Times New Roman" w:eastAsia="Times New Roman" w:cs="Times New Roman"/>
-        </w:rPr>
-        <w:t>」</w:t>
-      </w:r>
-      <w:r>
-        <w:rPr>
-          <w:rFonts w:hint="eastAsia" w:ascii="Times New Roman" w:hAnsi="Times New Roman" w:eastAsia="FangSong" w:cs="Times New Roman"/>
-        </w:rPr>
-        <w:t>与</w:t>
-      </w:r>
-      <w:r>
-        <w:rPr>
-          <w:rFonts w:hint="eastAsia" w:ascii="Times New Roman" w:hAnsi="Times New Roman" w:eastAsia="Times New Roman" w:cs="Times New Roman"/>
-        </w:rPr>
-        <w:t>「</w:t>
-      </w:r>
-      <w:r>
-        <w:rPr>
-          <w:rFonts w:hint="eastAsia" w:ascii="Times New Roman" w:hAnsi="Times New Roman" w:eastAsia="FangSong" w:cs="Times New Roman"/>
-        </w:rPr>
-        <w:t>导数</w:t>
-      </w:r>
-      <w:r>
-        <w:rPr>
-          <w:rFonts w:hint="eastAsia" w:ascii="Times New Roman" w:hAnsi="Times New Roman" w:eastAsia="Times New Roman" w:cs="Times New Roman"/>
-        </w:rPr>
-        <w:t>」</w:t>
-      </w:r>
-      <w:r>
-        <w:rPr>
-          <w:rFonts w:hint="eastAsia" w:ascii="Times New Roman" w:hAnsi="Times New Roman" w:eastAsia="FangSong" w:cs="Times New Roman"/>
-        </w:rPr>
-        <w:t>的互逆关系</w:t>
-      </w:r>
-      <w:r>
-        <w:rPr>
-          <w:rFonts w:hint="eastAsia" w:ascii="Times New Roman" w:hAnsi="Times New Roman" w:eastAsia="Times New Roman" w:cs="Times New Roman"/>
-        </w:rPr>
-        <w:t>，</w:t>
-      </w:r>
-      <w:r>
-        <w:rPr>
-          <w:rFonts w:hint="eastAsia" w:ascii="Times New Roman" w:hAnsi="Times New Roman" w:eastAsia="FangSong" w:cs="Times New Roman"/>
-        </w:rPr>
-        <w:t>并解释积分常数</w:t>
-      </w:r>
-      <w:r>
-        <w:rPr>
-          <w:rFonts w:ascii="Times New Roman" w:hAnsi="Times New Roman" w:eastAsia="Times New Roman" w:cs="Times New Roman"/>
-        </w:rPr>
-        <w:t xml:space="preserve"> </w:t>
-      </w:r>
-      <w:r>
-        <w:rPr>
-          <w:rStyle w:val="VerbatimChar"/>
-          <w:rFonts w:ascii="Times New Roman" w:hAnsi="Times New Roman" w:eastAsia="Times New Roman" w:cs="Times New Roman"/>
-        </w:rPr>
-        <w:t xml:space="preserve">C</w:t>
-      </w:r>
-      <w:r>
-        <w:rPr>
-          <w:rFonts w:ascii="Times New Roman" w:hAnsi="Times New Roman" w:eastAsia="Times New Roman" w:cs="Times New Roman"/>
-        </w:rPr>
-        <w:t xml:space="preserve"> </w:t>
-      </w:r>
-      <w:r>
-        <w:rPr>
-          <w:rFonts w:hint="eastAsia" w:ascii="Times New Roman" w:hAnsi="Times New Roman" w:eastAsia="FangSong" w:cs="Times New Roman"/>
-        </w:rPr>
-        <w:t>为什么必须在不定积分里写出来</w:t>
-      </w:r>
-      <w:r>
-        <w:rPr>
-          <w:rFonts w:hint="eastAsia" w:ascii="Times New Roman" w:hAnsi="Times New Roman" w:eastAsia="Times New Roman" w:cs="Times New Roman"/>
-        </w:rPr>
-        <w:t>。</w:t>
-      </w:r>
-    </w:p>
-    <w:p>
-      <w:pPr>
-        <w:pStyle w:val="Compact"/>
-        <w:numPr>
-          <w:ilvl w:val="0"/>
-          <w:numId w:val="1001"/>
-        </w:numPr>
-      </w:pPr>
-      <w:r>
-        <w:rPr>
-          <w:rFonts w:hint="eastAsia" w:ascii="Times New Roman" w:hAnsi="Times New Roman" w:eastAsia="FangSong" w:cs="Times New Roman"/>
-        </w:rPr>
-        <w:t>能说出定积分的几何意义</w:t>
-      </w:r>
-      <w:r>
-        <w:rPr>
-          <w:rFonts w:hint="eastAsia" w:ascii="Times New Roman" w:hAnsi="Times New Roman" w:eastAsia="Times New Roman" w:cs="Times New Roman"/>
-        </w:rPr>
-        <w:t>（</w:t>
-      </w:r>
-      <w:r>
-        <w:rPr>
-          <w:rFonts w:hint="eastAsia" w:ascii="Times New Roman" w:hAnsi="Times New Roman" w:eastAsia="FangSong" w:cs="Times New Roman"/>
-        </w:rPr>
-        <w:t>曲线下的有向面积</w:t>
-      </w:r>
-      <w:r>
-        <w:rPr>
-          <w:rFonts w:hint="eastAsia" w:ascii="Times New Roman" w:hAnsi="Times New Roman" w:eastAsia="Times New Roman" w:cs="Times New Roman"/>
-        </w:rPr>
-        <w:t>），</w:t>
-      </w:r>
-      <w:r>
-        <w:rPr>
-          <w:rFonts w:hint="eastAsia" w:ascii="Times New Roman" w:hAnsi="Times New Roman" w:eastAsia="FangSong" w:cs="Times New Roman"/>
-        </w:rPr>
-        <w:t>并会用</w:t>
-      </w:r>
-      <w:r>
-        <w:rPr>
-          <w:rFonts w:hint="eastAsia" w:ascii="Times New Roman" w:hAnsi="Times New Roman" w:eastAsia="Times New Roman" w:cs="Times New Roman"/>
-        </w:rPr>
-        <w:t>「</w:t>
-      </w:r>
-      <w:r>
-        <w:rPr>
-          <w:rFonts w:hint="eastAsia" w:ascii="Times New Roman" w:hAnsi="Times New Roman" w:eastAsia="FangSong" w:cs="Times New Roman"/>
-        </w:rPr>
-        <w:t>反导数之差</w:t>
-      </w:r>
-      <w:r>
-        <w:rPr>
-          <w:rFonts w:hint="eastAsia" w:ascii="Times New Roman" w:hAnsi="Times New Roman" w:eastAsia="Times New Roman" w:cs="Times New Roman"/>
-        </w:rPr>
-        <w:t>」</w:t>
-      </w:r>
-      <w:r>
-        <w:rPr>
-          <w:rFonts w:hint="eastAsia" w:ascii="Times New Roman" w:hAnsi="Times New Roman" w:eastAsia="FangSong" w:cs="Times New Roman"/>
-        </w:rPr>
-        <w:t>计算定积分</w:t>
-      </w:r>
-      <w:r>
-        <w:rPr>
-          <w:rFonts w:hint="eastAsia" w:ascii="Times New Roman" w:hAnsi="Times New Roman" w:eastAsia="Times New Roman" w:cs="Times New Roman"/>
-        </w:rPr>
-        <w:t>。</w:t>
-      </w:r>
-    </w:p>
-    <w:p>
-      <w:pPr>
-        <w:pStyle w:val="Compact"/>
-        <w:numPr>
-          <w:ilvl w:val="0"/>
-          <w:numId w:val="1001"/>
-        </w:numPr>
-      </w:pPr>
-      <w:r>
-        <w:rPr>
-          <w:rFonts w:hint="eastAsia" w:ascii="Times New Roman" w:hAnsi="Times New Roman" w:eastAsia="FangSong" w:cs="Times New Roman"/>
-        </w:rPr>
-        <w:t xml:space="preserve">会背并会用</w:t>
-      </w:r>
-      <w:r>
-        <w:rPr>
-          <w:rFonts w:ascii="Times New Roman" w:hAnsi="Times New Roman" w:eastAsia="Times New Roman" w:cs="Times New Roman"/>
-        </w:rPr>
-        <w:t xml:space="preserve"> 8 </w:t>
-      </w:r>
-      <w:r>
-        <w:rPr>
-          <w:rFonts w:hint="eastAsia" w:ascii="Times New Roman" w:hAnsi="Times New Roman" w:eastAsia="FangSong" w:cs="Times New Roman"/>
-        </w:rPr>
-        <w:t>条够用积分表</w:t>
-      </w:r>
-      <w:r>
-        <w:rPr>
-          <w:rFonts w:hint="eastAsia" w:ascii="Times New Roman" w:hAnsi="Times New Roman" w:eastAsia="Times New Roman" w:cs="Times New Roman"/>
-        </w:rPr>
-        <w:t>（</w:t>
-      </w:r>
-      <w:r>
-        <w:rPr>
-          <w:rFonts w:hint="eastAsia" w:ascii="Times New Roman" w:hAnsi="Times New Roman" w:eastAsia="FangSong" w:cs="Times New Roman"/>
-        </w:rPr>
-        <w:t>幂函数</w:t>
-      </w:r>
-      <w:r>
-        <w:rPr>
-          <w:rFonts w:hint="eastAsia" w:ascii="Times New Roman" w:hAnsi="Times New Roman" w:eastAsia="Times New Roman" w:cs="Times New Roman"/>
-        </w:rPr>
-        <w:t>、1/x、</w:t>
-      </w:r>
-      <w:r>
-        <w:rPr>
-          <w:rFonts w:hint="eastAsia" w:ascii="Times New Roman" w:hAnsi="Times New Roman" w:eastAsia="FangSong" w:cs="Times New Roman"/>
-        </w:rPr>
-        <w:t>指数函数及其线性组合</w:t>
-      </w:r>
-      <w:r>
-        <w:rPr>
-          <w:rFonts w:hint="eastAsia" w:ascii="Times New Roman" w:hAnsi="Times New Roman" w:eastAsia="Times New Roman" w:cs="Times New Roman"/>
-        </w:rPr>
-        <w:t>）。</w:t>
-      </w:r>
-    </w:p>
-    <w:p>
-      <w:pPr>
-        <w:pStyle w:val="Compact"/>
-        <w:numPr>
-          <w:ilvl w:val="0"/>
-          <w:numId w:val="1001"/>
-        </w:numPr>
-      </w:pPr>
-      <w:r>
-        <w:rPr>
-          <w:rFonts w:hint="eastAsia" w:ascii="Times New Roman" w:hAnsi="Times New Roman" w:eastAsia="FangSong" w:cs="Times New Roman"/>
-        </w:rPr>
-        <w:t>会用</w:t>
-      </w:r>
-      <w:r>
-        <w:rPr>
-          <w:rFonts w:hint="eastAsia" w:ascii="Times New Roman" w:hAnsi="Times New Roman" w:eastAsia="Times New Roman" w:cs="Times New Roman"/>
-        </w:rPr>
-        <w:t>「</w:t>
-      </w:r>
-      <w:r>
-        <w:rPr>
-          <w:rFonts w:hint="eastAsia" w:ascii="Times New Roman" w:hAnsi="Times New Roman" w:eastAsia="FangSong" w:cs="Times New Roman"/>
-        </w:rPr>
-        <w:t>移项</w:t>
-      </w:r>
-      <w:r>
-        <w:rPr>
-          <w:rFonts w:hint="eastAsia" w:ascii="Times New Roman" w:hAnsi="Times New Roman" w:eastAsia="Times New Roman" w:cs="Times New Roman"/>
-        </w:rPr>
-        <w:t>—</w:t>
-      </w:r>
-      <w:r>
-        <w:rPr>
-          <w:rFonts w:hint="eastAsia" w:ascii="Times New Roman" w:hAnsi="Times New Roman" w:eastAsia="FangSong" w:cs="Times New Roman"/>
-        </w:rPr>
-        <w:t>两边积分</w:t>
-      </w:r>
-      <w:r>
-        <w:rPr>
-          <w:rFonts w:hint="eastAsia" w:ascii="Times New Roman" w:hAnsi="Times New Roman" w:eastAsia="Times New Roman" w:cs="Times New Roman"/>
-        </w:rPr>
-        <w:t>—</w:t>
-      </w:r>
-      <w:r>
-        <w:rPr>
-          <w:rFonts w:hint="eastAsia" w:ascii="Times New Roman" w:hAnsi="Times New Roman" w:eastAsia="FangSong" w:cs="Times New Roman"/>
-        </w:rPr>
-        <w:t>定常数</w:t>
-      </w:r>
-      <w:r>
-        <w:rPr>
-          <w:rFonts w:hint="eastAsia" w:ascii="Times New Roman" w:hAnsi="Times New Roman" w:eastAsia="Times New Roman" w:cs="Times New Roman"/>
-        </w:rPr>
-        <w:t>」</w:t>
-      </w:r>
-      <w:r>
-        <w:rPr>
-          <w:rFonts w:hint="eastAsia" w:ascii="Times New Roman" w:hAnsi="Times New Roman" w:eastAsia="FangSong" w:cs="Times New Roman"/>
-        </w:rPr>
-        <w:t>三步法解可分离变量的一阶微分方程</w:t>
-      </w:r>
-      <w:r>
-        <w:rPr>
-          <w:rFonts w:hint="eastAsia" w:ascii="Times New Roman" w:hAnsi="Times New Roman" w:eastAsia="Times New Roman" w:cs="Times New Roman"/>
-        </w:rPr>
-        <w:t>。</w:t>
-      </w:r>
-    </w:p>
-    <w:p>
-      <w:pPr>
-        <w:pStyle w:val="Compact"/>
-        <w:numPr>
-          <w:ilvl w:val="0"/>
-          <w:numId w:val="1001"/>
-        </w:numPr>
-      </w:pPr>
-      <w:r>
-        <w:rPr>
-          <w:rFonts w:hint="eastAsia" w:ascii="Times New Roman" w:hAnsi="Times New Roman" w:eastAsia="FangSong" w:cs="Times New Roman"/>
-        </w:rPr>
-        <w:t>能独立推出零级</w:t>
-      </w:r>
-      <w:r>
-        <w:rPr>
-          <w:rFonts w:hint="eastAsia" w:ascii="Times New Roman" w:hAnsi="Times New Roman" w:eastAsia="Times New Roman" w:cs="Times New Roman"/>
-        </w:rPr>
-        <w:t>、</w:t>
-      </w:r>
-      <w:r>
-        <w:rPr>
-          <w:rFonts w:hint="eastAsia" w:ascii="Times New Roman" w:hAnsi="Times New Roman" w:eastAsia="FangSong" w:cs="Times New Roman"/>
-        </w:rPr>
-        <w:t>一级</w:t>
-      </w:r>
-      <w:r>
-        <w:rPr>
-          <w:rFonts w:hint="eastAsia" w:ascii="Times New Roman" w:hAnsi="Times New Roman" w:eastAsia="Times New Roman" w:cs="Times New Roman"/>
-        </w:rPr>
-        <w:t>、</w:t>
-      </w:r>
-      <w:r>
-        <w:rPr>
-          <w:rFonts w:hint="eastAsia" w:ascii="Times New Roman" w:hAnsi="Times New Roman" w:eastAsia="FangSong" w:cs="Times New Roman"/>
-        </w:rPr>
-        <w:t>二级反应的积分速率方程</w:t>
-      </w:r>
-      <w:r>
-        <w:rPr>
-          <w:rFonts w:hint="eastAsia" w:ascii="Times New Roman" w:hAnsi="Times New Roman" w:eastAsia="Times New Roman" w:cs="Times New Roman"/>
-        </w:rPr>
-        <w:t>，</w:t>
-      </w:r>
-      <w:r>
-        <w:rPr>
-          <w:rFonts w:hint="eastAsia" w:ascii="Times New Roman" w:hAnsi="Times New Roman" w:eastAsia="FangSong" w:cs="Times New Roman"/>
-        </w:rPr>
-        <w:t>并说明它们与第</w:t>
-      </w:r>
-      <w:r>
-        <w:rPr>
-          <w:rFonts w:ascii="Times New Roman" w:hAnsi="Times New Roman" w:eastAsia="Times New Roman" w:cs="Times New Roman"/>
-        </w:rPr>
-        <w:t xml:space="preserve"> 1 </w:t>
-      </w:r>
-      <w:r>
-        <w:rPr>
-          <w:rFonts w:hint="eastAsia" w:ascii="Times New Roman" w:hAnsi="Times New Roman" w:eastAsia="FangSong" w:cs="Times New Roman"/>
-        </w:rPr>
-        <w:t>讲</w:t>
-      </w:r>
-      <w:r>
-        <w:rPr>
-          <w:rFonts w:hint="eastAsia" w:ascii="Times New Roman" w:hAnsi="Times New Roman" w:eastAsia="Times New Roman" w:cs="Times New Roman"/>
-        </w:rPr>
-        <w:t>「</w:t>
-      </w:r>
-      <w:r>
-        <w:rPr>
-          <w:rFonts w:hint="eastAsia" w:ascii="Times New Roman" w:hAnsi="Times New Roman" w:eastAsia="FangSong" w:cs="Times New Roman"/>
-        </w:rPr>
-        <w:t>哪条线是直的</w:t>
-      </w:r>
-      <w:r>
-        <w:rPr>
-          <w:rFonts w:hint="eastAsia" w:ascii="Times New Roman" w:hAnsi="Times New Roman" w:eastAsia="Times New Roman" w:cs="Times New Roman"/>
-        </w:rPr>
-        <w:t>」</w:t>
-      </w:r>
-      <w:r>
-        <w:rPr>
-          <w:rFonts w:hint="eastAsia" w:ascii="Times New Roman" w:hAnsi="Times New Roman" w:eastAsia="FangSong" w:cs="Times New Roman"/>
-        </w:rPr>
-        <w:t>的对应关系</w:t>
-      </w:r>
-      <w:r>
-        <w:rPr>
-          <w:rFonts w:hint="eastAsia" w:ascii="Times New Roman" w:hAnsi="Times New Roman" w:eastAsia="Times New Roman" w:cs="Times New Roman"/>
-        </w:rPr>
-        <w:t>。</w:t>
-      </w:r>
-    </w:p>
-    <w:p>
-      <w:pPr>
-        <w:pStyle w:val="Compact"/>
-        <w:numPr>
-          <w:ilvl w:val="0"/>
-          <w:numId w:val="1001"/>
-        </w:numPr>
-      </w:pPr>
-      <w:r>
-        <w:rPr>
-          <w:rFonts w:hint="eastAsia" w:ascii="Times New Roman" w:hAnsi="Times New Roman" w:eastAsia="FangSong" w:cs="Times New Roman"/>
-        </w:rPr>
-        <w:t>会从积分式反推半衰期表达式</w:t>
-      </w:r>
-      <w:r>
-        <w:rPr>
-          <w:rFonts w:hint="eastAsia" w:ascii="Times New Roman" w:hAnsi="Times New Roman" w:eastAsia="Times New Roman" w:cs="Times New Roman"/>
-        </w:rPr>
-        <w:t>，</w:t>
-      </w:r>
-      <w:r>
-        <w:rPr>
-          <w:rFonts w:hint="eastAsia" w:ascii="Times New Roman" w:hAnsi="Times New Roman" w:eastAsia="FangSong" w:cs="Times New Roman"/>
-        </w:rPr>
-        <w:t>并解释为什么只有一级反应的半衰期与初浓度无关</w:t>
-      </w:r>
-      <w:r>
-        <w:rPr>
-          <w:rFonts w:hint="eastAsia" w:ascii="Times New Roman" w:hAnsi="Times New Roman" w:eastAsia="Times New Roman" w:cs="Times New Roman"/>
-        </w:rPr>
-        <w:t>。</w:t>
-      </w:r>
-    </w:p>
-    <w:p>
-      <w:pPr>
-        <w:pStyle w:val="Compact"/>
-        <w:numPr>
-          <w:ilvl w:val="0"/>
-          <w:numId w:val="1001"/>
-        </w:numPr>
-      </w:pPr>
-      <w:r>
-        <w:rPr>
-          <w:rFonts w:hint="eastAsia" w:ascii="Times New Roman" w:hAnsi="Times New Roman" w:eastAsia="FangSong" w:cs="Times New Roman"/>
-        </w:rPr>
-        <w:t>能处理带初值条件的定积分写法</w:t>
-      </w:r>
-      <w:r>
-        <w:rPr>
-          <w:rFonts w:hint="eastAsia" w:ascii="Times New Roman" w:hAnsi="Times New Roman" w:eastAsia="Times New Roman" w:cs="Times New Roman"/>
-        </w:rPr>
-        <w:t>（</w:t>
-      </w:r>
-      <w:r>
-        <w:rPr>
-          <w:rFonts w:hint="eastAsia" w:ascii="Times New Roman" w:hAnsi="Times New Roman" w:eastAsia="FangSong" w:cs="Times New Roman"/>
-        </w:rPr>
-        <w:t>下限取</w:t>
-      </w:r>
-      <w:r>
-        <w:rPr>
-          <w:rFonts w:ascii="Times New Roman" w:hAnsi="Times New Roman" w:eastAsia="Times New Roman" w:cs="Times New Roman"/>
-        </w:rPr>
-        <w:t xml:space="preserve"> </w:t>
-      </w:r>
-      <w:r>
-        <w:rPr>
-          <w:rStyle w:val="VerbatimChar"/>
-          <w:rFonts w:ascii="Times New Roman" w:hAnsi="Times New Roman" w:eastAsia="Times New Roman" w:cs="Times New Roman"/>
-        </w:rPr>
-        <w:t xml:space="preserve">t=0</w:t>
-      </w:r>
-      <w:r>
-        <w:rPr>
-          <w:rFonts w:ascii="Times New Roman" w:hAnsi="Times New Roman" w:eastAsia="Times New Roman" w:cs="Times New Roman"/>
-        </w:rPr>
-        <w:t xml:space="preserve">、</w:t>
-      </w:r>
-      <w:r>
-        <w:rPr>
-          <w:rStyle w:val="VerbatimChar"/>
-          <w:rFonts w:ascii="Times New Roman" w:hAnsi="Times New Roman" w:eastAsia="Times New Roman" w:cs="Times New Roman"/>
-        </w:rPr>
-        <w:t>[A]=[A]</w:t>
-      </w:r>
-      <w:r>
-        <w:rPr>
-          <w:rStyle w:val="VerbatimChar"/>
-          <w:rFonts w:ascii="Times New Roman" w:hAnsi="Times New Roman" w:eastAsia="Times New Roman" w:cs="Times New Roman"/>
-          <w:vertAlign w:val="subscript"/>
-        </w:rPr>
-        <w:t>0</w:t>
-      </w:r>
-      <w:r>
-        <w:rPr>
-          <w:rFonts w:hint="eastAsia" w:ascii="Times New Roman" w:hAnsi="Times New Roman" w:eastAsia="Times New Roman" w:cs="Times New Roman"/>
-        </w:rPr>
-        <w:t>），</w:t>
-      </w:r>
-      <w:r>
-        <w:rPr>
-          <w:rFonts w:hint="eastAsia" w:ascii="Times New Roman" w:hAnsi="Times New Roman" w:eastAsia="FangSong" w:cs="Times New Roman"/>
-        </w:rPr>
-        <w:t>避免积分限错配</w:t>
-      </w:r>
-      <w:r>
-        <w:rPr>
-          <w:rFonts w:hint="eastAsia" w:ascii="Times New Roman" w:hAnsi="Times New Roman" w:eastAsia="Times New Roman" w:cs="Times New Roman"/>
-        </w:rPr>
-        <w:t>。</w:t>
-      </w:r>
-    </w:p>
-    <w:p>
-      <w:pPr>
-        <w:pStyle w:val="Compact"/>
-        <w:numPr>
-          <w:ilvl w:val="0"/>
-          <w:numId w:val="1001"/>
-        </w:numPr>
-      </w:pPr>
-      <w:r>
-        <w:rPr>
-          <w:rFonts w:hint="eastAsia" w:ascii="Times New Roman" w:hAnsi="Times New Roman" w:eastAsia="FangSong" w:cs="Times New Roman"/>
-        </w:rPr>
-        <w:t>会把积分用于化学的另外三处</w:t>
-      </w:r>
-      <w:r>
-        <w:rPr>
-          <w:rFonts w:hint="eastAsia" w:ascii="Times New Roman" w:hAnsi="Times New Roman" w:eastAsia="Times New Roman" w:cs="Times New Roman"/>
-        </w:rPr>
-        <w:t>：</w:t>
-      </w:r>
-      <w:r>
-        <w:rPr>
-          <w:rFonts w:hint="eastAsia" w:ascii="Times New Roman" w:hAnsi="Times New Roman" w:eastAsia="FangSong" w:cs="Times New Roman"/>
-        </w:rPr>
-        <w:t>可逆体积功</w:t>
-      </w:r>
-      <w:r>
-        <w:rPr>
-          <w:rFonts w:hint="eastAsia" w:ascii="Times New Roman" w:hAnsi="Times New Roman" w:eastAsia="Times New Roman" w:cs="Times New Roman"/>
-        </w:rPr>
-        <w:t>、Gibbs-Helmholtz</w:t>
-      </w:r>
-      <w:r>
-        <w:rPr>
-          <w:rFonts w:ascii="Times New Roman" w:hAnsi="Times New Roman" w:eastAsia="Times New Roman" w:cs="Times New Roman"/>
-        </w:rPr>
-        <w:t xml:space="preserve"> </w:t>
-      </w:r>
-      <w:r>
-        <w:rPr>
-          <w:rFonts w:hint="eastAsia" w:ascii="Times New Roman" w:hAnsi="Times New Roman" w:eastAsia="FangSong" w:cs="Times New Roman"/>
-        </w:rPr>
-        <w:t>式的积分形式</w:t>
-      </w:r>
-      <w:r>
-        <w:rPr>
-          <w:rFonts w:hint="eastAsia" w:ascii="Times New Roman" w:hAnsi="Times New Roman" w:eastAsia="Times New Roman" w:cs="Times New Roman"/>
-        </w:rPr>
-        <w:t>、</w:t>
-      </w:r>
-      <w:r>
-        <w:rPr>
-          <w:rFonts w:hint="eastAsia" w:ascii="Times New Roman" w:hAnsi="Times New Roman" w:eastAsia="FangSong" w:cs="Times New Roman"/>
-        </w:rPr>
-        <w:t>平均值的定义</w:t>
-      </w:r>
-      <w:r>
-        <w:rPr>
-          <w:rFonts w:hint="eastAsia" w:ascii="Times New Roman" w:hAnsi="Times New Roman" w:eastAsia="Times New Roman" w:cs="Times New Roman"/>
-        </w:rPr>
-        <w:t>。</w:t>
-      </w:r>
-    </w:p>
-    <w:p>
-      <w:pPr>
-        <w:spacing w:before="160" w:after="80"/>
-      </w:pPr>
-      <w:r>
-        <w:pict>
-          <v:rect style="width:0;height:1.5pt" o:hralign="center" o:hrstd="t" o:hr="t"/>
-        </w:pict>
-      </w:r>
-    </w:p>
-    <w:bookmarkEnd w:id="9"/>
-    <w:bookmarkStart w:id="13" w:name="一反问题知道变化率求原来的函数"/>
-    <w:p>
-      <w:pPr>
-        <w:pStyle w:val="Heading2"/>
-        <w:spacing w:before="280" w:after="120"/>
-      </w:pPr>
-      <w:r>
-        <w:rPr>
-          <w:rFonts w:hint="eastAsia" w:ascii="Times New Roman" w:hAnsi="Times New Roman" w:eastAsia="SimHei" w:cs="Times New Roman"/>
-        </w:rPr>
-        <w:t>一</w:t>
-      </w:r>
-      <w:r>
-        <w:rPr>
-          <w:rFonts w:hint="eastAsia" w:ascii="Times New Roman" w:hAnsi="Times New Roman" w:eastAsia="Times New Roman" w:cs="Times New Roman"/>
-        </w:rPr>
-        <w:t>、</w:t>
-      </w:r>
-      <w:r>
-        <w:rPr>
-          <w:rFonts w:hint="eastAsia" w:ascii="Times New Roman" w:hAnsi="Times New Roman" w:eastAsia="SimHei" w:cs="Times New Roman"/>
-        </w:rPr>
-        <w:t>反问题</w:t>
-      </w:r>
-      <w:r>
-        <w:rPr>
-          <w:rFonts w:hint="eastAsia" w:ascii="Times New Roman" w:hAnsi="Times New Roman" w:eastAsia="Times New Roman" w:cs="Times New Roman"/>
-        </w:rPr>
-        <w:t>：</w:t>
-      </w:r>
-      <w:r>
-        <w:rPr>
-          <w:rFonts w:hint="eastAsia" w:ascii="Times New Roman" w:hAnsi="Times New Roman" w:eastAsia="SimHei" w:cs="Times New Roman"/>
-        </w:rPr>
-        <w:t>知道变化率</w:t>
-      </w:r>
-      <w:r>
-        <w:rPr>
-          <w:rFonts w:hint="eastAsia" w:ascii="Times New Roman" w:hAnsi="Times New Roman" w:eastAsia="Times New Roman" w:cs="Times New Roman"/>
-        </w:rPr>
-        <w:t>，</w:t>
-      </w:r>
-      <w:r>
-        <w:rPr>
-          <w:rFonts w:hint="eastAsia" w:ascii="Times New Roman" w:hAnsi="Times New Roman" w:eastAsia="SimHei" w:cs="Times New Roman"/>
-        </w:rPr>
-        <w:t>求原来的函数</w:t>
-      </w:r>
-    </w:p>
-    <w:bookmarkStart w:id="10" w:name="第-3-讲留下的问题"/>
+    <w:bookmarkStart w:id="9" w:name="第-3-讲留下的问题"/>
     <w:p>
       <w:pPr>
         <w:pStyle w:val="Heading3"/>
@@ -806,6 +89,7 @@
     <w:p>
       <w:pPr>
         <w:pStyle w:val="FirstParagraph"/>
+        <w:ind w:firstLine="420"/>
       </w:pPr>
       <w:r>
         <w:rPr>
@@ -873,6 +157,7 @@
     <w:p>
       <w:pPr>
         <w:pStyle w:val="BodyText"/>
+        <w:ind w:firstLine="420"/>
       </w:pPr>
       <w:r>
         <w:rPr>
@@ -971,6 +256,7 @@
     <w:p>
       <w:pPr>
         <w:pStyle w:val="FirstParagraph"/>
+        <w:ind w:firstLine="420"/>
       </w:pPr>
       <w:r>
         <w:rPr>
@@ -1019,7 +305,8 @@
     </w:p>
     <w:p>
       <w:pPr>
-        <w:pStyle w:val="BlockText"/>
+        <w:pStyle w:val="BodyText"/>
+        <w:ind w:firstLine="420"/>
       </w:pPr>
       <w:r>
         <w:rPr>
@@ -1068,7 +355,8 @@
     </w:p>
     <w:p>
       <w:pPr>
-        <w:pStyle w:val="FirstParagraph"/>
+        <w:pStyle w:val="BodyText"/>
+        <w:ind w:firstLine="420"/>
       </w:pPr>
       <w:r>
         <w:rPr>
@@ -1155,8 +443,8 @@
         <w:t xml:space="preserve">。</w:t>
       </w:r>
     </w:p>
-    <w:bookmarkEnd w:id="10"/>
-    <w:bookmarkStart w:id="11" w:name="反导数的定义"/>
+    <w:bookmarkEnd w:id="9"/>
+    <w:bookmarkStart w:id="10" w:name="反导数的定义"/>
     <w:p>
       <w:pPr>
         <w:pStyle w:val="Heading3"/>
@@ -1178,6 +466,7 @@
     <w:p>
       <w:pPr>
         <w:pStyle w:val="FirstParagraph"/>
+        <w:ind w:firstLine="420"/>
       </w:pPr>
       <w:r>
         <w:rPr>
@@ -1373,11 +662,8 @@
     </w:p>
     <w:p>
       <w:pPr>
-        <w:pStyle w:val="Compact"/>
-        <w:numPr>
-          <w:ilvl w:val="0"/>
-          <w:numId w:val="1002"/>
-        </w:numPr>
+        <w:pStyle w:val="FirstParagraph"/>
+        <w:ind w:firstLine="420"/>
       </w:pPr>
       <w:r>
         <w:rPr>
@@ -1455,11 +741,8 @@
     </w:p>
     <w:p>
       <w:pPr>
-        <w:pStyle w:val="Compact"/>
-        <w:numPr>
-          <w:ilvl w:val="0"/>
-          <w:numId w:val="1002"/>
-        </w:numPr>
+        <w:pStyle w:val="BodyText"/>
+        <w:ind w:firstLine="420"/>
       </w:pPr>
       <w:r>
         <w:rPr>
@@ -1491,11 +774,8 @@
     </w:p>
     <w:p>
       <w:pPr>
-        <w:pStyle w:val="Compact"/>
-        <w:numPr>
-          <w:ilvl w:val="0"/>
-          <w:numId w:val="1002"/>
-        </w:numPr>
+        <w:pStyle w:val="BodyText"/>
+        <w:ind w:firstLine="420"/>
       </w:pPr>
       <w:r>
         <w:rPr>
@@ -1527,11 +807,8 @@
     </w:p>
     <w:p>
       <w:pPr>
-        <w:pStyle w:val="Compact"/>
-        <w:numPr>
-          <w:ilvl w:val="0"/>
-          <w:numId w:val="1002"/>
-        </w:numPr>
+        <w:pStyle w:val="BodyText"/>
+        <w:ind w:firstLine="420"/>
       </w:pPr>
       <w:r>
         <w:rPr>
@@ -1563,7 +840,8 @@
     </w:p>
     <w:p>
       <w:pPr>
-        <w:pStyle w:val="FirstParagraph"/>
+        <w:pStyle w:val="BodyText"/>
+        <w:ind w:firstLine="420"/>
       </w:pPr>
       <w:r>
         <w:rPr>
@@ -1828,6 +1106,7 @@
     <w:p>
       <w:pPr>
         <w:pStyle w:val="FirstParagraph"/>
+        <w:ind w:firstLine="420"/>
       </w:pPr>
       <w:r>
         <w:rPr>
@@ -1944,7 +1223,8 @@
     </w:p>
     <w:p>
       <w:pPr>
-        <w:pStyle w:val="MethodologyBlock"/>
+        <w:pStyle w:val="BodyText"/>
+        <w:ind w:firstLine="420"/>
       </w:pPr>
       <w:r>
         <w:rPr>
@@ -1989,12 +1269,12 @@
         </w:rPr>
         <w:t>它承载初始条件</w:t>
       </w:r>
-      <w:r>
-        <w:rPr>
-          <w:rFonts w:ascii="Times New Roman" w:hAnsi="Times New Roman" w:eastAsia="Times New Roman" w:cs="Times New Roman"/>
-        </w:rPr>
-        <w:t xml:space="preserve"> </w:t>
-      </w:r>
+    </w:p>
+    <w:p>
+      <w:pPr>
+        <w:pStyle w:val="BodyText"/>
+        <w:ind w:firstLine="420"/>
+      </w:pPr>
       <w:r>
         <w:rPr>
           <w:rFonts w:hint="eastAsia" w:ascii="Times New Roman" w:hAnsi="Times New Roman" w:eastAsia="FangSong" w:cs="Times New Roman"/>
@@ -2247,8 +1527,8 @@
         <w:t>。</w:t>
       </w:r>
     </w:p>
-    <w:bookmarkEnd w:id="11"/>
-    <w:bookmarkStart w:id="12" w:name="由导数表反查先会查再会背"/>
+    <w:bookmarkEnd w:id="10"/>
+    <w:bookmarkStart w:id="11" w:name="由导数表反查先会查再会背"/>
     <w:p>
       <w:pPr>
         <w:pStyle w:val="Heading3"/>
@@ -2301,6 +1581,7 @@
       <w:pPr>
         <w:pStyle w:val="FirstParagraph"/>
         <w:spacing w:after="80"/>
+        <w:ind w:firstLine="420"/>
       </w:pPr>
       <w:r>
         <w:rPr>
@@ -2371,6 +1652,15 @@
         <w:tblW w:type="pct" w:w="5000"/>
         <w:tblLayout w:type="fixed"/>
         <w:tblLook w:firstRow="1" w:lastRow="0" w:firstColumn="0" w:lastColumn="0" w:noHBand="0" w:noVBand="0" w:val="0020"/>
+        <w:jc w:val="center"/>
+        <w:tblBorders>
+          <w:top w:val="single" w:sz="12" w:space="0" w:color="333333"/>
+          <w:bottom w:val="single" w:sz="12" w:space="0" w:color="333333"/>
+          <w:left w:val="none"/>
+          <w:right w:val="none"/>
+          <w:insideH w:val="none"/>
+          <w:insideV w:val="none"/>
+        </w:tblBorders>
       </w:tblPr>
       <w:tblGrid>
         <w:gridCol w:w="3960"/>
@@ -2381,7 +1671,11 @@
           <w:tblHeader w:val="on"/>
         </w:trPr>
         <w:tc>
-          <w:tcPr/>
+          <w:tcPr>
+            <w:tcBorders>
+              <w:bottom w:val="single" w:sz="6" w:space="0" w:color="333333"/>
+            </w:tcBorders>
+          </w:tcPr>
           <w:p>
             <w:pPr>
               <w:pStyle w:val="Compact"/>
@@ -2446,7 +1740,11 @@
           </w:p>
         </w:tc>
         <w:tc>
-          <w:tcPr/>
+          <w:tcPr>
+            <w:tcBorders>
+              <w:bottom w:val="single" w:sz="6" w:space="0" w:color="333333"/>
+            </w:tcBorders>
+          </w:tcPr>
           <w:p>
             <w:pPr>
               <w:pStyle w:val="Compact"/>
@@ -3177,6 +2475,7 @@
       <w:pPr>
         <w:pStyle w:val="BodyText"/>
         <w:spacing w:before="120"/>
+        <w:ind w:firstLine="420"/>
       </w:pPr>
       <w:r>
         <w:rPr>
@@ -3375,9 +2674,9 @@
         </w:pict>
       </w:r>
     </w:p>
+    <w:bookmarkEnd w:id="11"/>
     <w:bookmarkEnd w:id="12"/>
-    <w:bookmarkEnd w:id="13"/>
-    <w:bookmarkStart w:id="17" w:name="二定积分曲线下的面积"/>
+    <w:bookmarkStart w:id="16" w:name="定积分曲线下的面积"/>
     <w:p>
       <w:pPr>
         <w:pStyle w:val="Heading2"/>
@@ -3385,36 +2684,30 @@
       </w:pPr>
       <w:r>
         <w:rPr>
+          <w:rFonts w:ascii="Times New Roman" w:hAnsi="Times New Roman" w:eastAsia="Times New Roman" w:cs="Times New Roman"/>
+        </w:rPr>
+        <w:t xml:space="preserve">§2 </w:t>
+      </w:r>
+      <w:r>
+        <w:rPr>
           <w:rFonts w:hint="eastAsia" w:ascii="Times New Roman" w:hAnsi="Times New Roman" w:eastAsia="SimHei" w:cs="Times New Roman"/>
         </w:rPr>
-        <w:t>二</w:t>
-      </w:r>
-      <w:r>
-        <w:rPr>
-          <w:rFonts w:hint="eastAsia" w:ascii="Times New Roman" w:hAnsi="Times New Roman" w:eastAsia="Times New Roman" w:cs="Times New Roman"/>
-        </w:rPr>
-        <w:t>、</w:t>
+        <w:t>定积分</w:t>
+      </w:r>
+      <w:r>
+        <w:rPr>
+          <w:rFonts w:hint="eastAsia" w:ascii="Times New Roman" w:hAnsi="Times New Roman" w:eastAsia="Times New Roman" w:cs="Times New Roman"/>
+        </w:rPr>
+        <w:t>：</w:t>
       </w:r>
       <w:r>
         <w:rPr>
           <w:rFonts w:hint="eastAsia" w:ascii="Times New Roman" w:hAnsi="Times New Roman" w:eastAsia="SimHei" w:cs="Times New Roman"/>
         </w:rPr>
-        <w:t>定积分</w:t>
-      </w:r>
-      <w:r>
-        <w:rPr>
-          <w:rFonts w:hint="eastAsia" w:ascii="Times New Roman" w:hAnsi="Times New Roman" w:eastAsia="Times New Roman" w:cs="Times New Roman"/>
-        </w:rPr>
-        <w:t>：</w:t>
-      </w:r>
-      <w:r>
-        <w:rPr>
-          <w:rFonts w:hint="eastAsia" w:ascii="Times New Roman" w:hAnsi="Times New Roman" w:eastAsia="SimHei" w:cs="Times New Roman"/>
-        </w:rPr>
         <w:t>曲线下的面积</w:t>
       </w:r>
     </w:p>
-    <w:bookmarkStart w:id="14" w:name="定积分的引入"/>
+    <w:bookmarkStart w:id="13" w:name="定积分的引入"/>
     <w:p>
       <w:pPr>
         <w:pStyle w:val="Heading3"/>
@@ -3436,6 +2729,7 @@
     <w:p>
       <w:pPr>
         <w:pStyle w:val="FirstParagraph"/>
+        <w:ind w:firstLine="420"/>
       </w:pPr>
       <w:r>
         <w:rPr>
@@ -3656,6 +2950,7 @@
     <w:p>
       <w:pPr>
         <w:pStyle w:val="FirstParagraph"/>
+        <w:ind w:firstLine="420"/>
       </w:pPr>
       <w:r>
         <w:rPr>
@@ -3861,6 +3156,7 @@
     <w:p>
       <w:pPr>
         <w:pStyle w:val="BodyText"/>
+        <w:ind w:firstLine="420"/>
       </w:pPr>
       <w:r>
         <w:rPr>
@@ -4065,6 +3361,7 @@
     <w:p>
       <w:pPr>
         <w:pStyle w:val="FirstParagraph"/>
+        <w:ind w:firstLine="420"/>
       </w:pPr>
       <w:r>
         <w:rPr>
@@ -4116,8 +3413,8 @@
         <w:t>。</w:t>
       </w:r>
     </w:p>
-    <w:bookmarkEnd w:id="14"/>
-    <w:bookmarkStart w:id="15" w:name="几何意义有向面积"/>
+    <w:bookmarkEnd w:id="13"/>
+    <w:bookmarkStart w:id="14" w:name="几何意义有向面积"/>
     <w:p>
       <w:pPr>
         <w:pStyle w:val="Heading3"/>
@@ -4151,6 +3448,7 @@
     <w:p>
       <w:pPr>
         <w:pStyle w:val="FirstParagraph"/>
+        <w:ind w:firstLine="420"/>
       </w:pPr>
       <w:r>
         <w:rPr>
@@ -4206,6 +3504,7 @@
     <w:p>
       <w:pPr>
         <w:pStyle w:val="BodyText"/>
+        <w:ind w:firstLine="420"/>
       </w:pPr>
       <w:r>
         <w:rPr>
@@ -4307,6 +3606,7 @@
     <w:p>
       <w:pPr>
         <w:pStyle w:val="FirstParagraph"/>
+        <w:ind w:firstLine="420"/>
       </w:pPr>
       <w:r>
         <w:rPr>
@@ -4444,6 +3744,7 @@
     <w:p>
       <w:pPr>
         <w:pStyle w:val="BodyText"/>
+        <w:ind w:firstLine="420"/>
       </w:pPr>
       <w:r>
         <w:rPr>
@@ -4538,6 +3839,7 @@
     <w:p>
       <w:pPr>
         <w:pStyle w:val="BodyText"/>
+        <w:ind w:firstLine="420"/>
       </w:pPr>
       <w:r>
         <w:rPr>
@@ -4557,12 +3859,12 @@
         </w:rPr>
         <w:t>把区间切成许多窄条</w:t>
       </w:r>
-      <w:r>
-        <w:rPr>
-          <w:rFonts w:ascii="Times New Roman" w:hAnsi="Times New Roman" w:eastAsia="Times New Roman" w:cs="Times New Roman"/>
-        </w:rPr>
-        <w:t xml:space="preserve"> </w:t>
-      </w:r>
+    </w:p>
+    <w:p>
+      <w:pPr>
+        <w:pStyle w:val="BodyText"/>
+        <w:ind w:firstLine="420"/>
+      </w:pPr>
       <w:r>
         <w:rPr>
           <w:rFonts w:hint="eastAsia" w:ascii="Times New Roman" w:hAnsi="Times New Roman" w:eastAsia="FangSong" w:cs="Times New Roman"/>
@@ -4906,8 +4208,8 @@
         <w:t xml:space="preserve">。</w:t>
       </w:r>
     </w:p>
-    <w:bookmarkEnd w:id="15"/>
-    <w:bookmarkStart w:id="16" w:name="微积分基本定理要点"/>
+    <w:bookmarkEnd w:id="14"/>
+    <w:bookmarkStart w:id="15" w:name="微积分基本定理要点"/>
     <w:p>
       <w:pPr>
         <w:pStyle w:val="Heading3"/>
@@ -5054,6 +4356,7 @@
     <w:p>
       <w:pPr>
         <w:pStyle w:val="FirstParagraph"/>
+        <w:ind w:firstLine="420"/>
       </w:pPr>
       <w:r>
         <w:rPr>
@@ -5080,156 +4383,152 @@
           <w:rFonts w:hint="eastAsia" w:ascii="Times New Roman" w:hAnsi="Times New Roman" w:eastAsia="Times New Roman" w:cs="Times New Roman"/>
         </w:rPr>
         <w:t>：</w:t>
-      </w:r>
-    </w:p>
-    <w:p>
-      <w:pPr>
-        <w:pStyle w:val="Compact"/>
-        <w:numPr>
-          <w:ilvl w:val="0"/>
-          <w:numId w:val="1003"/>
-        </w:numPr>
-      </w:pPr>
-      <w:r>
-        <w:rPr>
-          <w:rFonts w:hint="eastAsia" w:ascii="Times New Roman" w:hAnsi="Times New Roman" w:eastAsia="FangSong" w:cs="Times New Roman"/>
-        </w:rPr>
-        <w:t>正向</w:t>
-      </w:r>
-      <w:r>
-        <w:rPr>
-          <w:rFonts w:hint="eastAsia" w:ascii="Times New Roman" w:hAnsi="Times New Roman" w:eastAsia="Times New Roman" w:cs="Times New Roman"/>
-        </w:rPr>
-        <w:t>：</w:t>
-      </w:r>
-      <w:r>
-        <w:rPr>
-          <w:rFonts w:hint="eastAsia" w:ascii="Times New Roman" w:hAnsi="Times New Roman" w:eastAsia="FangSong" w:cs="Times New Roman"/>
-        </w:rPr>
-        <w:t>已知</w:t>
-      </w:r>
-      <w:r>
-        <w:rPr>
-          <w:rFonts w:ascii="Times New Roman" w:hAnsi="Times New Roman" w:eastAsia="Times New Roman" w:cs="Times New Roman"/>
-        </w:rPr>
-        <w:t xml:space="preserve"> </w:t>
-      </w:r>
-      <w:r>
-        <w:rPr>
-          <w:rStyle w:val="VerbatimChar"/>
-          <w:rFonts w:ascii="Times New Roman" w:hAnsi="Times New Roman" w:eastAsia="Times New Roman" w:cs="Times New Roman"/>
-        </w:rPr>
-        <w:t xml:space="preserve">f</w:t>
-      </w:r>
-      <w:r>
-        <w:rPr>
-          <w:rFonts w:hint="eastAsia" w:ascii="Times New Roman" w:hAnsi="Times New Roman" w:eastAsia="Times New Roman" w:cs="Times New Roman"/>
-        </w:rPr>
-        <w:t>，</w:t>
-      </w:r>
-      <w:r>
-        <w:rPr>
-          <w:rFonts w:hint="eastAsia" w:ascii="Times New Roman" w:hAnsi="Times New Roman" w:eastAsia="FangSong" w:cs="Times New Roman"/>
-        </w:rPr>
-        <w:t>用反导数求面积</w:t>
-      </w:r>
-      <w:r>
-        <w:rPr>
-          <w:rFonts w:hint="eastAsia" w:ascii="Times New Roman" w:hAnsi="Times New Roman" w:eastAsia="Times New Roman" w:cs="Times New Roman"/>
-        </w:rPr>
-        <w:t>（</w:t>
-      </w:r>
-      <w:r>
-        <w:rPr>
-          <w:rFonts w:hint="eastAsia" w:ascii="Times New Roman" w:hAnsi="Times New Roman" w:eastAsia="FangSong" w:cs="Times New Roman"/>
-        </w:rPr>
-        <w:t>本节</w:t>
-      </w:r>
-      <w:r>
-        <w:rPr>
-          <w:rFonts w:ascii="Times New Roman" w:hAnsi="Times New Roman" w:eastAsia="Times New Roman" w:cs="Times New Roman"/>
-        </w:rPr>
-        <w:t xml:space="preserve"> </w:t>
-      </w:r>
-      <w:r>
-        <w:rPr>
-          <w:rFonts w:hint="eastAsia" w:ascii="Times New Roman" w:hAnsi="Times New Roman" w:eastAsia="Times New Roman" w:cs="Times New Roman"/>
-        </w:rPr>
-        <w:t xml:space="preserve">2.1）</w:t>
-      </w:r>
-    </w:p>
-    <w:p>
-      <w:pPr>
-        <w:pStyle w:val="Compact"/>
-        <w:numPr>
-          <w:ilvl w:val="0"/>
-          <w:numId w:val="1003"/>
-        </w:numPr>
-      </w:pPr>
-      <w:r>
-        <w:rPr>
-          <w:rFonts w:hint="eastAsia" w:ascii="Times New Roman" w:hAnsi="Times New Roman" w:eastAsia="FangSong" w:cs="Times New Roman"/>
-        </w:rPr>
-        <w:t>反向</w:t>
-      </w:r>
-      <w:r>
-        <w:rPr>
-          <w:rFonts w:hint="eastAsia" w:ascii="Times New Roman" w:hAnsi="Times New Roman" w:eastAsia="Times New Roman" w:cs="Times New Roman"/>
-        </w:rPr>
-        <w:t>：</w:t>
-      </w:r>
-      <w:r>
-        <w:rPr>
-          <w:rFonts w:hint="eastAsia" w:ascii="Times New Roman" w:hAnsi="Times New Roman" w:eastAsia="FangSong" w:cs="Times New Roman"/>
-        </w:rPr>
-        <w:t>已知面积函数</w:t>
-      </w:r>
-      <w:r>
-        <w:rPr>
-          <w:rFonts w:hint="eastAsia" w:ascii="Times New Roman" w:hAnsi="Times New Roman" w:eastAsia="Times New Roman" w:cs="Times New Roman"/>
-        </w:rPr>
-        <w:t>，</w:t>
-      </w:r>
-      <w:r>
-        <w:rPr>
-          <w:rFonts w:hint="eastAsia" w:ascii="Times New Roman" w:hAnsi="Times New Roman" w:eastAsia="FangSong" w:cs="Times New Roman"/>
-        </w:rPr>
-        <w:t>求导回到</w:t>
-      </w:r>
-      <w:r>
-        <w:rPr>
-          <w:rFonts w:ascii="Times New Roman" w:hAnsi="Times New Roman" w:eastAsia="Times New Roman" w:cs="Times New Roman"/>
-        </w:rPr>
-        <w:t xml:space="preserve"> </w:t>
-      </w:r>
-      <w:r>
-        <w:rPr>
-          <w:rStyle w:val="VerbatimChar"/>
-          <w:rFonts w:ascii="Times New Roman" w:hAnsi="Times New Roman" w:eastAsia="Times New Roman" w:cs="Times New Roman"/>
-        </w:rPr>
-        <w:t xml:space="preserve">f</w:t>
-      </w:r>
-    </w:p>
-    <w:p>
-      <w:pPr>
-        <w:pStyle w:val="FirstParagraph"/>
-      </w:pPr>
-      <w:r>
-        <w:rPr>
-          <w:rFonts w:hint="eastAsia" w:ascii="Times New Roman" w:hAnsi="Times New Roman" w:eastAsia="FangSong" w:cs="Times New Roman"/>
-        </w:rPr>
-        <w:t>化学里主要用正向</w:t>
-      </w:r>
-      <w:r>
-        <w:rPr>
-          <w:rFonts w:hint="eastAsia" w:ascii="Times New Roman" w:hAnsi="Times New Roman" w:eastAsia="Times New Roman" w:cs="Times New Roman"/>
-        </w:rPr>
-        <w:t>。</w:t>
       </w:r>
     </w:p>
     <w:p>
       <w:pPr>
         <w:pStyle w:val="BodyText"/>
+        <w:ind w:firstLine="420"/>
+      </w:pPr>
+      <w:r>
+        <w:rPr>
+          <w:rFonts w:hint="eastAsia" w:ascii="Times New Roman" w:hAnsi="Times New Roman" w:eastAsia="FangSong" w:cs="Times New Roman"/>
+        </w:rPr>
+        <w:t>正向</w:t>
+      </w:r>
+      <w:r>
+        <w:rPr>
+          <w:rFonts w:hint="eastAsia" w:ascii="Times New Roman" w:hAnsi="Times New Roman" w:eastAsia="Times New Roman" w:cs="Times New Roman"/>
+        </w:rPr>
+        <w:t>：</w:t>
+      </w:r>
+      <w:r>
+        <w:rPr>
+          <w:rFonts w:hint="eastAsia" w:ascii="Times New Roman" w:hAnsi="Times New Roman" w:eastAsia="FangSong" w:cs="Times New Roman"/>
+        </w:rPr>
+        <w:t>已知</w:t>
+      </w:r>
+      <w:r>
+        <w:rPr>
+          <w:rFonts w:ascii="Times New Roman" w:hAnsi="Times New Roman" w:eastAsia="Times New Roman" w:cs="Times New Roman"/>
+        </w:rPr>
+        <w:t xml:space="preserve"> </w:t>
+      </w:r>
+      <w:r>
+        <w:rPr>
+          <w:rStyle w:val="VerbatimChar"/>
+          <w:rFonts w:ascii="Times New Roman" w:hAnsi="Times New Roman" w:eastAsia="Times New Roman" w:cs="Times New Roman"/>
+        </w:rPr>
+        <w:t xml:space="preserve">f</w:t>
+      </w:r>
+      <w:r>
+        <w:rPr>
+          <w:rFonts w:hint="eastAsia" w:ascii="Times New Roman" w:hAnsi="Times New Roman" w:eastAsia="Times New Roman" w:cs="Times New Roman"/>
+        </w:rPr>
+        <w:t>，</w:t>
+      </w:r>
+      <w:r>
+        <w:rPr>
+          <w:rFonts w:hint="eastAsia" w:ascii="Times New Roman" w:hAnsi="Times New Roman" w:eastAsia="FangSong" w:cs="Times New Roman"/>
+        </w:rPr>
+        <w:t>用反导数求面积</w:t>
+      </w:r>
+      <w:r>
+        <w:rPr>
+          <w:rFonts w:hint="eastAsia" w:ascii="Times New Roman" w:hAnsi="Times New Roman" w:eastAsia="Times New Roman" w:cs="Times New Roman"/>
+        </w:rPr>
+        <w:t>（</w:t>
+      </w:r>
+      <w:r>
+        <w:rPr>
+          <w:rFonts w:hint="eastAsia" w:ascii="Times New Roman" w:hAnsi="Times New Roman" w:eastAsia="FangSong" w:cs="Times New Roman"/>
+        </w:rPr>
+        <w:t>本节</w:t>
+      </w:r>
+      <w:r>
+        <w:rPr>
+          <w:rFonts w:ascii="Times New Roman" w:hAnsi="Times New Roman" w:eastAsia="Times New Roman" w:cs="Times New Roman"/>
+        </w:rPr>
+        <w:t xml:space="preserve"> </w:t>
+      </w:r>
+      <w:r>
+        <w:rPr>
+          <w:rFonts w:hint="eastAsia" w:ascii="Times New Roman" w:hAnsi="Times New Roman" w:eastAsia="Times New Roman" w:cs="Times New Roman"/>
+        </w:rPr>
+        <w:t xml:space="preserve">2.1）</w:t>
+      </w:r>
+    </w:p>
+    <w:p>
+      <w:pPr>
+        <w:pStyle w:val="BodyText"/>
+        <w:ind w:firstLine="420"/>
+      </w:pPr>
+      <w:r>
+        <w:rPr>
+          <w:rFonts w:hint="eastAsia" w:ascii="Times New Roman" w:hAnsi="Times New Roman" w:eastAsia="FangSong" w:cs="Times New Roman"/>
+        </w:rPr>
+        <w:t>反向</w:t>
+      </w:r>
+      <w:r>
+        <w:rPr>
+          <w:rFonts w:hint="eastAsia" w:ascii="Times New Roman" w:hAnsi="Times New Roman" w:eastAsia="Times New Roman" w:cs="Times New Roman"/>
+        </w:rPr>
+        <w:t>：</w:t>
+      </w:r>
+      <w:r>
+        <w:rPr>
+          <w:rFonts w:hint="eastAsia" w:ascii="Times New Roman" w:hAnsi="Times New Roman" w:eastAsia="FangSong" w:cs="Times New Roman"/>
+        </w:rPr>
+        <w:t>已知面积函数</w:t>
+      </w:r>
+      <w:r>
+        <w:rPr>
+          <w:rFonts w:hint="eastAsia" w:ascii="Times New Roman" w:hAnsi="Times New Roman" w:eastAsia="Times New Roman" w:cs="Times New Roman"/>
+        </w:rPr>
+        <w:t>，</w:t>
+      </w:r>
+      <w:r>
+        <w:rPr>
+          <w:rFonts w:hint="eastAsia" w:ascii="Times New Roman" w:hAnsi="Times New Roman" w:eastAsia="FangSong" w:cs="Times New Roman"/>
+        </w:rPr>
+        <w:t>求导回到</w:t>
+      </w:r>
+      <w:r>
+        <w:rPr>
+          <w:rFonts w:ascii="Times New Roman" w:hAnsi="Times New Roman" w:eastAsia="Times New Roman" w:cs="Times New Roman"/>
+        </w:rPr>
+        <w:t xml:space="preserve"> </w:t>
+      </w:r>
+      <w:r>
+        <w:rPr>
+          <w:rStyle w:val="VerbatimChar"/>
+          <w:rFonts w:ascii="Times New Roman" w:hAnsi="Times New Roman" w:eastAsia="Times New Roman" w:cs="Times New Roman"/>
+        </w:rPr>
+        <w:t xml:space="preserve">f</w:t>
+      </w:r>
+    </w:p>
+    <w:p>
+      <w:pPr>
+        <w:pStyle w:val="BodyText"/>
+        <w:ind w:firstLine="420"/>
+      </w:pPr>
+      <w:r>
+        <w:rPr>
+          <w:rFonts w:hint="eastAsia" w:ascii="Times New Roman" w:hAnsi="Times New Roman" w:eastAsia="FangSong" w:cs="Times New Roman"/>
+        </w:rPr>
+        <w:t>化学里主要用正向</w:t>
+      </w:r>
+      <w:r>
+        <w:rPr>
+          <w:rFonts w:hint="eastAsia" w:ascii="Times New Roman" w:hAnsi="Times New Roman" w:eastAsia="Times New Roman" w:cs="Times New Roman"/>
+        </w:rPr>
+        <w:t>。</w:t>
+      </w:r>
+    </w:p>
+    <w:p>
+      <w:pPr>
+        <w:pStyle w:val="BodyText"/>
+        <w:ind w:firstLine="420"/>
       </w:pPr>
       <w:r>
         <w:rPr>
@@ -5429,9 +4728,9 @@
         </w:pict>
       </w:r>
     </w:p>
+    <w:bookmarkEnd w:id="15"/>
     <w:bookmarkEnd w:id="16"/>
-    <w:bookmarkEnd w:id="17"/>
-    <w:bookmarkStart w:id="18" w:name="三够用的积分表8-条"/>
+    <w:bookmarkStart w:id="17" w:name="够用的积分表8-条"/>
     <w:p>
       <w:pPr>
         <w:pStyle w:val="Heading2"/>
@@ -5439,15 +4738,9 @@
       </w:pPr>
       <w:r>
         <w:rPr>
-          <w:rFonts w:hint="eastAsia" w:ascii="Times New Roman" w:hAnsi="Times New Roman" w:eastAsia="SimHei" w:cs="Times New Roman"/>
-        </w:rPr>
-        <w:t>三</w:t>
-      </w:r>
-      <w:r>
-        <w:rPr>
-          <w:rFonts w:hint="eastAsia" w:ascii="Times New Roman" w:hAnsi="Times New Roman" w:eastAsia="Times New Roman" w:cs="Times New Roman"/>
-        </w:rPr>
-        <w:t>、</w:t>
+          <w:rFonts w:ascii="Times New Roman" w:hAnsi="Times New Roman" w:eastAsia="Times New Roman" w:cs="Times New Roman"/>
+        </w:rPr>
+        <w:t xml:space="preserve">§3 </w:t>
       </w:r>
       <w:r>
         <w:rPr>
@@ -5484,6 +4777,7 @@
       <w:pPr>
         <w:pStyle w:val="FirstParagraph"/>
         <w:spacing w:after="80"/>
+        <w:ind w:firstLine="420"/>
       </w:pPr>
       <w:r>
         <w:rPr>
@@ -5516,6 +4810,15 @@
         <w:tblW w:type="pct" w:w="5000"/>
         <w:tblLayout w:type="fixed"/>
         <w:tblLook w:firstRow="1" w:lastRow="0" w:firstColumn="0" w:lastColumn="0" w:noHBand="0" w:noVBand="0" w:val="0020"/>
+        <w:jc w:val="center"/>
+        <w:tblBorders>
+          <w:top w:val="single" w:sz="12" w:space="0" w:color="333333"/>
+          <w:bottom w:val="single" w:sz="12" w:space="0" w:color="333333"/>
+          <w:left w:val="none"/>
+          <w:right w:val="none"/>
+          <w:insideH w:val="none"/>
+          <w:insideV w:val="none"/>
+        </w:tblBorders>
       </w:tblPr>
       <w:tblGrid>
         <w:gridCol w:w="2640"/>
@@ -5527,7 +4830,11 @@
           <w:tblHeader w:val="on"/>
         </w:trPr>
         <w:tc>
-          <w:tcPr/>
+          <w:tcPr>
+            <w:tcBorders>
+              <w:bottom w:val="single" w:sz="6" w:space="0" w:color="333333"/>
+            </w:tcBorders>
+          </w:tcPr>
           <w:p>
             <w:pPr>
               <w:pStyle w:val="Compact"/>
@@ -5543,7 +4850,11 @@
           </w:p>
         </w:tc>
         <w:tc>
-          <w:tcPr/>
+          <w:tcPr>
+            <w:tcBorders>
+              <w:bottom w:val="single" w:sz="6" w:space="0" w:color="333333"/>
+            </w:tcBorders>
+          </w:tcPr>
           <w:p>
             <w:pPr>
               <w:pStyle w:val="Compact"/>
@@ -5559,7 +4870,11 @@
           </w:p>
         </w:tc>
         <w:tc>
-          <w:tcPr/>
+          <w:tcPr>
+            <w:tcBorders>
+              <w:bottom w:val="single" w:sz="6" w:space="0" w:color="333333"/>
+            </w:tcBorders>
+          </w:tcPr>
           <w:p>
             <w:pPr>
               <w:pStyle w:val="Compact"/>
@@ -6816,8 +6131,9 @@
     </w:tbl>
     <w:p>
       <w:pPr>
-        <w:pStyle w:val="MistakeBlock"/>
+        <w:pStyle w:val="BodyText"/>
         <w:spacing w:before="120"/>
+        <w:ind w:firstLine="420"/>
       </w:pPr>
       <w:r>
         <w:rPr>
@@ -6836,191 +6152,192 @@
           <w:rFonts w:hint="eastAsia" w:ascii="Times New Roman" w:hAnsi="Times New Roman" w:eastAsia="FangSong" w:cs="Times New Roman"/>
         </w:rPr>
         <w:t xml:space="preserve">条是唯一的例外</w:t>
-      </w:r>
-      <w:r>
-        <w:rPr>
-          <w:rFonts w:ascii="Times New Roman" w:hAnsi="Times New Roman" w:eastAsia="Times New Roman" w:cs="Times New Roman"/>
-        </w:rPr>
-        <w:t xml:space="preserve"> </w:t>
-      </w:r>
-      <w:r>
-        <w:rPr>
-          <w:rFonts w:hint="eastAsia" w:ascii="Times New Roman" w:hAnsi="Times New Roman" w:eastAsia="FangSong" w:cs="Times New Roman"/>
-        </w:rPr>
-        <w:t>幂函数公式</w:t>
-      </w:r>
-      <w:r>
-        <w:rPr>
-          <w:rFonts w:hint="eastAsia" w:ascii="Times New Roman" w:hAnsi="Times New Roman" w:eastAsia="Times New Roman" w:cs="Times New Roman"/>
-        </w:rPr>
-        <w:t>（</w:t>
-      </w:r>
-      <w:r>
-        <w:rPr>
-          <w:rFonts w:hint="eastAsia" w:ascii="Times New Roman" w:hAnsi="Times New Roman" w:eastAsia="FangSong" w:cs="Times New Roman"/>
-        </w:rPr>
-        <w:t>第</w:t>
-      </w:r>
-      <w:r>
-        <w:rPr>
-          <w:rFonts w:ascii="Times New Roman" w:hAnsi="Times New Roman" w:eastAsia="Times New Roman" w:cs="Times New Roman"/>
-        </w:rPr>
-        <w:t xml:space="preserve"> 1 </w:t>
-      </w:r>
-      <w:r>
-        <w:rPr>
-          <w:rFonts w:hint="eastAsia" w:ascii="Times New Roman" w:hAnsi="Times New Roman" w:eastAsia="FangSong" w:cs="Times New Roman"/>
-        </w:rPr>
-        <w:t>条</w:t>
-      </w:r>
-      <w:r>
-        <w:rPr>
-          <w:rFonts w:hint="eastAsia" w:ascii="Times New Roman" w:hAnsi="Times New Roman" w:eastAsia="Times New Roman" w:cs="Times New Roman"/>
-        </w:rPr>
-        <w:t>）</w:t>
-      </w:r>
-      <w:r>
-        <w:rPr>
-          <w:rFonts w:hint="eastAsia" w:ascii="Times New Roman" w:hAnsi="Times New Roman" w:eastAsia="FangSong" w:cs="Times New Roman"/>
-        </w:rPr>
-        <w:t>在</w:t>
-      </w:r>
-      <w:r>
-        <w:rPr>
-          <w:rFonts w:ascii="Times New Roman" w:hAnsi="Times New Roman" w:eastAsia="Times New Roman" w:cs="Times New Roman"/>
-        </w:rPr>
-        <w:t xml:space="preserve"> </w:t>
-      </w:r>
-      <w:r>
-        <w:rPr>
-          <w:rStyle w:val="VerbatimChar"/>
-          <w:rFonts w:ascii="Times New Roman" w:hAnsi="Times New Roman" w:eastAsia="Times New Roman" w:cs="Times New Roman"/>
-        </w:rPr>
-        <w:t xml:space="preserve">n = −1</w:t>
-      </w:r>
-      <w:r>
-        <w:rPr>
-          <w:rFonts w:ascii="Times New Roman" w:hAnsi="Times New Roman" w:eastAsia="Times New Roman" w:cs="Times New Roman"/>
-        </w:rPr>
-        <w:t xml:space="preserve"> </w:t>
-      </w:r>
-      <w:r>
-        <w:rPr>
-          <w:rFonts w:hint="eastAsia" w:ascii="Times New Roman" w:hAnsi="Times New Roman" w:eastAsia="FangSong" w:cs="Times New Roman"/>
-        </w:rPr>
-        <w:t>时失效</w:t>
-      </w:r>
-      <w:r>
-        <w:rPr>
-          <w:rFonts w:hint="eastAsia" w:ascii="Times New Roman" w:hAnsi="Times New Roman" w:eastAsia="Times New Roman" w:cs="Times New Roman"/>
-        </w:rPr>
-        <w:t>——</w:t>
-      </w:r>
-      <w:r>
-        <w:rPr>
-          <w:rFonts w:hint="eastAsia" w:ascii="Times New Roman" w:hAnsi="Times New Roman" w:eastAsia="FangSong" w:cs="Times New Roman"/>
-        </w:rPr>
-        <w:t>分母会变成</w:t>
-      </w:r>
-      <w:r>
-        <w:rPr>
-          <w:rFonts w:ascii="Times New Roman" w:hAnsi="Times New Roman" w:eastAsia="Times New Roman" w:cs="Times New Roman"/>
-        </w:rPr>
-        <w:t xml:space="preserve"> 0。</w:t>
-      </w:r>
-      <w:r>
-        <w:rPr>
-          <w:rFonts w:ascii="Times New Roman" w:hAnsi="Times New Roman" w:eastAsia="Times New Roman" w:cs="Times New Roman"/>
-        </w:rPr>
-        <w:t xml:space="preserve"> </w:t>
-      </w:r>
-      <w:r>
-        <w:rPr>
-          <w:rFonts w:hint="eastAsia" w:ascii="Times New Roman" w:hAnsi="Times New Roman" w:eastAsia="FangSong" w:cs="Times New Roman"/>
-          <w:b/>
-          <w:bCs/>
-        </w:rPr>
-        <w:t xml:space="preserve">所有</w:t>
-      </w:r>
-      <w:r>
-        <w:rPr>
-          <w:rFonts w:ascii="Times New Roman" w:hAnsi="Times New Roman" w:eastAsia="Times New Roman" w:cs="Times New Roman"/>
-          <w:b/>
-          <w:bCs/>
-        </w:rPr>
-        <w:t xml:space="preserve"> </w:t>
-      </w:r>
-      <w:r>
-        <w:rPr>
-          <w:rStyle w:val="VerbatimChar"/>
-          <w:rFonts w:ascii="Times New Roman" w:hAnsi="Times New Roman" w:eastAsia="Times New Roman" w:cs="Times New Roman"/>
-          <w:b/>
-          <w:bCs/>
-        </w:rPr>
-        <w:t xml:space="preserve">1/x</w:t>
-      </w:r>
-      <w:r>
-        <w:rPr>
-          <w:rFonts w:ascii="Times New Roman" w:hAnsi="Times New Roman" w:eastAsia="Times New Roman" w:cs="Times New Roman"/>
-          <w:b/>
-          <w:bCs/>
-        </w:rPr>
-        <w:t xml:space="preserve"> </w:t>
-      </w:r>
-      <w:r>
-        <w:rPr>
-          <w:rFonts w:hint="eastAsia" w:ascii="Times New Roman" w:hAnsi="Times New Roman" w:eastAsia="FangSong" w:cs="Times New Roman"/>
-          <w:b/>
-          <w:bCs/>
-        </w:rPr>
-        <w:t xml:space="preserve">型积分都化为</w:t>
-      </w:r>
-      <w:r>
-        <w:rPr>
-          <w:rFonts w:ascii="Times New Roman" w:hAnsi="Times New Roman" w:eastAsia="Times New Roman" w:cs="Times New Roman"/>
-          <w:b/>
-          <w:bCs/>
-        </w:rPr>
-        <w:t xml:space="preserve"> </w:t>
-      </w:r>
-      <w:r>
-        <w:rPr>
-          <w:rFonts w:hint="eastAsia" w:ascii="Times New Roman" w:hAnsi="Times New Roman" w:eastAsia="Times New Roman" w:cs="Times New Roman"/>
-          <w:b/>
-          <w:bCs/>
-        </w:rPr>
-        <w:t>ln，</w:t>
-      </w:r>
-      <w:r>
-        <w:rPr>
-          <w:rFonts w:hint="eastAsia" w:ascii="Times New Roman" w:hAnsi="Times New Roman" w:eastAsia="FangSong" w:cs="Times New Roman"/>
-          <w:b/>
-          <w:bCs/>
-        </w:rPr>
-        <w:t>不适用幂函数公式</w:t>
-      </w:r>
-      <w:r>
-        <w:rPr>
-          <w:rFonts w:hint="eastAsia" w:ascii="Times New Roman" w:hAnsi="Times New Roman" w:eastAsia="Times New Roman" w:cs="Times New Roman"/>
-        </w:rPr>
-        <w:t>。</w:t>
-      </w:r>
-      <w:r>
-        <w:rPr>
-          <w:rFonts w:hint="eastAsia" w:ascii="Times New Roman" w:hAnsi="Times New Roman" w:eastAsia="FangSong" w:cs="Times New Roman"/>
-        </w:rPr>
-        <w:t>这是初学者最常见的错</w:t>
-      </w:r>
-      <w:r>
-        <w:rPr>
-          <w:rFonts w:hint="eastAsia" w:ascii="Times New Roman" w:hAnsi="Times New Roman" w:eastAsia="Times New Roman" w:cs="Times New Roman"/>
-        </w:rPr>
-        <w:t>。</w:t>
       </w:r>
     </w:p>
     <w:p>
       <w:pPr>
         <w:pStyle w:val="BodyText"/>
+        <w:ind w:firstLine="420"/>
+      </w:pPr>
+      <w:r>
+        <w:rPr>
+          <w:rFonts w:hint="eastAsia" w:ascii="Times New Roman" w:hAnsi="Times New Roman" w:eastAsia="FangSong" w:cs="Times New Roman"/>
+        </w:rPr>
+        <w:t>幂函数公式</w:t>
+      </w:r>
+      <w:r>
+        <w:rPr>
+          <w:rFonts w:hint="eastAsia" w:ascii="Times New Roman" w:hAnsi="Times New Roman" w:eastAsia="Times New Roman" w:cs="Times New Roman"/>
+        </w:rPr>
+        <w:t>（</w:t>
+      </w:r>
+      <w:r>
+        <w:rPr>
+          <w:rFonts w:hint="eastAsia" w:ascii="Times New Roman" w:hAnsi="Times New Roman" w:eastAsia="FangSong" w:cs="Times New Roman"/>
+        </w:rPr>
+        <w:t>第</w:t>
+      </w:r>
+      <w:r>
+        <w:rPr>
+          <w:rFonts w:ascii="Times New Roman" w:hAnsi="Times New Roman" w:eastAsia="Times New Roman" w:cs="Times New Roman"/>
+        </w:rPr>
+        <w:t xml:space="preserve"> 1 </w:t>
+      </w:r>
+      <w:r>
+        <w:rPr>
+          <w:rFonts w:hint="eastAsia" w:ascii="Times New Roman" w:hAnsi="Times New Roman" w:eastAsia="FangSong" w:cs="Times New Roman"/>
+        </w:rPr>
+        <w:t>条</w:t>
+      </w:r>
+      <w:r>
+        <w:rPr>
+          <w:rFonts w:hint="eastAsia" w:ascii="Times New Roman" w:hAnsi="Times New Roman" w:eastAsia="Times New Roman" w:cs="Times New Roman"/>
+        </w:rPr>
+        <w:t>）</w:t>
+      </w:r>
+      <w:r>
+        <w:rPr>
+          <w:rFonts w:hint="eastAsia" w:ascii="Times New Roman" w:hAnsi="Times New Roman" w:eastAsia="FangSong" w:cs="Times New Roman"/>
+        </w:rPr>
+        <w:t>在</w:t>
+      </w:r>
+      <w:r>
+        <w:rPr>
+          <w:rFonts w:ascii="Times New Roman" w:hAnsi="Times New Roman" w:eastAsia="Times New Roman" w:cs="Times New Roman"/>
+        </w:rPr>
+        <w:t xml:space="preserve"> </w:t>
+      </w:r>
+      <w:r>
+        <w:rPr>
+          <w:rStyle w:val="VerbatimChar"/>
+          <w:rFonts w:ascii="Times New Roman" w:hAnsi="Times New Roman" w:eastAsia="Times New Roman" w:cs="Times New Roman"/>
+        </w:rPr>
+        <w:t xml:space="preserve">n = −1</w:t>
+      </w:r>
+      <w:r>
+        <w:rPr>
+          <w:rFonts w:ascii="Times New Roman" w:hAnsi="Times New Roman" w:eastAsia="Times New Roman" w:cs="Times New Roman"/>
+        </w:rPr>
+        <w:t xml:space="preserve"> </w:t>
+      </w:r>
+      <w:r>
+        <w:rPr>
+          <w:rFonts w:hint="eastAsia" w:ascii="Times New Roman" w:hAnsi="Times New Roman" w:eastAsia="FangSong" w:cs="Times New Roman"/>
+        </w:rPr>
+        <w:t>时失效</w:t>
+      </w:r>
+      <w:r>
+        <w:rPr>
+          <w:rFonts w:hint="eastAsia" w:ascii="Times New Roman" w:hAnsi="Times New Roman" w:eastAsia="Times New Roman" w:cs="Times New Roman"/>
+        </w:rPr>
+        <w:t>——</w:t>
+      </w:r>
+      <w:r>
+        <w:rPr>
+          <w:rFonts w:hint="eastAsia" w:ascii="Times New Roman" w:hAnsi="Times New Roman" w:eastAsia="FangSong" w:cs="Times New Roman"/>
+        </w:rPr>
+        <w:t>分母会变成</w:t>
+      </w:r>
+      <w:r>
+        <w:rPr>
+          <w:rFonts w:ascii="Times New Roman" w:hAnsi="Times New Roman" w:eastAsia="Times New Roman" w:cs="Times New Roman"/>
+        </w:rPr>
+        <w:t xml:space="preserve"> 0。</w:t>
+      </w:r>
+      <w:r>
+        <w:rPr>
+          <w:rFonts w:ascii="Times New Roman" w:hAnsi="Times New Roman" w:eastAsia="Times New Roman" w:cs="Times New Roman"/>
+        </w:rPr>
+        <w:t xml:space="preserve"> </w:t>
+      </w:r>
+      <w:r>
+        <w:rPr>
+          <w:rFonts w:hint="eastAsia" w:ascii="Times New Roman" w:hAnsi="Times New Roman" w:eastAsia="FangSong" w:cs="Times New Roman"/>
+          <w:b/>
+          <w:bCs/>
+        </w:rPr>
+        <w:t xml:space="preserve">所有</w:t>
+      </w:r>
+      <w:r>
+        <w:rPr>
+          <w:rFonts w:ascii="Times New Roman" w:hAnsi="Times New Roman" w:eastAsia="Times New Roman" w:cs="Times New Roman"/>
+          <w:b/>
+          <w:bCs/>
+        </w:rPr>
+        <w:t xml:space="preserve"> </w:t>
+      </w:r>
+      <w:r>
+        <w:rPr>
+          <w:rStyle w:val="VerbatimChar"/>
+          <w:rFonts w:ascii="Times New Roman" w:hAnsi="Times New Roman" w:eastAsia="Times New Roman" w:cs="Times New Roman"/>
+          <w:b/>
+          <w:bCs/>
+        </w:rPr>
+        <w:t xml:space="preserve">1/x</w:t>
+      </w:r>
+      <w:r>
+        <w:rPr>
+          <w:rFonts w:ascii="Times New Roman" w:hAnsi="Times New Roman" w:eastAsia="Times New Roman" w:cs="Times New Roman"/>
+          <w:b/>
+          <w:bCs/>
+        </w:rPr>
+        <w:t xml:space="preserve"> </w:t>
+      </w:r>
+      <w:r>
+        <w:rPr>
+          <w:rFonts w:hint="eastAsia" w:ascii="Times New Roman" w:hAnsi="Times New Roman" w:eastAsia="FangSong" w:cs="Times New Roman"/>
+          <w:b/>
+          <w:bCs/>
+        </w:rPr>
+        <w:t xml:space="preserve">型积分都化为</w:t>
+      </w:r>
+      <w:r>
+        <w:rPr>
+          <w:rFonts w:ascii="Times New Roman" w:hAnsi="Times New Roman" w:eastAsia="Times New Roman" w:cs="Times New Roman"/>
+          <w:b/>
+          <w:bCs/>
+        </w:rPr>
+        <w:t xml:space="preserve"> </w:t>
+      </w:r>
+      <w:r>
+        <w:rPr>
+          <w:rFonts w:hint="eastAsia" w:ascii="Times New Roman" w:hAnsi="Times New Roman" w:eastAsia="Times New Roman" w:cs="Times New Roman"/>
+          <w:b/>
+          <w:bCs/>
+        </w:rPr>
+        <w:t>ln，</w:t>
+      </w:r>
+      <w:r>
+        <w:rPr>
+          <w:rFonts w:hint="eastAsia" w:ascii="Times New Roman" w:hAnsi="Times New Roman" w:eastAsia="FangSong" w:cs="Times New Roman"/>
+          <w:b/>
+          <w:bCs/>
+        </w:rPr>
+        <w:t>不适用幂函数公式</w:t>
+      </w:r>
+      <w:r>
+        <w:rPr>
+          <w:rFonts w:hint="eastAsia" w:ascii="Times New Roman" w:hAnsi="Times New Roman" w:eastAsia="Times New Roman" w:cs="Times New Roman"/>
+        </w:rPr>
+        <w:t>。</w:t>
+      </w:r>
+      <w:r>
+        <w:rPr>
+          <w:rFonts w:hint="eastAsia" w:ascii="Times New Roman" w:hAnsi="Times New Roman" w:eastAsia="FangSong" w:cs="Times New Roman"/>
+        </w:rPr>
+        <w:t>这是初学者最常见的错</w:t>
+      </w:r>
+      <w:r>
+        <w:rPr>
+          <w:rFonts w:hint="eastAsia" w:ascii="Times New Roman" w:hAnsi="Times New Roman" w:eastAsia="Times New Roman" w:cs="Times New Roman"/>
+        </w:rPr>
+        <w:t>。</w:t>
+      </w:r>
+    </w:p>
+    <w:p>
+      <w:pPr>
+        <w:pStyle w:val="BodyText"/>
+        <w:ind w:firstLine="420"/>
       </w:pPr>
       <w:r>
         <w:rPr>
@@ -7304,6 +6621,7 @@
     <w:p>
       <w:pPr>
         <w:pStyle w:val="FirstParagraph"/>
+        <w:ind w:firstLine="420"/>
       </w:pPr>
       <w:r>
         <w:rPr>
@@ -7392,6 +6710,7 @@
     <w:p>
       <w:pPr>
         <w:pStyle w:val="BodyText"/>
+        <w:ind w:firstLine="420"/>
       </w:pPr>
       <w:r>
         <w:rPr>
@@ -7556,6 +6875,7 @@
     <w:p>
       <w:pPr>
         <w:pStyle w:val="FirstParagraph"/>
+        <w:ind w:firstLine="420"/>
       </w:pPr>
       <w:r>
         <w:rPr>
@@ -7783,6 +7103,7 @@
     <w:p>
       <w:pPr>
         <w:pStyle w:val="FirstParagraph"/>
+        <w:ind w:firstLine="420"/>
       </w:pPr>
       <w:r>
         <w:rPr>
@@ -7864,8 +7185,8 @@
         </w:pict>
       </w:r>
     </w:p>
-    <w:bookmarkEnd w:id="18"/>
-    <w:bookmarkStart w:id="24" w:name="四分离变量把-dadt-ka-解出来"/>
+    <w:bookmarkEnd w:id="17"/>
+    <w:bookmarkStart w:id="23" w:name="分离变量把-dadt-ka-解出来"/>
     <w:p>
       <w:pPr>
         <w:pStyle w:val="Heading2"/>
@@ -7873,15 +7194,9 @@
       </w:pPr>
       <w:r>
         <w:rPr>
-          <w:rFonts w:hint="eastAsia" w:ascii="Times New Roman" w:hAnsi="Times New Roman" w:eastAsia="SimHei" w:cs="Times New Roman"/>
-        </w:rPr>
-        <w:t>四</w:t>
-      </w:r>
-      <w:r>
-        <w:rPr>
-          <w:rFonts w:hint="eastAsia" w:ascii="Times New Roman" w:hAnsi="Times New Roman" w:eastAsia="Times New Roman" w:cs="Times New Roman"/>
-        </w:rPr>
-        <w:t>、</w:t>
+          <w:rFonts w:ascii="Times New Roman" w:hAnsi="Times New Roman" w:eastAsia="Times New Roman" w:cs="Times New Roman"/>
+        </w:rPr>
+        <w:t xml:space="preserve">§4 </w:t>
       </w:r>
       <w:r>
         <w:rPr>
@@ -7930,6 +7245,7 @@
     <w:p>
       <w:pPr>
         <w:pStyle w:val="FirstParagraph"/>
+        <w:ind w:firstLine="420"/>
       </w:pPr>
       <w:r>
         <w:rPr>
@@ -8006,7 +7322,7 @@
         <w:t>）</w:t>
       </w:r>
     </w:p>
-    <w:bookmarkStart w:id="19" w:name="微分方程"/>
+    <w:bookmarkStart w:id="18" w:name="微分方程"/>
     <w:p>
       <w:pPr>
         <w:pStyle w:val="Heading3"/>
@@ -8028,6 +7344,7 @@
     <w:p>
       <w:pPr>
         <w:pStyle w:val="FirstParagraph"/>
+        <w:ind w:firstLine="420"/>
       </w:pPr>
       <w:r>
         <w:rPr>
@@ -8167,6 +7484,7 @@
     <w:p>
       <w:pPr>
         <w:pStyle w:val="FirstParagraph"/>
+        <w:ind w:firstLine="420"/>
       </w:pPr>
       <w:r>
         <w:rPr>
@@ -8327,8 +7645,8 @@
         <w:t>。</w:t>
       </w:r>
     </w:p>
-    <w:bookmarkEnd w:id="19"/>
-    <w:bookmarkStart w:id="20" w:name="分离变量三步法"/>
+    <w:bookmarkEnd w:id="18"/>
+    <w:bookmarkStart w:id="19" w:name="分离变量三步法"/>
     <w:p>
       <w:pPr>
         <w:pStyle w:val="Heading3"/>
@@ -8350,6 +7668,7 @@
     <w:p>
       <w:pPr>
         <w:pStyle w:val="FirstParagraph"/>
+        <w:ind w:firstLine="420"/>
       </w:pPr>
       <w:r>
         <w:rPr>
@@ -8456,6 +7775,7 @@
     <w:p>
       <w:pPr>
         <w:pStyle w:val="FirstParagraph"/>
+        <w:ind w:firstLine="420"/>
       </w:pPr>
       <w:r>
         <w:rPr>
@@ -8583,6 +7903,7 @@
     <w:p>
       <w:pPr>
         <w:pStyle w:val="BodyText"/>
+        <w:ind w:firstLine="420"/>
       </w:pPr>
       <w:r>
         <w:rPr>
@@ -8604,8 +7925,9 @@
         <w:pStyle w:val="Compact"/>
         <w:numPr>
           <w:ilvl w:val="0"/>
-          <w:numId w:val="1004"/>
+          <w:numId w:val="1001"/>
         </w:numPr>
+        <w:ind w:firstLine="420"/>
       </w:pPr>
       <w:r>
         <w:rPr>
@@ -8769,8 +8091,9 @@
         <w:pStyle w:val="Compact"/>
         <w:numPr>
           <w:ilvl w:val="0"/>
-          <w:numId w:val="1004"/>
+          <w:numId w:val="1001"/>
         </w:numPr>
+        <w:ind w:firstLine="420"/>
       </w:pPr>
       <w:r>
         <w:rPr>
@@ -8883,8 +8206,9 @@
         <w:pStyle w:val="Compact"/>
         <w:numPr>
           <w:ilvl w:val="0"/>
-          <w:numId w:val="1004"/>
+          <w:numId w:val="1001"/>
         </w:numPr>
+        <w:ind w:firstLine="420"/>
       </w:pPr>
       <w:r>
         <w:rPr>
@@ -8973,7 +8297,8 @@
     </w:p>
     <w:p>
       <w:pPr>
-        <w:pStyle w:val="MethodologyBlock"/>
+        <w:pStyle w:val="FirstParagraph"/>
+        <w:ind w:firstLine="420"/>
       </w:pPr>
       <w:r>
         <w:rPr>
@@ -9030,12 +8355,12 @@
         </w:rPr>
         <w:t xml:space="preserve">当分数用</w:t>
       </w:r>
-      <w:r>
-        <w:rPr>
-          <w:rFonts w:ascii="Times New Roman" w:hAnsi="Times New Roman" w:eastAsia="Times New Roman" w:cs="Times New Roman"/>
-        </w:rPr>
-        <w:t xml:space="preserve"> </w:t>
-      </w:r>
+    </w:p>
+    <w:p>
+      <w:pPr>
+        <w:pStyle w:val="BodyText"/>
+        <w:ind w:firstLine="420"/>
+      </w:pPr>
       <w:r>
         <w:rPr>
           <w:rFonts w:hint="eastAsia" w:ascii="Times New Roman" w:hAnsi="Times New Roman" w:eastAsia="FangSong" w:cs="Times New Roman"/>
@@ -9238,8 +8563,8 @@
         <w:t>。</w:t>
       </w:r>
     </w:p>
-    <w:bookmarkEnd w:id="20"/>
-    <w:bookmarkStart w:id="21" w:name="完整演示一级反应"/>
+    <w:bookmarkEnd w:id="19"/>
+    <w:bookmarkStart w:id="20" w:name="完整演示一级反应"/>
     <w:p>
       <w:pPr>
         <w:pStyle w:val="Heading3"/>
@@ -9273,6 +8598,7 @@
     <w:p>
       <w:pPr>
         <w:pStyle w:val="FirstParagraph"/>
+        <w:ind w:firstLine="420"/>
       </w:pPr>
       <w:r>
         <w:rPr>
@@ -9392,6 +8718,7 @@
     <w:p>
       <w:pPr>
         <w:pStyle w:val="FirstParagraph"/>
+        <w:ind w:firstLine="420"/>
       </w:pPr>
       <w:r>
         <w:rPr>
@@ -9586,6 +8913,7 @@
     <w:p>
       <w:pPr>
         <w:pStyle w:val="FirstParagraph"/>
+        <w:ind w:firstLine="420"/>
       </w:pPr>
       <w:r>
         <w:rPr>
@@ -9659,6 +8987,7 @@
     <w:p>
       <w:pPr>
         <w:pStyle w:val="BodyText"/>
+        <w:ind w:firstLine="420"/>
       </w:pPr>
       <w:r>
         <w:rPr>
@@ -9917,6 +9246,7 @@
     <w:p>
       <w:pPr>
         <w:pStyle w:val="FirstParagraph"/>
+        <w:ind w:firstLine="420"/>
       </w:pPr>
       <w:r>
         <w:rPr>
@@ -10137,6 +9467,7 @@
     <w:p>
       <w:pPr>
         <w:pStyle w:val="FirstParagraph"/>
+        <w:ind w:firstLine="420"/>
       </w:pPr>
       <w:r>
         <w:rPr>
@@ -10253,6 +9584,7 @@
     <w:p>
       <w:pPr>
         <w:pStyle w:val="FirstParagraph"/>
+        <w:ind w:firstLine="420"/>
       </w:pPr>
       <w:r>
         <w:rPr>
@@ -10450,6 +9782,7 @@
     <w:p>
       <w:pPr>
         <w:pStyle w:val="FirstParagraph"/>
+        <w:ind w:firstLine="420"/>
       </w:pPr>
       <w:r>
         <w:rPr>
@@ -10569,8 +9902,8 @@
         <w:t>。</w:t>
       </w:r>
     </w:p>
-    <w:bookmarkEnd w:id="21"/>
-    <w:bookmarkStart w:id="22" w:name="定积分写法等价且无需单独求-c"/>
+    <w:bookmarkEnd w:id="20"/>
+    <w:bookmarkStart w:id="21" w:name="定积分写法等价且无需单独求-c"/>
     <w:p>
       <w:pPr>
         <w:pStyle w:val="Heading3"/>
@@ -10628,6 +9961,7 @@
     <w:p>
       <w:pPr>
         <w:pStyle w:val="FirstParagraph"/>
+        <w:ind w:firstLine="420"/>
       </w:pPr>
       <w:r>
         <w:rPr>
@@ -11090,6 +10424,7 @@
     <w:p>
       <w:pPr>
         <w:pStyle w:val="FirstParagraph"/>
+        <w:ind w:firstLine="420"/>
       </w:pPr>
       <w:r>
         <w:rPr>
@@ -11165,7 +10500,8 @@
     </w:p>
     <w:p>
       <w:pPr>
-        <w:pStyle w:val="MistakeBlock"/>
+        <w:pStyle w:val="BodyText"/>
+        <w:ind w:firstLine="420"/>
       </w:pPr>
       <w:r>
         <w:rPr>
@@ -11191,12 +10527,12 @@
         </w:rPr>
         <w:t>」</w:t>
       </w:r>
-      <w:r>
-        <w:rPr>
-          <w:rFonts w:ascii="Times New Roman" w:hAnsi="Times New Roman" w:eastAsia="Times New Roman" w:cs="Times New Roman"/>
-        </w:rPr>
-        <w:t xml:space="preserve"> </w:t>
-      </w:r>
+    </w:p>
+    <w:p>
+      <w:pPr>
+        <w:pStyle w:val="BodyText"/>
+        <w:ind w:firstLine="420"/>
+      </w:pPr>
       <w:r>
         <w:rPr>
           <w:rFonts w:hint="eastAsia" w:ascii="Times New Roman" w:hAnsi="Times New Roman" w:eastAsia="FangSong" w:cs="Times New Roman"/>
@@ -11331,8 +10667,8 @@
         <w:t>。</w:t>
       </w:r>
     </w:p>
-    <w:bookmarkEnd w:id="22"/>
-    <w:bookmarkStart w:id="23" w:name="检验代回去验证"/>
+    <w:bookmarkEnd w:id="21"/>
+    <w:bookmarkStart w:id="22" w:name="检验代回去验证"/>
     <w:p>
       <w:pPr>
         <w:pStyle w:val="Heading3"/>
@@ -11366,6 +10702,7 @@
     <w:p>
       <w:pPr>
         <w:pStyle w:val="FirstParagraph"/>
+        <w:ind w:firstLine="420"/>
       </w:pPr>
       <w:r>
         <w:rPr>
@@ -11397,6 +10734,7 @@
     <w:p>
       <w:pPr>
         <w:pStyle w:val="BodyText"/>
+        <w:ind w:firstLine="420"/>
       </w:pPr>
       <w:r>
         <w:rPr>
@@ -11706,6 +11044,7 @@
     <w:p>
       <w:pPr>
         <w:pStyle w:val="FirstParagraph"/>
+        <w:ind w:firstLine="420"/>
       </w:pPr>
       <w:r>
         <w:rPr>
@@ -11825,7 +11164,8 @@
     </w:p>
     <w:p>
       <w:pPr>
-        <w:pStyle w:val="MethodologyBlock"/>
+        <w:pStyle w:val="BodyText"/>
+        <w:ind w:firstLine="420"/>
       </w:pPr>
       <w:r>
         <w:rPr>
@@ -11845,12 +11185,12 @@
         </w:rPr>
         <w:t>解完必验</w:t>
       </w:r>
-      <w:r>
-        <w:rPr>
-          <w:rFonts w:ascii="Times New Roman" w:hAnsi="Times New Roman" w:eastAsia="Times New Roman" w:cs="Times New Roman"/>
-        </w:rPr>
-        <w:t xml:space="preserve"> </w:t>
-      </w:r>
+    </w:p>
+    <w:p>
+      <w:pPr>
+        <w:pStyle w:val="BodyText"/>
+        <w:ind w:firstLine="420"/>
+      </w:pPr>
       <w:r>
         <w:rPr>
           <w:rFonts w:hint="eastAsia" w:ascii="Times New Roman" w:hAnsi="Times New Roman" w:eastAsia="FangSong" w:cs="Times New Roman"/>
@@ -11910,9 +11250,9 @@
         </w:pict>
       </w:r>
     </w:p>
+    <w:bookmarkEnd w:id="22"/>
     <w:bookmarkEnd w:id="23"/>
-    <w:bookmarkEnd w:id="24"/>
-    <w:bookmarkStart w:id="28" w:name="五零级与二级反应同一方法"/>
+    <w:bookmarkStart w:id="27" w:name="零级与二级反应同一方法"/>
     <w:p>
       <w:pPr>
         <w:pStyle w:val="Heading2"/>
@@ -11920,36 +11260,30 @@
       </w:pPr>
       <w:r>
         <w:rPr>
+          <w:rFonts w:ascii="Times New Roman" w:hAnsi="Times New Roman" w:eastAsia="Times New Roman" w:cs="Times New Roman"/>
+        </w:rPr>
+        <w:t xml:space="preserve">§5 </w:t>
+      </w:r>
+      <w:r>
+        <w:rPr>
           <w:rFonts w:hint="eastAsia" w:ascii="Times New Roman" w:hAnsi="Times New Roman" w:eastAsia="SimHei" w:cs="Times New Roman"/>
         </w:rPr>
-        <w:t>五</w:t>
-      </w:r>
-      <w:r>
-        <w:rPr>
-          <w:rFonts w:hint="eastAsia" w:ascii="Times New Roman" w:hAnsi="Times New Roman" w:eastAsia="Times New Roman" w:cs="Times New Roman"/>
-        </w:rPr>
-        <w:t>、</w:t>
+        <w:t>零级与二级反应</w:t>
+      </w:r>
+      <w:r>
+        <w:rPr>
+          <w:rFonts w:hint="eastAsia" w:ascii="Times New Roman" w:hAnsi="Times New Roman" w:eastAsia="Times New Roman" w:cs="Times New Roman"/>
+        </w:rPr>
+        <w:t>：</w:t>
       </w:r>
       <w:r>
         <w:rPr>
           <w:rFonts w:hint="eastAsia" w:ascii="Times New Roman" w:hAnsi="Times New Roman" w:eastAsia="SimHei" w:cs="Times New Roman"/>
         </w:rPr>
-        <w:t>零级与二级反应</w:t>
-      </w:r>
-      <w:r>
-        <w:rPr>
-          <w:rFonts w:hint="eastAsia" w:ascii="Times New Roman" w:hAnsi="Times New Roman" w:eastAsia="Times New Roman" w:cs="Times New Roman"/>
-        </w:rPr>
-        <w:t>：</w:t>
-      </w:r>
-      <w:r>
-        <w:rPr>
-          <w:rFonts w:hint="eastAsia" w:ascii="Times New Roman" w:hAnsi="Times New Roman" w:eastAsia="SimHei" w:cs="Times New Roman"/>
-        </w:rPr>
         <w:t>同一方法</w:t>
       </w:r>
     </w:p>
-    <w:bookmarkStart w:id="25" w:name="零级反应n-0"/>
+    <w:bookmarkStart w:id="24" w:name="零级反应n-0"/>
     <w:p>
       <w:pPr>
         <w:pStyle w:val="Heading3"/>
@@ -12059,6 +11393,7 @@
     <w:p>
       <w:pPr>
         <w:pStyle w:val="FirstParagraph"/>
+        <w:ind w:firstLine="420"/>
       </w:pPr>
       <w:r>
         <w:rPr>
@@ -12131,6 +11466,7 @@
     <w:p>
       <w:pPr>
         <w:pStyle w:val="BodyText"/>
+        <w:ind w:firstLine="420"/>
       </w:pPr>
       <w:r>
         <w:rPr>
@@ -12235,6 +11571,7 @@
     <w:p>
       <w:pPr>
         <w:pStyle w:val="FirstParagraph"/>
+        <w:ind w:firstLine="420"/>
       </w:pPr>
       <w:r>
         <w:rPr>
@@ -12379,6 +11716,7 @@
     <w:p>
       <w:pPr>
         <w:pStyle w:val="FirstParagraph"/>
+        <w:ind w:firstLine="420"/>
       </w:pPr>
       <w:r>
         <w:rPr>
@@ -12565,6 +11903,7 @@
     <w:p>
       <w:pPr>
         <w:pStyle w:val="BodyText"/>
+        <w:ind w:firstLine="420"/>
       </w:pPr>
       <w:r>
         <w:rPr>
@@ -12691,8 +12030,8 @@
         <w:t>）。</w:t>
       </w:r>
     </w:p>
-    <w:bookmarkEnd w:id="25"/>
-    <w:bookmarkStart w:id="26" w:name="二级反应n-2单一反应物"/>
+    <w:bookmarkEnd w:id="24"/>
+    <w:bookmarkStart w:id="25" w:name="二级反应n-2单一反应物"/>
     <w:p>
       <w:pPr>
         <w:pStyle w:val="Heading3"/>
@@ -12841,6 +12180,7 @@
     <w:p>
       <w:pPr>
         <w:pStyle w:val="FirstParagraph"/>
+        <w:ind w:firstLine="420"/>
       </w:pPr>
       <w:r>
         <w:rPr>
@@ -12960,6 +12300,7 @@
     <w:p>
       <w:pPr>
         <w:pStyle w:val="FirstParagraph"/>
+        <w:ind w:firstLine="420"/>
       </w:pPr>
       <w:r>
         <w:rPr>
@@ -13297,6 +12638,7 @@
     <w:p>
       <w:pPr>
         <w:pStyle w:val="FirstParagraph"/>
+        <w:ind w:firstLine="420"/>
       </w:pPr>
       <w:r>
         <w:rPr>
@@ -13437,6 +12779,7 @@
     <w:p>
       <w:pPr>
         <w:pStyle w:val="FirstParagraph"/>
+        <w:ind w:firstLine="420"/>
       </w:pPr>
       <w:r>
         <w:rPr>
@@ -13571,6 +12914,7 @@
     <w:p>
       <w:pPr>
         <w:pStyle w:val="FirstParagraph"/>
+        <w:ind w:firstLine="420"/>
       </w:pPr>
       <w:r>
         <w:rPr>
@@ -13706,6 +13050,7 @@
     <w:p>
       <w:pPr>
         <w:pStyle w:val="FirstParagraph"/>
+        <w:ind w:firstLine="420"/>
       </w:pPr>
       <w:r>
         <w:rPr>
@@ -13961,8 +13306,8 @@
         <w:t>。</w:t>
       </w:r>
     </w:p>
-    <w:bookmarkEnd w:id="26"/>
-    <w:bookmarkStart w:id="27" w:name="三式对比表与第-1-讲呼应"/>
+    <w:bookmarkEnd w:id="25"/>
+    <w:bookmarkStart w:id="26" w:name="三式对比表与第-1-讲呼应"/>
     <w:p>
       <w:pPr>
         <w:pStyle w:val="Heading3"/>
@@ -14017,6 +13362,15 @@
         <w:tblW w:type="pct" w:w="5000"/>
         <w:tblLayout w:type="fixed"/>
         <w:tblLook w:firstRow="1" w:lastRow="0" w:firstColumn="0" w:lastColumn="0" w:noHBand="0" w:noVBand="0" w:val="0020"/>
+        <w:jc w:val="center"/>
+        <w:tblBorders>
+          <w:top w:val="single" w:sz="12" w:space="0" w:color="333333"/>
+          <w:bottom w:val="single" w:sz="12" w:space="0" w:color="333333"/>
+          <w:left w:val="none"/>
+          <w:right w:val="none"/>
+          <w:insideH w:val="none"/>
+          <w:insideV w:val="none"/>
+        </w:tblBorders>
       </w:tblPr>
       <w:tblGrid>
         <w:gridCol w:w="1320"/>
@@ -14031,7 +13385,11 @@
           <w:tblHeader w:val="on"/>
         </w:trPr>
         <w:tc>
-          <w:tcPr/>
+          <w:tcPr>
+            <w:tcBorders>
+              <w:bottom w:val="single" w:sz="6" w:space="0" w:color="333333"/>
+            </w:tcBorders>
+          </w:tcPr>
           <w:p>
             <w:pPr>
               <w:pStyle w:val="Compact"/>
@@ -14047,7 +13405,11 @@
           </w:p>
         </w:tc>
         <w:tc>
-          <w:tcPr/>
+          <w:tcPr>
+            <w:tcBorders>
+              <w:bottom w:val="single" w:sz="6" w:space="0" w:color="333333"/>
+            </w:tcBorders>
+          </w:tcPr>
           <w:p>
             <w:pPr>
               <w:pStyle w:val="Compact"/>
@@ -14063,7 +13425,11 @@
           </w:p>
         </w:tc>
         <w:tc>
-          <w:tcPr/>
+          <w:tcPr>
+            <w:tcBorders>
+              <w:bottom w:val="single" w:sz="6" w:space="0" w:color="333333"/>
+            </w:tcBorders>
+          </w:tcPr>
           <w:p>
             <w:pPr>
               <w:pStyle w:val="Compact"/>
@@ -14079,7 +13445,11 @@
           </w:p>
         </w:tc>
         <w:tc>
-          <w:tcPr/>
+          <w:tcPr>
+            <w:tcBorders>
+              <w:bottom w:val="single" w:sz="6" w:space="0" w:color="333333"/>
+            </w:tcBorders>
+          </w:tcPr>
           <w:p>
             <w:pPr>
               <w:pStyle w:val="Compact"/>
@@ -14095,7 +13465,11 @@
           </w:p>
         </w:tc>
         <w:tc>
-          <w:tcPr/>
+          <w:tcPr>
+            <w:tcBorders>
+              <w:bottom w:val="single" w:sz="6" w:space="0" w:color="333333"/>
+            </w:tcBorders>
+          </w:tcPr>
           <w:p>
             <w:pPr>
               <w:pStyle w:val="Compact"/>
@@ -14111,7 +13485,11 @@
           </w:p>
         </w:tc>
         <w:tc>
-          <w:tcPr/>
+          <w:tcPr>
+            <w:tcBorders>
+              <w:bottom w:val="single" w:sz="6" w:space="0" w:color="333333"/>
+            </w:tcBorders>
+          </w:tcPr>
           <w:p>
             <w:pPr>
               <w:pStyle w:val="Compact"/>
@@ -14960,6 +14338,7 @@
       <w:pPr>
         <w:pStyle w:val="BodyText"/>
         <w:spacing w:before="120"/>
+        <w:ind w:firstLine="420"/>
       </w:pPr>
       <w:r>
         <w:rPr>
@@ -15177,6 +14556,7 @@
     <w:p>
       <w:pPr>
         <w:pStyle w:val="FirstParagraph"/>
+        <w:ind w:firstLine="420"/>
       </w:pPr>
       <w:r>
         <w:rPr>
@@ -15298,6 +14678,7 @@
     <w:p>
       <w:pPr>
         <w:pStyle w:val="BodyText"/>
+        <w:ind w:firstLine="420"/>
       </w:pPr>
       <w:r>
         <w:rPr>
@@ -15626,9 +15007,9 @@
         </w:pict>
       </w:r>
     </w:p>
+    <w:bookmarkEnd w:id="26"/>
     <w:bookmarkEnd w:id="27"/>
-    <w:bookmarkEnd w:id="28"/>
-    <w:bookmarkStart w:id="31" w:name="六半衰期积分式的直接推论"/>
+    <w:bookmarkStart w:id="30" w:name="半衰期积分式的直接推论"/>
     <w:p>
       <w:pPr>
         <w:pStyle w:val="Heading2"/>
@@ -15636,15 +15017,9 @@
       </w:pPr>
       <w:r>
         <w:rPr>
-          <w:rFonts w:hint="eastAsia" w:ascii="Times New Roman" w:hAnsi="Times New Roman" w:eastAsia="SimHei" w:cs="Times New Roman"/>
-        </w:rPr>
-        <w:t>六</w:t>
-      </w:r>
-      <w:r>
-        <w:rPr>
-          <w:rFonts w:hint="eastAsia" w:ascii="Times New Roman" w:hAnsi="Times New Roman" w:eastAsia="Times New Roman" w:cs="Times New Roman"/>
-        </w:rPr>
-        <w:t>、</w:t>
+          <w:rFonts w:ascii="Times New Roman" w:hAnsi="Times New Roman" w:eastAsia="Times New Roman" w:cs="Times New Roman"/>
+        </w:rPr>
+        <w:t xml:space="preserve">§6 </w:t>
       </w:r>
       <w:r>
         <w:rPr>
@@ -15668,6 +15043,7 @@
     <w:p>
       <w:pPr>
         <w:pStyle w:val="FirstParagraph"/>
+        <w:ind w:firstLine="420"/>
       </w:pPr>
       <w:r>
         <w:rPr>
@@ -15711,6 +15087,7 @@
     <w:p>
       <w:pPr>
         <w:pStyle w:val="BodyText"/>
+        <w:ind w:firstLine="420"/>
       </w:pPr>
       <w:r>
         <w:rPr>
@@ -15792,7 +15169,7 @@
         <w:t xml:space="preserve">。</w:t>
       </w:r>
     </w:p>
-    <w:bookmarkStart w:id="29" w:name="一级反应最重要"/>
+    <w:bookmarkStart w:id="28" w:name="一级反应最重要"/>
     <w:p>
       <w:pPr>
         <w:pStyle w:val="Heading3"/>
@@ -15832,6 +15209,7 @@
     <w:p>
       <w:pPr>
         <w:pStyle w:val="FirstParagraph"/>
+        <w:ind w:firstLine="420"/>
       </w:pPr>
       <w:r>
         <w:rPr>
@@ -16250,6 +15628,7 @@
     <w:p>
       <w:pPr>
         <w:pStyle w:val="FirstParagraph"/>
+        <w:ind w:firstLine="420"/>
       </w:pPr>
       <w:r>
         <w:rPr>
@@ -16331,6 +15710,7 @@
     <w:p>
       <w:pPr>
         <w:pStyle w:val="BodyText"/>
+        <w:ind w:firstLine="420"/>
       </w:pPr>
       <w:r>
         <w:rPr>
@@ -16391,8 +15771,8 @@
         <w:t xml:space="preserve">。</w:t>
       </w:r>
     </w:p>
-    <w:bookmarkEnd w:id="29"/>
-    <w:bookmarkStart w:id="30" w:name="零级与二级"/>
+    <w:bookmarkEnd w:id="28"/>
+    <w:bookmarkStart w:id="29" w:name="零级与二级"/>
     <w:p>
       <w:pPr>
         <w:pStyle w:val="Heading3"/>
@@ -16416,6 +15796,15 @@
         <w:tblStyle w:val="Table"/>
         <w:tblW w:type="auto" w:w="0"/>
         <w:tblLook w:firstRow="1" w:lastRow="0" w:firstColumn="0" w:lastColumn="0" w:noHBand="0" w:noVBand="0" w:val="0020"/>
+        <w:jc w:val="center"/>
+        <w:tblBorders>
+          <w:top w:val="single" w:sz="12" w:space="0" w:color="333333"/>
+          <w:bottom w:val="single" w:sz="12" w:space="0" w:color="333333"/>
+          <w:left w:val="none"/>
+          <w:right w:val="none"/>
+          <w:insideH w:val="none"/>
+          <w:insideV w:val="none"/>
+        </w:tblBorders>
       </w:tblPr>
       <w:tblGrid>
         <w:gridCol w:w="2640"/>
@@ -16427,7 +15816,11 @@
           <w:tblHeader w:val="on"/>
         </w:trPr>
         <w:tc>
-          <w:tcPr/>
+          <w:tcPr>
+            <w:tcBorders>
+              <w:bottom w:val="single" w:sz="6" w:space="0" w:color="333333"/>
+            </w:tcBorders>
+          </w:tcPr>
           <w:p>
             <w:pPr>
               <w:pStyle w:val="Compact"/>
@@ -16443,7 +15836,11 @@
           </w:p>
         </w:tc>
         <w:tc>
-          <w:tcPr/>
+          <w:tcPr>
+            <w:tcBorders>
+              <w:bottom w:val="single" w:sz="6" w:space="0" w:color="333333"/>
+            </w:tcBorders>
+          </w:tcPr>
           <w:p>
             <w:pPr>
               <w:pStyle w:val="Compact"/>
@@ -16459,7 +15856,11 @@
           </w:p>
         </w:tc>
         <w:tc>
-          <w:tcPr/>
+          <w:tcPr>
+            <w:tcBorders>
+              <w:bottom w:val="single" w:sz="6" w:space="0" w:color="333333"/>
+            </w:tcBorders>
+          </w:tcPr>
           <w:p>
             <w:pPr>
               <w:pStyle w:val="Compact"/>
@@ -16889,6 +16290,7 @@
       <w:pPr>
         <w:pStyle w:val="BodyText"/>
         <w:spacing w:before="120"/>
+        <w:ind w:firstLine="420"/>
       </w:pPr>
       <w:r>
         <w:rPr>
@@ -17275,7 +16677,8 @@
     </w:p>
     <w:p>
       <w:pPr>
-        <w:pStyle w:val="MethodologyBlock"/>
+        <w:pStyle w:val="FirstParagraph"/>
+        <w:ind w:firstLine="420"/>
       </w:pPr>
       <w:r>
         <w:rPr>
@@ -17283,12 +16686,12 @@
         </w:rPr>
         <w:t xml:space="preserve">半衰期是实验判定反应级数的便捷判据</w:t>
       </w:r>
-      <w:r>
-        <w:rPr>
-          <w:rFonts w:ascii="Times New Roman" w:hAnsi="Times New Roman" w:eastAsia="Times New Roman" w:cs="Times New Roman"/>
-        </w:rPr>
-        <w:t xml:space="preserve"> </w:t>
-      </w:r>
+    </w:p>
+    <w:p>
+      <w:pPr>
+        <w:pStyle w:val="BodyText"/>
+        <w:ind w:firstLine="420"/>
+      </w:pPr>
       <w:r>
         <w:rPr>
           <w:rFonts w:hint="eastAsia" w:ascii="Times New Roman" w:hAnsi="Times New Roman" w:eastAsia="FangSong" w:cs="Times New Roman"/>
@@ -17301,18 +16704,12 @@
         </w:rPr>
         <w:t>：</w:t>
       </w:r>
-      <w:r>
-        <w:rPr>
-          <w:rFonts w:ascii="Times New Roman" w:hAnsi="Times New Roman" w:eastAsia="Times New Roman" w:cs="Times New Roman"/>
-        </w:rPr>
-        <w:t xml:space="preserve"> </w:t>
-      </w:r>
-      <w:r>
-        <w:rPr>
-          <w:rFonts w:ascii="Times New Roman" w:hAnsi="Times New Roman" w:eastAsia="Times New Roman" w:cs="Times New Roman"/>
-        </w:rPr>
-        <w:t xml:space="preserve">- </w:t>
-      </w:r>
+    </w:p>
+    <w:p>
+      <w:pPr>
+        <w:pStyle w:val="BodyText"/>
+        <w:ind w:firstLine="420"/>
+      </w:pPr>
       <w:r>
         <w:rPr>
           <w:rFonts w:hint="eastAsia" w:ascii="Times New Roman" w:hAnsi="Times New Roman" w:eastAsia="FangSong" w:cs="Times New Roman"/>
@@ -17331,18 +16728,12 @@
         </w:rPr>
         <w:t xml:space="preserve">一级</w:t>
       </w:r>
-      <w:r>
-        <w:rPr>
-          <w:rFonts w:ascii="Times New Roman" w:hAnsi="Times New Roman" w:eastAsia="Times New Roman" w:cs="Times New Roman"/>
-        </w:rPr>
-        <w:t xml:space="preserve"> </w:t>
-      </w:r>
-      <w:r>
-        <w:rPr>
-          <w:rFonts w:ascii="Times New Roman" w:hAnsi="Times New Roman" w:eastAsia="Times New Roman" w:cs="Times New Roman"/>
-        </w:rPr>
-        <w:t xml:space="preserve">- </w:t>
-      </w:r>
+    </w:p>
+    <w:p>
+      <w:pPr>
+        <w:pStyle w:val="BodyText"/>
+        <w:ind w:firstLine="420"/>
+      </w:pPr>
       <w:r>
         <w:rPr>
           <w:rFonts w:hint="eastAsia" w:ascii="Times New Roman" w:hAnsi="Times New Roman" w:eastAsia="FangSong" w:cs="Times New Roman"/>
@@ -17361,18 +16752,12 @@
         </w:rPr>
         <w:t xml:space="preserve">零级</w:t>
       </w:r>
-      <w:r>
-        <w:rPr>
-          <w:rFonts w:ascii="Times New Roman" w:hAnsi="Times New Roman" w:eastAsia="Times New Roman" w:cs="Times New Roman"/>
-        </w:rPr>
-        <w:t xml:space="preserve"> </w:t>
-      </w:r>
-      <w:r>
-        <w:rPr>
-          <w:rFonts w:ascii="Times New Roman" w:hAnsi="Times New Roman" w:eastAsia="Times New Roman" w:cs="Times New Roman"/>
-        </w:rPr>
-        <w:t xml:space="preserve">- </w:t>
-      </w:r>
+    </w:p>
+    <w:p>
+      <w:pPr>
+        <w:pStyle w:val="BodyText"/>
+        <w:ind w:firstLine="420"/>
+      </w:pPr>
       <w:r>
         <w:rPr>
           <w:rFonts w:hint="eastAsia" w:ascii="Times New Roman" w:hAnsi="Times New Roman" w:eastAsia="FangSong" w:cs="Times New Roman"/>
@@ -17420,9 +16805,9 @@
         </w:pict>
       </w:r>
     </w:p>
+    <w:bookmarkEnd w:id="29"/>
     <w:bookmarkEnd w:id="30"/>
-    <w:bookmarkEnd w:id="31"/>
-    <w:bookmarkStart w:id="35" w:name="七积分在化学里的另外三处"/>
+    <w:bookmarkStart w:id="34" w:name="积分在化学里的另外三处"/>
     <w:p>
       <w:pPr>
         <w:pStyle w:val="Heading2"/>
@@ -17430,26 +16815,21 @@
       </w:pPr>
       <w:r>
         <w:rPr>
+          <w:rFonts w:ascii="Times New Roman" w:hAnsi="Times New Roman" w:eastAsia="Times New Roman" w:cs="Times New Roman"/>
+        </w:rPr>
+        <w:t xml:space="preserve">§7 </w:t>
+      </w:r>
+      <w:r>
+        <w:rPr>
           <w:rFonts w:hint="eastAsia" w:ascii="Times New Roman" w:hAnsi="Times New Roman" w:eastAsia="SimHei" w:cs="Times New Roman"/>
         </w:rPr>
-        <w:t>七</w:t>
-      </w:r>
-      <w:r>
-        <w:rPr>
-          <w:rFonts w:hint="eastAsia" w:ascii="Times New Roman" w:hAnsi="Times New Roman" w:eastAsia="Times New Roman" w:cs="Times New Roman"/>
-        </w:rPr>
-        <w:t>、</w:t>
-      </w:r>
-      <w:r>
-        <w:rPr>
-          <w:rFonts w:hint="eastAsia" w:ascii="Times New Roman" w:hAnsi="Times New Roman" w:eastAsia="SimHei" w:cs="Times New Roman"/>
-        </w:rPr>
-        <w:t>积分在化学里的另外三处</w:t>
+        <w:t xml:space="preserve">积分在化学里的另外三处</w:t>
       </w:r>
     </w:p>
     <w:p>
       <w:pPr>
         <w:pStyle w:val="FirstParagraph"/>
+        <w:ind w:firstLine="420"/>
       </w:pPr>
       <w:r>
         <w:rPr>
@@ -17526,7 +16906,7 @@
         <w:t>）</w:t>
       </w:r>
     </w:p>
-    <w:bookmarkStart w:id="32" w:name="可逆体积功p-dv"/>
+    <w:bookmarkStart w:id="31" w:name="可逆体积功p-dv"/>
     <w:p>
       <w:pPr>
         <w:pStyle w:val="Heading3"/>
@@ -17561,6 +16941,7 @@
     <w:p>
       <w:pPr>
         <w:pStyle w:val="FirstParagraph"/>
+        <w:ind w:firstLine="420"/>
       </w:pPr>
       <w:r>
         <w:rPr>
@@ -17685,6 +17066,7 @@
     <w:p>
       <w:pPr>
         <w:pStyle w:val="FirstParagraph"/>
+        <w:ind w:firstLine="420"/>
       </w:pPr>
       <w:r>
         <w:rPr>
@@ -17910,6 +17292,7 @@
     <w:p>
       <w:pPr>
         <w:pStyle w:val="FirstParagraph"/>
+        <w:ind w:firstLine="420"/>
       </w:pPr>
       <w:r>
         <w:rPr>
@@ -18002,6 +17385,7 @@
     <w:p>
       <w:pPr>
         <w:pStyle w:val="BodyText"/>
+        <w:ind w:firstLine="420"/>
       </w:pPr>
       <w:r>
         <w:rPr>
@@ -18095,8 +17479,8 @@
         <w:t>。）</w:t>
       </w:r>
     </w:p>
-    <w:bookmarkEnd w:id="32"/>
-    <w:bookmarkStart w:id="33" w:name="gibbs-helmholtz-式的积分形式"/>
+    <w:bookmarkEnd w:id="31"/>
+    <w:bookmarkStart w:id="32" w:name="gibbs-helmholtz-式的积分形式"/>
     <w:p>
       <w:pPr>
         <w:pStyle w:val="Heading3"/>
@@ -18232,6 +17616,7 @@
     <w:p>
       <w:pPr>
         <w:pStyle w:val="FirstParagraph"/>
+        <w:ind w:firstLine="420"/>
       </w:pPr>
       <w:r>
         <w:rPr>
@@ -18492,6 +17877,7 @@
     <w:p>
       <w:pPr>
         <w:pStyle w:val="FirstParagraph"/>
+        <w:ind w:firstLine="420"/>
       </w:pPr>
       <w:r>
         <w:rPr>
@@ -18606,8 +17992,8 @@
         <w:t>。</w:t>
       </w:r>
     </w:p>
-    <w:bookmarkEnd w:id="33"/>
-    <w:bookmarkStart w:id="34" w:name="平均值积分是连续求和"/>
+    <w:bookmarkEnd w:id="32"/>
+    <w:bookmarkStart w:id="33" w:name="平均值积分是连续求和"/>
     <w:p>
       <w:pPr>
         <w:pStyle w:val="Heading3"/>
@@ -18659,6 +18045,7 @@
     <w:p>
       <w:pPr>
         <w:pStyle w:val="FirstParagraph"/>
+        <w:ind w:firstLine="420"/>
       </w:pPr>
       <w:r>
         <w:rPr>
@@ -18887,6 +18274,7 @@
     <w:p>
       <w:pPr>
         <w:pStyle w:val="FirstParagraph"/>
+        <w:ind w:firstLine="420"/>
       </w:pPr>
       <w:r>
         <w:rPr>
@@ -19057,9 +18445,9 @@
         </w:pict>
       </w:r>
     </w:p>
+    <w:bookmarkEnd w:id="33"/>
     <w:bookmarkEnd w:id="34"/>
-    <w:bookmarkEnd w:id="35"/>
-    <w:bookmarkStart w:id="36" w:name="本讲小结"/>
+    <w:bookmarkStart w:id="35" w:name="本讲小结"/>
     <w:p>
       <w:pPr>
         <w:pStyle w:val="Heading2"/>
@@ -19067,6 +18455,12 @@
       </w:pPr>
       <w:r>
         <w:rPr>
+          <w:rFonts w:ascii="Times New Roman" w:hAnsi="Times New Roman" w:eastAsia="Times New Roman" w:cs="Times New Roman"/>
+        </w:rPr>
+        <w:t xml:space="preserve">§8 </w:t>
+      </w:r>
+      <w:r>
+        <w:rPr>
           <w:rFonts w:hint="eastAsia" w:ascii="Times New Roman" w:hAnsi="Times New Roman" w:eastAsia="SimHei" w:cs="Times New Roman"/>
         </w:rPr>
         <w:t xml:space="preserve">本讲小结</w:t>
@@ -19075,6 +18469,7 @@
     <w:p>
       <w:pPr>
         <w:pStyle w:val="FirstParagraph"/>
+        <w:ind w:firstLine="420"/>
       </w:pPr>
       <w:r>
         <w:rPr>
@@ -19137,11 +18532,8 @@
     </w:p>
     <w:p>
       <w:pPr>
-        <w:pStyle w:val="Compact"/>
-        <w:numPr>
-          <w:ilvl w:val="0"/>
-          <w:numId w:val="1005"/>
-        </w:numPr>
+        <w:pStyle w:val="BodyText"/>
+        <w:ind w:firstLine="420"/>
       </w:pPr>
       <w:r>
         <w:rPr>
@@ -19224,11 +18616,8 @@
     </w:p>
     <w:p>
       <w:pPr>
-        <w:pStyle w:val="Compact"/>
-        <w:numPr>
-          <w:ilvl w:val="0"/>
-          <w:numId w:val="1005"/>
-        </w:numPr>
+        <w:pStyle w:val="BodyText"/>
+        <w:ind w:firstLine="420"/>
       </w:pPr>
       <w:r>
         <w:rPr>
@@ -19347,11 +18736,8 @@
     </w:p>
     <w:p>
       <w:pPr>
-        <w:pStyle w:val="Compact"/>
-        <w:numPr>
-          <w:ilvl w:val="0"/>
-          <w:numId w:val="1005"/>
-        </w:numPr>
+        <w:pStyle w:val="BodyText"/>
+        <w:ind w:firstLine="420"/>
       </w:pPr>
       <w:r>
         <w:rPr>
@@ -19473,11 +18859,8 @@
     </w:p>
     <w:p>
       <w:pPr>
-        <w:pStyle w:val="Compact"/>
-        <w:numPr>
-          <w:ilvl w:val="0"/>
-          <w:numId w:val="1005"/>
-        </w:numPr>
+        <w:pStyle w:val="BodyText"/>
+        <w:ind w:firstLine="420"/>
       </w:pPr>
       <w:r>
         <w:rPr>
@@ -19566,7 +18949,8 @@
     </w:p>
     <w:p>
       <w:pPr>
-        <w:pStyle w:val="FirstParagraph"/>
+        <w:pStyle w:val="BodyText"/>
+        <w:ind w:firstLine="420"/>
       </w:pPr>
       <w:r>
         <w:rPr>
@@ -19605,8 +18989,8 @@
         <w:t>。</w:t>
       </w:r>
     </w:p>
-    <w:bookmarkEnd w:id="36"/>
-    <w:bookmarkStart w:id="37" w:name="八本讲速查"/>
+    <w:bookmarkEnd w:id="35"/>
+    <w:bookmarkStart w:id="36" w:name="本讲速查"/>
     <w:p>
       <w:pPr>
         <w:pStyle w:val="Heading2"/>
@@ -19614,21 +18998,15 @@
       </w:pPr>
       <w:r>
         <w:rPr>
+          <w:rFonts w:ascii="Times New Roman" w:hAnsi="Times New Roman" w:eastAsia="Times New Roman" w:cs="Times New Roman"/>
+        </w:rPr>
+        <w:t xml:space="preserve">§9 </w:t>
+      </w:r>
+      <w:r>
+        <w:rPr>
           <w:rFonts w:hint="eastAsia" w:ascii="Times New Roman" w:hAnsi="Times New Roman" w:eastAsia="SimHei" w:cs="Times New Roman"/>
         </w:rPr>
-        <w:t>八</w:t>
-      </w:r>
-      <w:r>
-        <w:rPr>
-          <w:rFonts w:hint="eastAsia" w:ascii="Times New Roman" w:hAnsi="Times New Roman" w:eastAsia="Times New Roman" w:cs="Times New Roman"/>
-        </w:rPr>
-        <w:t>、</w:t>
-      </w:r>
-      <w:r>
-        <w:rPr>
-          <w:rFonts w:hint="eastAsia" w:ascii="Times New Roman" w:hAnsi="Times New Roman" w:eastAsia="SimHei" w:cs="Times New Roman"/>
-        </w:rPr>
-        <w:t>本讲速查</w:t>
+        <w:t xml:space="preserve">本讲速查</w:t>
       </w:r>
     </w:p>
     <w:tbl>
@@ -19637,6 +19015,15 @@
         <w:tblW w:type="pct" w:w="5000"/>
         <w:tblLayout w:type="fixed"/>
         <w:tblLook w:firstRow="1" w:lastRow="0" w:firstColumn="0" w:lastColumn="0" w:noHBand="0" w:noVBand="0" w:val="0020"/>
+        <w:jc w:val="center"/>
+        <w:tblBorders>
+          <w:top w:val="single" w:sz="12" w:space="0" w:color="333333"/>
+          <w:bottom w:val="single" w:sz="12" w:space="0" w:color="333333"/>
+          <w:left w:val="none"/>
+          <w:right w:val="none"/>
+          <w:insideH w:val="none"/>
+          <w:insideV w:val="none"/>
+        </w:tblBorders>
       </w:tblPr>
       <w:tblGrid>
         <w:gridCol w:w="3960"/>
@@ -19647,7 +19034,11 @@
           <w:tblHeader w:val="on"/>
         </w:trPr>
         <w:tc>
-          <w:tcPr/>
+          <w:tcPr>
+            <w:tcBorders>
+              <w:bottom w:val="single" w:sz="6" w:space="0" w:color="333333"/>
+            </w:tcBorders>
+          </w:tcPr>
           <w:p>
             <w:pPr>
               <w:pStyle w:val="Compact"/>
@@ -19663,7 +19054,11 @@
           </w:p>
         </w:tc>
         <w:tc>
-          <w:tcPr/>
+          <w:tcPr>
+            <w:tcBorders>
+              <w:bottom w:val="single" w:sz="6" w:space="0" w:color="333333"/>
+            </w:tcBorders>
+          </w:tcPr>
           <w:p>
             <w:pPr>
               <w:pStyle w:val="Compact"/>
@@ -21287,8 +20682,8 @@
         </w:pict>
       </w:r>
     </w:p>
-    <w:bookmarkEnd w:id="37"/>
-    <w:bookmarkStart w:id="41" w:name="九练习题"/>
+    <w:bookmarkEnd w:id="36"/>
+    <w:bookmarkStart w:id="40" w:name="课后习题"/>
     <w:p>
       <w:pPr>
         <w:pStyle w:val="Heading2"/>
@@ -21296,24 +20691,18 @@
       </w:pPr>
       <w:r>
         <w:rPr>
+          <w:rFonts w:ascii="Times New Roman" w:hAnsi="Times New Roman" w:eastAsia="Times New Roman" w:cs="Times New Roman"/>
+        </w:rPr>
+        <w:t xml:space="preserve">§10 </w:t>
+      </w:r>
+      <w:r>
+        <w:rPr>
           <w:rFonts w:hint="eastAsia" w:ascii="Times New Roman" w:hAnsi="Times New Roman" w:eastAsia="SimHei" w:cs="Times New Roman"/>
         </w:rPr>
-        <w:t>九</w:t>
-      </w:r>
-      <w:r>
-        <w:rPr>
-          <w:rFonts w:hint="eastAsia" w:ascii="Times New Roman" w:hAnsi="Times New Roman" w:eastAsia="Times New Roman" w:cs="Times New Roman"/>
-        </w:rPr>
-        <w:t>、</w:t>
-      </w:r>
-      <w:r>
-        <w:rPr>
-          <w:rFonts w:hint="eastAsia" w:ascii="Times New Roman" w:hAnsi="Times New Roman" w:eastAsia="SimHei" w:cs="Times New Roman"/>
-        </w:rPr>
-        <w:t>练习题</w:t>
+        <w:t xml:space="preserve">课后习题</w:t>
       </w:r>
     </w:p>
-    <w:bookmarkStart w:id="38" w:name="基础巩固6-题"/>
+    <w:bookmarkStart w:id="37" w:name="基础巩固6-题"/>
     <w:p>
       <w:pPr>
         <w:pStyle w:val="Heading3"/>
@@ -21359,6 +20748,7 @@
     <w:p>
       <w:pPr>
         <w:pStyle w:val="FirstParagraph"/>
+        <w:ind w:firstLine="420"/>
       </w:pPr>
       <w:r>
         <w:rPr>
@@ -21588,6 +20978,7 @@
     <w:p>
       <w:pPr>
         <w:pStyle w:val="BodyText"/>
+        <w:ind w:firstLine="420"/>
       </w:pPr>
       <w:r>
         <w:rPr>
@@ -21838,6 +21229,7 @@
     <w:p>
       <w:pPr>
         <w:pStyle w:val="BodyText"/>
+        <w:ind w:firstLine="420"/>
       </w:pPr>
       <w:r>
         <w:rPr>
@@ -22071,6 +21463,7 @@
     <w:p>
       <w:pPr>
         <w:pStyle w:val="BodyText"/>
+        <w:ind w:firstLine="420"/>
       </w:pPr>
       <w:r>
         <w:rPr>
@@ -22211,6 +21604,7 @@
     <w:p>
       <w:pPr>
         <w:pStyle w:val="BodyText"/>
+        <w:ind w:firstLine="420"/>
       </w:pPr>
       <w:r>
         <w:rPr>
@@ -22376,6 +21770,7 @@
     <w:p>
       <w:pPr>
         <w:pStyle w:val="BodyText"/>
+        <w:ind w:firstLine="420"/>
       </w:pPr>
       <w:r>
         <w:rPr>
@@ -22544,8 +21939,8 @@
         <w:t>。</w:t>
       </w:r>
     </w:p>
-    <w:bookmarkEnd w:id="38"/>
-    <w:bookmarkStart w:id="39" w:name="竞赛入门6-题"/>
+    <w:bookmarkEnd w:id="37"/>
+    <w:bookmarkStart w:id="38" w:name="竞赛入门6-题"/>
     <w:p>
       <w:pPr>
         <w:pStyle w:val="Heading3"/>
@@ -22591,6 +21986,7 @@
     <w:p>
       <w:pPr>
         <w:pStyle w:val="FirstParagraph"/>
+        <w:ind w:firstLine="420"/>
       </w:pPr>
       <w:r>
         <w:rPr>
@@ -22692,6 +22088,7 @@
     <w:p>
       <w:pPr>
         <w:pStyle w:val="BodyText"/>
+        <w:ind w:firstLine="420"/>
       </w:pPr>
       <w:r>
         <w:rPr>
@@ -22944,6 +22341,7 @@
     <w:p>
       <w:pPr>
         <w:pStyle w:val="BodyText"/>
+        <w:ind w:firstLine="420"/>
       </w:pPr>
       <w:r>
         <w:rPr>
@@ -23360,6 +22758,7 @@
     <w:p>
       <w:pPr>
         <w:pStyle w:val="BodyText"/>
+        <w:ind w:firstLine="420"/>
       </w:pPr>
       <w:r>
         <w:rPr>
@@ -23439,6 +22838,7 @@
     <w:p>
       <w:pPr>
         <w:pStyle w:val="BodyText"/>
+        <w:ind w:firstLine="420"/>
       </w:pPr>
       <w:r>
         <w:rPr>
@@ -23575,6 +22975,7 @@
     <w:p>
       <w:pPr>
         <w:pStyle w:val="BodyText"/>
+        <w:ind w:firstLine="420"/>
       </w:pPr>
       <w:r>
         <w:rPr>
@@ -23699,8 +23100,8 @@
         <w:t>。</w:t>
       </w:r>
     </w:p>
-    <w:bookmarkEnd w:id="39"/>
-    <w:bookmarkStart w:id="40" w:name="真题挑战6-题竞赛风格改编"/>
+    <w:bookmarkEnd w:id="38"/>
+    <w:bookmarkStart w:id="39" w:name="真题挑战6-题竞赛风格改编"/>
     <w:p>
       <w:pPr>
         <w:pStyle w:val="Heading3"/>
@@ -23758,6 +23159,7 @@
     <w:p>
       <w:pPr>
         <w:pStyle w:val="FirstParagraph"/>
+        <w:ind w:firstLine="420"/>
       </w:pPr>
       <w:r>
         <w:rPr>
@@ -23921,6 +23323,7 @@
     <w:p>
       <w:pPr>
         <w:pStyle w:val="BodyText"/>
+        <w:ind w:firstLine="420"/>
       </w:pPr>
       <w:r>
         <w:rPr>
@@ -24632,6 +24035,7 @@
     <w:p>
       <w:pPr>
         <w:pStyle w:val="BodyText"/>
+        <w:ind w:firstLine="420"/>
       </w:pPr>
       <w:r>
         <w:rPr>
@@ -24855,6 +24259,7 @@
     <w:p>
       <w:pPr>
         <w:pStyle w:val="BodyText"/>
+        <w:ind w:firstLine="420"/>
       </w:pPr>
       <w:r>
         <w:rPr>
@@ -25154,6 +24559,7 @@
     <w:p>
       <w:pPr>
         <w:pStyle w:val="BodyText"/>
+        <w:ind w:firstLine="420"/>
       </w:pPr>
       <w:r>
         <w:rPr>
@@ -25313,6 +24719,7 @@
     <w:p>
       <w:pPr>
         <w:pStyle w:val="BodyText"/>
+        <w:ind w:firstLine="420"/>
       </w:pPr>
       <w:r>
         <w:rPr>
@@ -26283,9 +25690,9 @@
         </w:pict>
       </w:r>
     </w:p>
+    <w:bookmarkEnd w:id="39"/>
     <w:bookmarkEnd w:id="40"/>
-    <w:bookmarkEnd w:id="41"/>
-    <w:bookmarkStart w:id="44" w:name="十参考答案"/>
+    <w:bookmarkStart w:id="43" w:name="参考答案"/>
     <w:p>
       <w:pPr>
         <w:pStyle w:val="Heading2"/>
@@ -26293,24 +25700,18 @@
       </w:pPr>
       <w:r>
         <w:rPr>
+          <w:rFonts w:ascii="Times New Roman" w:hAnsi="Times New Roman" w:eastAsia="Times New Roman" w:cs="Times New Roman"/>
+        </w:rPr>
+        <w:t xml:space="preserve">§11 </w:t>
+      </w:r>
+      <w:r>
+        <w:rPr>
           <w:rFonts w:hint="eastAsia" w:ascii="Times New Roman" w:hAnsi="Times New Roman" w:eastAsia="SimHei" w:cs="Times New Roman"/>
         </w:rPr>
-        <w:t>十</w:t>
-      </w:r>
-      <w:r>
-        <w:rPr>
-          <w:rFonts w:hint="eastAsia" w:ascii="Times New Roman" w:hAnsi="Times New Roman" w:eastAsia="Times New Roman" w:cs="Times New Roman"/>
-        </w:rPr>
-        <w:t>、</w:t>
-      </w:r>
-      <w:r>
-        <w:rPr>
-          <w:rFonts w:hint="eastAsia" w:ascii="Times New Roman" w:hAnsi="Times New Roman" w:eastAsia="SimHei" w:cs="Times New Roman"/>
-        </w:rPr>
-        <w:t>参考答案</w:t>
+        <w:t xml:space="preserve">参考答案</w:t>
       </w:r>
     </w:p>
-    <w:bookmarkStart w:id="42" w:name="练一练"/>
+    <w:bookmarkStart w:id="41" w:name="练一练"/>
     <w:p>
       <w:pPr>
         <w:pStyle w:val="Heading3"/>
@@ -26326,6 +25727,7 @@
     <w:p>
       <w:pPr>
         <w:pStyle w:val="FirstParagraph"/>
+        <w:ind w:firstLine="420"/>
       </w:pPr>
       <w:r>
         <w:rPr>
@@ -26349,24 +25751,11 @@
         </w:rPr>
         <w:t xml:space="preserve">：</w:t>
       </w:r>
-      <w:r>
-        <w:rPr>
-          <w:rFonts w:ascii="Times New Roman" w:hAnsi="Times New Roman" w:eastAsia="Times New Roman" w:cs="Times New Roman"/>
-        </w:rPr>
-        <w:t xml:space="preserve"> </w:t>
-      </w:r>
-      <w:r>
-        <w:rPr>
-          <w:rFonts w:ascii="Times New Roman" w:hAnsi="Times New Roman" w:eastAsia="Times New Roman" w:cs="Times New Roman"/>
-        </w:rPr>
-        <w:t xml:space="preserve">-</w:t>
-      </w:r>
-      <w:r>
-        <w:rPr>
-          <w:rFonts w:ascii="Times New Roman" w:hAnsi="Times New Roman" w:eastAsia="Times New Roman" w:cs="Times New Roman"/>
-        </w:rPr>
-        <w:t xml:space="preserve"> </w:t>
-      </w:r>
+    </w:p>
+    <w:p>
+      <w:pPr>
+        <w:pStyle w:val="BodyText"/>
+      </w:pPr>
       <m:oMath>
         <m:oMathPr>
           <m:ctrlPr>
@@ -26444,20 +25833,13 @@
         <w:rPr>
           <w:rFonts w:ascii="Times New Roman" w:hAnsi="Times New Roman" w:eastAsia="Times New Roman" w:cs="Times New Roman"/>
         </w:rPr>
-        <w:t xml:space="preserve"> </w:t>
-      </w:r>
-      <w:r>
-        <w:rPr>
-          <w:rFonts w:ascii="Times New Roman" w:hAnsi="Times New Roman" w:eastAsia="Times New Roman" w:cs="Times New Roman"/>
-        </w:rPr>
-        <w:t xml:space="preserve">-</w:t>
-      </w:r>
-      <w:r>
-        <w:rPr>
-          <w:rFonts w:ascii="Times New Roman" w:hAnsi="Times New Roman" w:eastAsia="Times New Roman" w:cs="Times New Roman"/>
-        </w:rPr>
-        <w:t xml:space="preserve"> </w:t>
-      </w:r>
+        <w:t xml:space="preserve">​</w:t>
+      </w:r>
+    </w:p>
+    <w:p>
+      <w:pPr>
+        <w:pStyle w:val="BodyText"/>
+      </w:pPr>
       <m:oMath>
         <m:oMathPr>
           <m:ctrlPr>
@@ -26565,20 +25947,13 @@
         <w:rPr>
           <w:rFonts w:ascii="Times New Roman" w:hAnsi="Times New Roman" w:eastAsia="Times New Roman" w:cs="Times New Roman"/>
         </w:rPr>
-        <w:t xml:space="preserve"> </w:t>
-      </w:r>
-      <w:r>
-        <w:rPr>
-          <w:rFonts w:ascii="Times New Roman" w:hAnsi="Times New Roman" w:eastAsia="Times New Roman" w:cs="Times New Roman"/>
-        </w:rPr>
-        <w:t xml:space="preserve">-</w:t>
-      </w:r>
-      <w:r>
-        <w:rPr>
-          <w:rFonts w:ascii="Times New Roman" w:hAnsi="Times New Roman" w:eastAsia="Times New Roman" w:cs="Times New Roman"/>
-        </w:rPr>
-        <w:t xml:space="preserve"> </w:t>
-      </w:r>
+        <w:t xml:space="preserve">​</w:t>
+      </w:r>
+    </w:p>
+    <w:p>
+      <w:pPr>
+        <w:pStyle w:val="BodyText"/>
+      </w:pPr>
       <m:oMath>
         <m:oMathPr>
           <m:ctrlPr>
@@ -26655,51 +26030,45 @@
           <m:t>C</m:t>
         </m:r>
       </m:oMath>
+      <w:r>
+        <w:rPr>
+          <w:rFonts w:ascii="Times New Roman" w:hAnsi="Times New Roman" w:eastAsia="Times New Roman" w:cs="Times New Roman"/>
+        </w:rPr>
+        <w:t xml:space="preserve">​</w:t>
+      </w:r>
+    </w:p>
+    <w:p>
+      <w:pPr>
+        <w:pStyle w:val="BodyText"/>
+        <w:ind w:firstLine="420"/>
+      </w:pPr>
+      <w:r>
+        <w:rPr>
+          <w:rFonts w:hint="eastAsia" w:ascii="Times New Roman" w:hAnsi="Times New Roman" w:eastAsia="FangSong" w:cs="Times New Roman"/>
+          <w:b/>
+          <w:bCs/>
+        </w:rPr>
+        <w:t xml:space="preserve">练一练</w:t>
+      </w:r>
+      <w:r>
+        <w:rPr>
+          <w:rFonts w:ascii="Times New Roman" w:hAnsi="Times New Roman" w:eastAsia="Times New Roman" w:cs="Times New Roman"/>
+          <w:b/>
+          <w:bCs/>
+        </w:rPr>
+        <w:t xml:space="preserve"> 2-1</w:t>
+      </w:r>
+      <w:r>
+        <w:rPr>
+          <w:rFonts w:hint="eastAsia" w:ascii="Times New Roman" w:hAnsi="Times New Roman" w:eastAsia="Times New Roman" w:cs="Times New Roman"/>
+        </w:rPr>
+        <w:t xml:space="preserve">：</w:t>
+      </w:r>
     </w:p>
     <w:p>
       <w:pPr>
         <w:pStyle w:val="BodyText"/>
       </w:pPr>
-      <w:r>
-        <w:rPr>
-          <w:rFonts w:hint="eastAsia" w:ascii="Times New Roman" w:hAnsi="Times New Roman" w:eastAsia="FangSong" w:cs="Times New Roman"/>
-          <w:b/>
-          <w:bCs/>
-        </w:rPr>
-        <w:t xml:space="preserve">练一练</w:t>
-      </w:r>
-      <w:r>
-        <w:rPr>
-          <w:rFonts w:ascii="Times New Roman" w:hAnsi="Times New Roman" w:eastAsia="Times New Roman" w:cs="Times New Roman"/>
-          <w:b/>
-          <w:bCs/>
-        </w:rPr>
-        <w:t xml:space="preserve"> 2-1</w:t>
-      </w:r>
-      <w:r>
-        <w:rPr>
-          <w:rFonts w:hint="eastAsia" w:ascii="Times New Roman" w:hAnsi="Times New Roman" w:eastAsia="Times New Roman" w:cs="Times New Roman"/>
-        </w:rPr>
-        <w:t xml:space="preserve">：</w:t>
-      </w:r>
-      <w:r>
-        <w:rPr>
-          <w:rFonts w:ascii="Times New Roman" w:hAnsi="Times New Roman" w:eastAsia="Times New Roman" w:cs="Times New Roman"/>
-        </w:rPr>
-        <w:t xml:space="preserve"> </w:t>
-      </w:r>
-      <w:r>
-        <w:rPr>
-          <w:rFonts w:ascii="Times New Roman" w:hAnsi="Times New Roman" w:eastAsia="Times New Roman" w:cs="Times New Roman"/>
-        </w:rPr>
-        <w:t xml:space="preserve">-</w:t>
-      </w:r>
-      <w:r>
-        <w:rPr>
-          <w:rFonts w:ascii="Times New Roman" w:hAnsi="Times New Roman" w:eastAsia="Times New Roman" w:cs="Times New Roman"/>
-        </w:rPr>
-        <w:t xml:space="preserve"> </w:t>
-      </w:r>
       <m:oMath>
         <m:oMathPr>
           <m:ctrlPr>
@@ -26878,20 +26247,13 @@
         <w:rPr>
           <w:rFonts w:ascii="Times New Roman" w:hAnsi="Times New Roman" w:eastAsia="Times New Roman" w:cs="Times New Roman"/>
         </w:rPr>
-        <w:t xml:space="preserve"> </w:t>
-      </w:r>
-      <w:r>
-        <w:rPr>
-          <w:rFonts w:ascii="Times New Roman" w:hAnsi="Times New Roman" w:eastAsia="Times New Roman" w:cs="Times New Roman"/>
-        </w:rPr>
-        <w:t xml:space="preserve">-</w:t>
-      </w:r>
-      <w:r>
-        <w:rPr>
-          <w:rFonts w:ascii="Times New Roman" w:hAnsi="Times New Roman" w:eastAsia="Times New Roman" w:cs="Times New Roman"/>
-        </w:rPr>
-        <w:t xml:space="preserve"> </w:t>
-      </w:r>
+        <w:t xml:space="preserve">​</w:t>
+      </w:r>
+    </w:p>
+    <w:p>
+      <w:pPr>
+        <w:pStyle w:val="BodyText"/>
+      </w:pPr>
       <m:oMath>
         <m:oMathPr>
           <m:ctrlPr>
@@ -27023,10 +26385,17 @@
           <m:t>1</m:t>
         </m:r>
       </m:oMath>
+      <w:r>
+        <w:rPr>
+          <w:rFonts w:ascii="Times New Roman" w:hAnsi="Times New Roman" w:eastAsia="Times New Roman" w:cs="Times New Roman"/>
+        </w:rPr>
+        <w:t xml:space="preserve">​</w:t>
+      </w:r>
     </w:p>
     <w:p>
       <w:pPr>
         <w:pStyle w:val="BodyText"/>
+        <w:ind w:firstLine="420"/>
       </w:pPr>
       <w:r>
         <w:rPr>
@@ -27577,6 +26946,7 @@
     <w:p>
       <w:pPr>
         <w:pStyle w:val="FirstParagraph"/>
+        <w:ind w:firstLine="420"/>
       </w:pPr>
       <w:r>
         <w:rPr>
@@ -27743,6 +27113,7 @@
     <w:p>
       <w:pPr>
         <w:pStyle w:val="BodyText"/>
+        <w:ind w:firstLine="420"/>
       </w:pPr>
       <w:r>
         <w:rPr>
@@ -28110,8 +27481,8 @@
         <w:t>。</w:t>
       </w:r>
     </w:p>
-    <w:bookmarkEnd w:id="42"/>
-    <w:bookmarkStart w:id="43" w:name="练习题"/>
+    <w:bookmarkEnd w:id="41"/>
+    <w:bookmarkStart w:id="42" w:name="练习题"/>
     <w:p>
       <w:pPr>
         <w:pStyle w:val="Heading3"/>
@@ -28669,6 +28040,7 @@
     <w:p>
       <w:pPr>
         <w:pStyle w:val="BodyText"/>
+        <w:ind w:firstLine="420"/>
       </w:pPr>
       <w:r>
         <w:rPr>
@@ -29192,6 +28564,7 @@
     <w:p>
       <w:pPr>
         <w:pStyle w:val="BodyText"/>
+        <w:ind w:firstLine="420"/>
       </w:pPr>
       <w:r>
         <w:rPr>
@@ -29491,6 +28864,7 @@
     <w:p>
       <w:pPr>
         <w:pStyle w:val="BodyText"/>
+        <w:ind w:firstLine="420"/>
       </w:pPr>
       <w:r>
         <w:rPr>
@@ -29743,6 +29117,7 @@
     <w:p>
       <w:pPr>
         <w:pStyle w:val="BodyText"/>
+        <w:ind w:firstLine="420"/>
       </w:pPr>
       <w:r>
         <w:rPr>
@@ -30703,6 +30078,7 @@
     <w:p>
       <w:pPr>
         <w:pStyle w:val="BodyText"/>
+        <w:ind w:firstLine="420"/>
       </w:pPr>
       <w:r>
         <w:rPr>
@@ -31311,6 +30687,7 @@
     <w:p>
       <w:pPr>
         <w:pStyle w:val="BodyText"/>
+        <w:ind w:firstLine="420"/>
       </w:pPr>
       <w:r>
         <w:rPr>
@@ -31809,6 +31186,7 @@
     <w:p>
       <w:pPr>
         <w:pStyle w:val="BodyText"/>
+        <w:ind w:firstLine="420"/>
       </w:pPr>
       <w:r>
         <w:rPr>
@@ -32159,6 +31537,7 @@
     <w:p>
       <w:pPr>
         <w:pStyle w:val="BodyText"/>
+        <w:ind w:firstLine="420"/>
       </w:pPr>
       <w:r>
         <w:rPr>
@@ -32373,6 +31752,7 @@
     <w:p>
       <w:pPr>
         <w:pStyle w:val="BodyText"/>
+        <w:ind w:firstLine="420"/>
       </w:pPr>
       <w:r>
         <w:rPr>
@@ -32620,6 +32000,7 @@
     <w:p>
       <w:pPr>
         <w:pStyle w:val="BodyText"/>
+        <w:ind w:firstLine="420"/>
       </w:pPr>
       <w:r>
         <w:rPr>
@@ -33476,6 +32857,7 @@
     <w:p>
       <w:pPr>
         <w:pStyle w:val="BodyText"/>
+        <w:ind w:firstLine="420"/>
       </w:pPr>
       <w:r>
         <w:rPr>
@@ -33865,6 +33247,7 @@
     <w:p>
       <w:pPr>
         <w:pStyle w:val="BodyText"/>
+        <w:ind w:firstLine="420"/>
       </w:pPr>
       <w:r>
         <w:rPr>
@@ -34938,6 +34321,7 @@
     <w:p>
       <w:pPr>
         <w:pStyle w:val="BodyText"/>
+        <w:ind w:firstLine="420"/>
       </w:pPr>
       <w:r>
         <w:rPr>
@@ -35382,6 +34766,7 @@
     <w:p>
       <w:pPr>
         <w:pStyle w:val="BodyText"/>
+        <w:ind w:firstLine="420"/>
       </w:pPr>
       <w:r>
         <w:rPr>
@@ -36787,404 +36172,358 @@
     </w:p>
     <w:p>
       <w:pPr>
-        <w:pStyle w:val="BodyText"/>
+        <w:pStyle w:val="FirstParagraph"/>
+        <w:ind w:firstLine="420"/>
       </w:pPr>
       <w:r>
         <w:rPr>
           <w:rFonts w:hint="eastAsia" w:ascii="Times New Roman" w:hAnsi="Times New Roman" w:eastAsia="FangSong" w:cs="Times New Roman"/>
         </w:rPr>
         <w:t xml:space="preserve">这一讲能解开哪份讲义的什么坎</w:t>
-      </w:r>
-      <w:r>
-        <w:rPr>
-          <w:rFonts w:ascii="Times New Roman" w:hAnsi="Times New Roman" w:eastAsia="Times New Roman" w:cs="Times New Roman"/>
-        </w:rPr>
-        <w:t xml:space="preserve"> </w:t>
-      </w:r>
-      <w:r>
-        <w:rPr>
-          <w:rFonts w:ascii="Times New Roman" w:hAnsi="Times New Roman" w:eastAsia="Times New Roman" w:cs="Times New Roman"/>
-        </w:rPr>
-        <w:t xml:space="preserve">-</w:t>
-      </w:r>
-      <w:r>
-        <w:rPr>
-          <w:rFonts w:ascii="Times New Roman" w:hAnsi="Times New Roman" w:eastAsia="Times New Roman" w:cs="Times New Roman"/>
-        </w:rPr>
-        <w:t xml:space="preserve"> </w:t>
-      </w:r>
-      <w:r>
-        <w:rPr>
-          <w:rFonts w:hint="eastAsia" w:ascii="Times New Roman" w:hAnsi="Times New Roman" w:eastAsia="FangSong" w:cs="Times New Roman"/>
-          <w:b/>
-          <w:bCs/>
-        </w:rPr>
-        <w:t xml:space="preserve">化学动力学</w:t>
-      </w:r>
-      <w:r>
-        <w:rPr>
-          <w:rFonts w:hint="eastAsia" w:ascii="Times New Roman" w:hAnsi="Times New Roman" w:eastAsia="Times New Roman" w:cs="Times New Roman"/>
-        </w:rPr>
-        <w:t>：</w:t>
-      </w:r>
-      <w:r>
-        <w:rPr>
-          <w:rFonts w:hint="eastAsia" w:ascii="Times New Roman" w:hAnsi="Times New Roman" w:eastAsia="FangSong" w:cs="Times New Roman"/>
-        </w:rPr>
-        <w:t>零</w:t>
-      </w:r>
-      <w:r>
-        <w:rPr>
-          <w:rFonts w:hint="eastAsia" w:ascii="Times New Roman" w:hAnsi="Times New Roman" w:eastAsia="Times New Roman" w:cs="Times New Roman"/>
-        </w:rPr>
-        <w:t>/</w:t>
-      </w:r>
-      <w:r>
-        <w:rPr>
-          <w:rFonts w:hint="eastAsia" w:ascii="Times New Roman" w:hAnsi="Times New Roman" w:eastAsia="FangSong" w:cs="Times New Roman"/>
-        </w:rPr>
-        <w:t>一</w:t>
-      </w:r>
-      <w:r>
-        <w:rPr>
-          <w:rFonts w:hint="eastAsia" w:ascii="Times New Roman" w:hAnsi="Times New Roman" w:eastAsia="Times New Roman" w:cs="Times New Roman"/>
-        </w:rPr>
-        <w:t>/</w:t>
-      </w:r>
-      <w:r>
-        <w:rPr>
-          <w:rFonts w:hint="eastAsia" w:ascii="Times New Roman" w:hAnsi="Times New Roman" w:eastAsia="FangSong" w:cs="Times New Roman"/>
-        </w:rPr>
-        <w:t>二级积分速率方程从</w:t>
-      </w:r>
-      <w:r>
-        <w:rPr>
-          <w:rFonts w:hint="eastAsia" w:ascii="Times New Roman" w:hAnsi="Times New Roman" w:eastAsia="Times New Roman" w:cs="Times New Roman"/>
-        </w:rPr>
-        <w:t>「</w:t>
-      </w:r>
-      <w:r>
-        <w:rPr>
-          <w:rFonts w:hint="eastAsia" w:ascii="Times New Roman" w:hAnsi="Times New Roman" w:eastAsia="FangSong" w:cs="Times New Roman"/>
-        </w:rPr>
-        <w:t>给的结论</w:t>
-      </w:r>
-      <w:r>
-        <w:rPr>
-          <w:rFonts w:hint="eastAsia" w:ascii="Times New Roman" w:hAnsi="Times New Roman" w:eastAsia="Times New Roman" w:cs="Times New Roman"/>
-        </w:rPr>
-        <w:t>」</w:t>
-      </w:r>
-      <w:r>
-        <w:rPr>
-          <w:rFonts w:hint="eastAsia" w:ascii="Times New Roman" w:hAnsi="Times New Roman" w:eastAsia="FangSong" w:cs="Times New Roman"/>
-        </w:rPr>
-        <w:t>变成</w:t>
-      </w:r>
-      <w:r>
-        <w:rPr>
-          <w:rFonts w:hint="eastAsia" w:ascii="Times New Roman" w:hAnsi="Times New Roman" w:eastAsia="Times New Roman" w:cs="Times New Roman"/>
-        </w:rPr>
-        <w:t>「</w:t>
-      </w:r>
-      <w:r>
-        <w:rPr>
-          <w:rFonts w:hint="eastAsia" w:ascii="Times New Roman" w:hAnsi="Times New Roman" w:eastAsia="FangSong" w:cs="Times New Roman"/>
-        </w:rPr>
-        <w:t>能自己推</w:t>
-      </w:r>
-      <w:r>
-        <w:rPr>
-          <w:rFonts w:hint="eastAsia" w:ascii="Times New Roman" w:hAnsi="Times New Roman" w:eastAsia="Times New Roman" w:cs="Times New Roman"/>
-        </w:rPr>
-        <w:t>」；</w:t>
-      </w:r>
-      <w:r>
-        <w:rPr>
-          <w:rFonts w:hint="eastAsia" w:ascii="Times New Roman" w:hAnsi="Times New Roman" w:eastAsia="FangSong" w:cs="Times New Roman"/>
-        </w:rPr>
-        <w:t>半衰期公式有了来处</w:t>
-      </w:r>
-      <w:r>
-        <w:rPr>
-          <w:rFonts w:hint="eastAsia" w:ascii="Times New Roman" w:hAnsi="Times New Roman" w:eastAsia="Times New Roman" w:cs="Times New Roman"/>
-        </w:rPr>
-        <w:t>。</w:t>
-      </w:r>
-      <w:r>
-        <w:rPr>
-          <w:rFonts w:ascii="Times New Roman" w:hAnsi="Times New Roman" w:eastAsia="Times New Roman" w:cs="Times New Roman"/>
-        </w:rPr>
-        <w:t xml:space="preserve"> </w:t>
-      </w:r>
-      <w:r>
-        <w:rPr>
-          <w:rFonts w:ascii="Times New Roman" w:hAnsi="Times New Roman" w:eastAsia="Times New Roman" w:cs="Times New Roman"/>
-        </w:rPr>
-        <w:t xml:space="preserve">-</w:t>
-      </w:r>
-      <w:r>
-        <w:rPr>
-          <w:rFonts w:ascii="Times New Roman" w:hAnsi="Times New Roman" w:eastAsia="Times New Roman" w:cs="Times New Roman"/>
-        </w:rPr>
-        <w:t xml:space="preserve"> </w:t>
-      </w:r>
-      <w:r>
-        <w:rPr>
-          <w:rFonts w:hint="eastAsia" w:ascii="Times New Roman" w:hAnsi="Times New Roman" w:eastAsia="FangSong" w:cs="Times New Roman"/>
-          <w:b/>
-          <w:bCs/>
-        </w:rPr>
-        <w:t xml:space="preserve">第</w:t>
-      </w:r>
-      <w:r>
-        <w:rPr>
-          <w:rFonts w:ascii="Times New Roman" w:hAnsi="Times New Roman" w:eastAsia="Times New Roman" w:cs="Times New Roman"/>
-          <w:b/>
-          <w:bCs/>
-        </w:rPr>
-        <w:t xml:space="preserve"> 1 </w:t>
-      </w:r>
-      <w:r>
-        <w:rPr>
-          <w:rFonts w:hint="eastAsia" w:ascii="Times New Roman" w:hAnsi="Times New Roman" w:eastAsia="FangSong" w:cs="Times New Roman"/>
-          <w:b/>
-          <w:bCs/>
-        </w:rPr>
-        <w:t xml:space="preserve">讲</w:t>
-      </w:r>
-      <w:r>
-        <w:rPr>
-          <w:rFonts w:hint="eastAsia" w:ascii="Times New Roman" w:hAnsi="Times New Roman" w:eastAsia="Times New Roman" w:cs="Times New Roman"/>
-        </w:rPr>
-        <w:t xml:space="preserve">：</w:t>
-      </w:r>
-      <w:r>
-        <w:rPr>
-          <w:rStyle w:val="VerbatimChar"/>
-          <w:rFonts w:ascii="Times New Roman" w:hAnsi="Times New Roman" w:eastAsia="Times New Roman" w:cs="Times New Roman"/>
-        </w:rPr>
-        <w:t xml:space="preserve">ln[A]</w:t>
-      </w:r>
-      <w:r>
-        <w:rPr>
-          <w:rFonts w:ascii="Times New Roman" w:hAnsi="Times New Roman" w:eastAsia="Times New Roman" w:cs="Times New Roman"/>
-        </w:rPr>
-        <w:t xml:space="preserve">–</w:t>
-      </w:r>
-      <w:r>
-        <w:rPr>
-          <w:rStyle w:val="VerbatimChar"/>
-          <w:rFonts w:ascii="Times New Roman" w:hAnsi="Times New Roman" w:eastAsia="Times New Roman" w:cs="Times New Roman"/>
-        </w:rPr>
-        <w:t xml:space="preserve">t</w:t>
-      </w:r>
-      <w:r>
-        <w:rPr>
-          <w:rFonts w:ascii="Times New Roman" w:hAnsi="Times New Roman" w:eastAsia="Times New Roman" w:cs="Times New Roman"/>
-        </w:rPr>
-        <w:t xml:space="preserve">、</w:t>
-      </w:r>
-      <w:r>
-        <w:rPr>
-          <w:rStyle w:val="VerbatimChar"/>
-          <w:rFonts w:ascii="Times New Roman" w:hAnsi="Times New Roman" w:eastAsia="Times New Roman" w:cs="Times New Roman"/>
-        </w:rPr>
-        <w:t xml:space="preserve">1/[A]</w:t>
-      </w:r>
-      <w:r>
-        <w:rPr>
-          <w:rFonts w:ascii="Times New Roman" w:hAnsi="Times New Roman" w:eastAsia="Times New Roman" w:cs="Times New Roman"/>
-        </w:rPr>
-        <w:t xml:space="preserve">–</w:t>
-      </w:r>
-      <w:r>
-        <w:rPr>
-          <w:rStyle w:val="VerbatimChar"/>
-          <w:rFonts w:ascii="Times New Roman" w:hAnsi="Times New Roman" w:eastAsia="Times New Roman" w:cs="Times New Roman"/>
-        </w:rPr>
-        <w:t xml:space="preserve">t</w:t>
-      </w:r>
-      <w:r>
-        <w:rPr>
-          <w:rFonts w:ascii="Times New Roman" w:hAnsi="Times New Roman" w:eastAsia="Times New Roman" w:cs="Times New Roman"/>
-        </w:rPr>
-        <w:t xml:space="preserve"> </w:t>
-      </w:r>
-      <w:r>
-        <w:rPr>
-          <w:rFonts w:hint="eastAsia" w:ascii="Times New Roman" w:hAnsi="Times New Roman" w:eastAsia="FangSong" w:cs="Times New Roman"/>
-        </w:rPr>
-        <w:t>为什么是直线</w:t>
-      </w:r>
-      <w:r>
-        <w:rPr>
-          <w:rFonts w:hint="eastAsia" w:ascii="Times New Roman" w:hAnsi="Times New Roman" w:eastAsia="Times New Roman" w:cs="Times New Roman"/>
-        </w:rPr>
-        <w:t>，</w:t>
-      </w:r>
-      <w:r>
-        <w:rPr>
-          <w:rFonts w:hint="eastAsia" w:ascii="Times New Roman" w:hAnsi="Times New Roman" w:eastAsia="FangSong" w:cs="Times New Roman"/>
-        </w:rPr>
-        <w:t>斜率符号为什么一个负一个正</w:t>
-      </w:r>
-      <w:r>
-        <w:rPr>
-          <w:rFonts w:hint="eastAsia" w:ascii="Times New Roman" w:hAnsi="Times New Roman" w:eastAsia="Times New Roman" w:cs="Times New Roman"/>
-        </w:rPr>
-        <w:t>。</w:t>
-      </w:r>
-      <w:r>
-        <w:rPr>
-          <w:rFonts w:ascii="Times New Roman" w:hAnsi="Times New Roman" w:eastAsia="Times New Roman" w:cs="Times New Roman"/>
-        </w:rPr>
-        <w:t xml:space="preserve"> </w:t>
-      </w:r>
-      <w:r>
-        <w:rPr>
-          <w:rFonts w:ascii="Times New Roman" w:hAnsi="Times New Roman" w:eastAsia="Times New Roman" w:cs="Times New Roman"/>
-        </w:rPr>
-        <w:t xml:space="preserve">-</w:t>
-      </w:r>
-      <w:r>
-        <w:rPr>
-          <w:rFonts w:ascii="Times New Roman" w:hAnsi="Times New Roman" w:eastAsia="Times New Roman" w:cs="Times New Roman"/>
-        </w:rPr>
-        <w:t xml:space="preserve"> </w:t>
-      </w:r>
-      <w:r>
-        <w:rPr>
-          <w:rFonts w:hint="eastAsia" w:ascii="Times New Roman" w:hAnsi="Times New Roman" w:eastAsia="FangSong" w:cs="Times New Roman"/>
-          <w:b/>
-          <w:bCs/>
-        </w:rPr>
-        <w:t xml:space="preserve">化学平衡</w:t>
-      </w:r>
-      <w:r>
-        <w:rPr>
-          <w:rFonts w:hint="eastAsia" w:ascii="Times New Roman" w:hAnsi="Times New Roman" w:eastAsia="Times New Roman" w:cs="Times New Roman"/>
-        </w:rPr>
-        <w:t xml:space="preserve">：Gibbs-Helmholtz</w:t>
-      </w:r>
-      <w:r>
-        <w:rPr>
-          <w:rFonts w:ascii="Times New Roman" w:hAnsi="Times New Roman" w:eastAsia="Times New Roman" w:cs="Times New Roman"/>
-        </w:rPr>
-        <w:t xml:space="preserve"> </w:t>
-      </w:r>
-      <w:r>
-        <w:rPr>
-          <w:rFonts w:hint="eastAsia" w:ascii="Times New Roman" w:hAnsi="Times New Roman" w:eastAsia="FangSong" w:cs="Times New Roman"/>
-        </w:rPr>
-        <w:t>式的积分形式</w:t>
-      </w:r>
-      <w:r>
-        <w:rPr>
-          <w:rFonts w:hint="eastAsia" w:ascii="Times New Roman" w:hAnsi="Times New Roman" w:eastAsia="Times New Roman" w:cs="Times New Roman"/>
-        </w:rPr>
-        <w:t>（</w:t>
-      </w:r>
-      <w:r>
-        <w:rPr>
-          <w:rFonts w:hint="eastAsia" w:ascii="Times New Roman" w:hAnsi="Times New Roman" w:eastAsia="FangSong" w:cs="Times New Roman"/>
-        </w:rPr>
-        <w:t>第</w:t>
-      </w:r>
-      <w:r>
-        <w:rPr>
-          <w:rFonts w:ascii="Times New Roman" w:hAnsi="Times New Roman" w:eastAsia="Times New Roman" w:cs="Times New Roman"/>
-        </w:rPr>
-        <w:t xml:space="preserve"> 5 </w:t>
-      </w:r>
-      <w:r>
-        <w:rPr>
-          <w:rFonts w:hint="eastAsia" w:ascii="Times New Roman" w:hAnsi="Times New Roman" w:eastAsia="FangSong" w:cs="Times New Roman"/>
-        </w:rPr>
-        <w:t>讲会补上偏导那一步</w:t>
-      </w:r>
-      <w:r>
-        <w:rPr>
-          <w:rFonts w:hint="eastAsia" w:ascii="Times New Roman" w:hAnsi="Times New Roman" w:eastAsia="Times New Roman" w:cs="Times New Roman"/>
-        </w:rPr>
-        <w:t>）。</w:t>
-      </w:r>
-      <w:r>
-        <w:rPr>
-          <w:rFonts w:ascii="Times New Roman" w:hAnsi="Times New Roman" w:eastAsia="Times New Roman" w:cs="Times New Roman"/>
-        </w:rPr>
-        <w:t xml:space="preserve"> </w:t>
-      </w:r>
-      <w:r>
-        <w:rPr>
-          <w:rFonts w:ascii="Times New Roman" w:hAnsi="Times New Roman" w:eastAsia="Times New Roman" w:cs="Times New Roman"/>
-        </w:rPr>
-        <w:t xml:space="preserve">-</w:t>
-      </w:r>
-      <w:r>
-        <w:rPr>
-          <w:rFonts w:ascii="Times New Roman" w:hAnsi="Times New Roman" w:eastAsia="Times New Roman" w:cs="Times New Roman"/>
-        </w:rPr>
-        <w:t xml:space="preserve"> </w:t>
-      </w:r>
-      <w:r>
-        <w:rPr>
-          <w:rFonts w:hint="eastAsia" w:ascii="Times New Roman" w:hAnsi="Times New Roman" w:eastAsia="FangSong" w:cs="Times New Roman"/>
-          <w:b/>
-          <w:bCs/>
-        </w:rPr>
-        <w:t xml:space="preserve">统计热力学</w:t>
-      </w:r>
-      <w:r>
-        <w:rPr>
-          <w:rFonts w:hint="eastAsia" w:ascii="Times New Roman" w:hAnsi="Times New Roman" w:eastAsia="Times New Roman" w:cs="Times New Roman"/>
-        </w:rPr>
-        <w:t>：</w:t>
-      </w:r>
-      <w:r>
-        <w:rPr>
-          <w:rFonts w:hint="eastAsia" w:ascii="Times New Roman" w:hAnsi="Times New Roman" w:eastAsia="FangSong" w:cs="Times New Roman"/>
-        </w:rPr>
-        <w:t>平均值的积分定义</w:t>
-      </w:r>
-      <w:r>
-        <w:rPr>
-          <w:rFonts w:hint="eastAsia" w:ascii="Times New Roman" w:hAnsi="Times New Roman" w:eastAsia="Times New Roman" w:cs="Times New Roman"/>
-        </w:rPr>
-        <w:t>（</w:t>
-      </w:r>
-      <w:r>
-        <w:rPr>
-          <w:rFonts w:hint="eastAsia" w:ascii="Times New Roman" w:hAnsi="Times New Roman" w:eastAsia="FangSong" w:cs="Times New Roman"/>
-        </w:rPr>
-        <w:t>第</w:t>
-      </w:r>
-      <w:r>
-        <w:rPr>
-          <w:rFonts w:ascii="Times New Roman" w:hAnsi="Times New Roman" w:eastAsia="Times New Roman" w:cs="Times New Roman"/>
-        </w:rPr>
-        <w:t xml:space="preserve"> 7 </w:t>
-      </w:r>
-      <w:r>
-        <w:rPr>
-          <w:rFonts w:hint="eastAsia" w:ascii="Times New Roman" w:hAnsi="Times New Roman" w:eastAsia="FangSong" w:cs="Times New Roman"/>
-        </w:rPr>
-        <w:t>讲配分函数的前置</w:t>
-      </w:r>
-      <w:r>
-        <w:rPr>
-          <w:rFonts w:hint="eastAsia" w:ascii="Times New Roman" w:hAnsi="Times New Roman" w:eastAsia="Times New Roman" w:cs="Times New Roman"/>
-        </w:rPr>
-        <w:t>）。</w:t>
       </w:r>
     </w:p>
     <w:p>
       <w:pPr>
         <w:pStyle w:val="BodyText"/>
+        <w:ind w:firstLine="420"/>
       </w:pPr>
       <w:r>
         <w:rPr>
           <w:rFonts w:hint="eastAsia" w:ascii="Times New Roman" w:hAnsi="Times New Roman" w:eastAsia="FangSong" w:cs="Times New Roman"/>
+          <w:b/>
+          <w:bCs/>
+        </w:rPr>
+        <w:t xml:space="preserve">化学动力学</w:t>
+      </w:r>
+      <w:r>
+        <w:rPr>
+          <w:rFonts w:hint="eastAsia" w:ascii="Times New Roman" w:hAnsi="Times New Roman" w:eastAsia="Times New Roman" w:cs="Times New Roman"/>
+        </w:rPr>
+        <w:t>：</w:t>
+      </w:r>
+      <w:r>
+        <w:rPr>
+          <w:rFonts w:hint="eastAsia" w:ascii="Times New Roman" w:hAnsi="Times New Roman" w:eastAsia="FangSong" w:cs="Times New Roman"/>
+        </w:rPr>
+        <w:t>零</w:t>
+      </w:r>
+      <w:r>
+        <w:rPr>
+          <w:rFonts w:hint="eastAsia" w:ascii="Times New Roman" w:hAnsi="Times New Roman" w:eastAsia="Times New Roman" w:cs="Times New Roman"/>
+        </w:rPr>
+        <w:t>/</w:t>
+      </w:r>
+      <w:r>
+        <w:rPr>
+          <w:rFonts w:hint="eastAsia" w:ascii="Times New Roman" w:hAnsi="Times New Roman" w:eastAsia="FangSong" w:cs="Times New Roman"/>
+        </w:rPr>
+        <w:t>一</w:t>
+      </w:r>
+      <w:r>
+        <w:rPr>
+          <w:rFonts w:hint="eastAsia" w:ascii="Times New Roman" w:hAnsi="Times New Roman" w:eastAsia="Times New Roman" w:cs="Times New Roman"/>
+        </w:rPr>
+        <w:t>/</w:t>
+      </w:r>
+      <w:r>
+        <w:rPr>
+          <w:rFonts w:hint="eastAsia" w:ascii="Times New Roman" w:hAnsi="Times New Roman" w:eastAsia="FangSong" w:cs="Times New Roman"/>
+        </w:rPr>
+        <w:t>二级积分速率方程从</w:t>
+      </w:r>
+      <w:r>
+        <w:rPr>
+          <w:rFonts w:hint="eastAsia" w:ascii="Times New Roman" w:hAnsi="Times New Roman" w:eastAsia="Times New Roman" w:cs="Times New Roman"/>
+        </w:rPr>
+        <w:t>「</w:t>
+      </w:r>
+      <w:r>
+        <w:rPr>
+          <w:rFonts w:hint="eastAsia" w:ascii="Times New Roman" w:hAnsi="Times New Roman" w:eastAsia="FangSong" w:cs="Times New Roman"/>
+        </w:rPr>
+        <w:t>给的结论</w:t>
+      </w:r>
+      <w:r>
+        <w:rPr>
+          <w:rFonts w:hint="eastAsia" w:ascii="Times New Roman" w:hAnsi="Times New Roman" w:eastAsia="Times New Roman" w:cs="Times New Roman"/>
+        </w:rPr>
+        <w:t>」</w:t>
+      </w:r>
+      <w:r>
+        <w:rPr>
+          <w:rFonts w:hint="eastAsia" w:ascii="Times New Roman" w:hAnsi="Times New Roman" w:eastAsia="FangSong" w:cs="Times New Roman"/>
+        </w:rPr>
+        <w:t>变成</w:t>
+      </w:r>
+      <w:r>
+        <w:rPr>
+          <w:rFonts w:hint="eastAsia" w:ascii="Times New Roman" w:hAnsi="Times New Roman" w:eastAsia="Times New Roman" w:cs="Times New Roman"/>
+        </w:rPr>
+        <w:t>「</w:t>
+      </w:r>
+      <w:r>
+        <w:rPr>
+          <w:rFonts w:hint="eastAsia" w:ascii="Times New Roman" w:hAnsi="Times New Roman" w:eastAsia="FangSong" w:cs="Times New Roman"/>
+        </w:rPr>
+        <w:t>能自己推</w:t>
+      </w:r>
+      <w:r>
+        <w:rPr>
+          <w:rFonts w:hint="eastAsia" w:ascii="Times New Roman" w:hAnsi="Times New Roman" w:eastAsia="Times New Roman" w:cs="Times New Roman"/>
+        </w:rPr>
+        <w:t>」；</w:t>
+      </w:r>
+      <w:r>
+        <w:rPr>
+          <w:rFonts w:hint="eastAsia" w:ascii="Times New Roman" w:hAnsi="Times New Roman" w:eastAsia="FangSong" w:cs="Times New Roman"/>
+        </w:rPr>
+        <w:t>半衰期公式有了来处</w:t>
+      </w:r>
+      <w:r>
+        <w:rPr>
+          <w:rFonts w:hint="eastAsia" w:ascii="Times New Roman" w:hAnsi="Times New Roman" w:eastAsia="Times New Roman" w:cs="Times New Roman"/>
+        </w:rPr>
+        <w:t>。</w:t>
+      </w:r>
+    </w:p>
+    <w:p>
+      <w:pPr>
+        <w:pStyle w:val="BodyText"/>
+        <w:ind w:firstLine="420"/>
+      </w:pPr>
+      <w:r>
+        <w:rPr>
+          <w:rFonts w:hint="eastAsia" w:ascii="Times New Roman" w:hAnsi="Times New Roman" w:eastAsia="FangSong" w:cs="Times New Roman"/>
+          <w:b/>
+          <w:bCs/>
+        </w:rPr>
+        <w:t xml:space="preserve">第</w:t>
+      </w:r>
+      <w:r>
+        <w:rPr>
+          <w:rFonts w:ascii="Times New Roman" w:hAnsi="Times New Roman" w:eastAsia="Times New Roman" w:cs="Times New Roman"/>
+          <w:b/>
+          <w:bCs/>
+        </w:rPr>
+        <w:t xml:space="preserve"> 1 </w:t>
+      </w:r>
+      <w:r>
+        <w:rPr>
+          <w:rFonts w:hint="eastAsia" w:ascii="Times New Roman" w:hAnsi="Times New Roman" w:eastAsia="FangSong" w:cs="Times New Roman"/>
+          <w:b/>
+          <w:bCs/>
+        </w:rPr>
+        <w:t xml:space="preserve">讲</w:t>
+      </w:r>
+      <w:r>
+        <w:rPr>
+          <w:rFonts w:hint="eastAsia" w:ascii="Times New Roman" w:hAnsi="Times New Roman" w:eastAsia="Times New Roman" w:cs="Times New Roman"/>
+        </w:rPr>
+        <w:t xml:space="preserve">：</w:t>
+      </w:r>
+      <w:r>
+        <w:rPr>
+          <w:rStyle w:val="VerbatimChar"/>
+          <w:rFonts w:ascii="Times New Roman" w:hAnsi="Times New Roman" w:eastAsia="Times New Roman" w:cs="Times New Roman"/>
+        </w:rPr>
+        <w:t xml:space="preserve">ln[A]</w:t>
+      </w:r>
+      <w:r>
+        <w:rPr>
+          <w:rFonts w:ascii="Times New Roman" w:hAnsi="Times New Roman" w:eastAsia="Times New Roman" w:cs="Times New Roman"/>
+        </w:rPr>
+        <w:t xml:space="preserve">–</w:t>
+      </w:r>
+      <w:r>
+        <w:rPr>
+          <w:rStyle w:val="VerbatimChar"/>
+          <w:rFonts w:ascii="Times New Roman" w:hAnsi="Times New Roman" w:eastAsia="Times New Roman" w:cs="Times New Roman"/>
+        </w:rPr>
+        <w:t xml:space="preserve">t</w:t>
+      </w:r>
+      <w:r>
+        <w:rPr>
+          <w:rFonts w:ascii="Times New Roman" w:hAnsi="Times New Roman" w:eastAsia="Times New Roman" w:cs="Times New Roman"/>
+        </w:rPr>
+        <w:t xml:space="preserve">、</w:t>
+      </w:r>
+      <w:r>
+        <w:rPr>
+          <w:rStyle w:val="VerbatimChar"/>
+          <w:rFonts w:ascii="Times New Roman" w:hAnsi="Times New Roman" w:eastAsia="Times New Roman" w:cs="Times New Roman"/>
+        </w:rPr>
+        <w:t xml:space="preserve">1/[A]</w:t>
+      </w:r>
+      <w:r>
+        <w:rPr>
+          <w:rFonts w:ascii="Times New Roman" w:hAnsi="Times New Roman" w:eastAsia="Times New Roman" w:cs="Times New Roman"/>
+        </w:rPr>
+        <w:t xml:space="preserve">–</w:t>
+      </w:r>
+      <w:r>
+        <w:rPr>
+          <w:rStyle w:val="VerbatimChar"/>
+          <w:rFonts w:ascii="Times New Roman" w:hAnsi="Times New Roman" w:eastAsia="Times New Roman" w:cs="Times New Roman"/>
+        </w:rPr>
+        <w:t xml:space="preserve">t</w:t>
+      </w:r>
+      <w:r>
+        <w:rPr>
+          <w:rFonts w:ascii="Times New Roman" w:hAnsi="Times New Roman" w:eastAsia="Times New Roman" w:cs="Times New Roman"/>
+        </w:rPr>
+        <w:t xml:space="preserve"> </w:t>
+      </w:r>
+      <w:r>
+        <w:rPr>
+          <w:rFonts w:hint="eastAsia" w:ascii="Times New Roman" w:hAnsi="Times New Roman" w:eastAsia="FangSong" w:cs="Times New Roman"/>
+        </w:rPr>
+        <w:t>为什么是直线</w:t>
+      </w:r>
+      <w:r>
+        <w:rPr>
+          <w:rFonts w:hint="eastAsia" w:ascii="Times New Roman" w:hAnsi="Times New Roman" w:eastAsia="Times New Roman" w:cs="Times New Roman"/>
+        </w:rPr>
+        <w:t>，</w:t>
+      </w:r>
+      <w:r>
+        <w:rPr>
+          <w:rFonts w:hint="eastAsia" w:ascii="Times New Roman" w:hAnsi="Times New Roman" w:eastAsia="FangSong" w:cs="Times New Roman"/>
+        </w:rPr>
+        <w:t>斜率符号为什么一个负一个正</w:t>
+      </w:r>
+      <w:r>
+        <w:rPr>
+          <w:rFonts w:hint="eastAsia" w:ascii="Times New Roman" w:hAnsi="Times New Roman" w:eastAsia="Times New Roman" w:cs="Times New Roman"/>
+        </w:rPr>
+        <w:t>。</w:t>
+      </w:r>
+    </w:p>
+    <w:p>
+      <w:pPr>
+        <w:pStyle w:val="BodyText"/>
+        <w:ind w:firstLine="420"/>
+      </w:pPr>
+      <w:r>
+        <w:rPr>
+          <w:rFonts w:hint="eastAsia" w:ascii="Times New Roman" w:hAnsi="Times New Roman" w:eastAsia="FangSong" w:cs="Times New Roman"/>
+          <w:b/>
+          <w:bCs/>
+        </w:rPr>
+        <w:t xml:space="preserve">化学平衡</w:t>
+      </w:r>
+      <w:r>
+        <w:rPr>
+          <w:rFonts w:hint="eastAsia" w:ascii="Times New Roman" w:hAnsi="Times New Roman" w:eastAsia="Times New Roman" w:cs="Times New Roman"/>
+        </w:rPr>
+        <w:t xml:space="preserve">：Gibbs-Helmholtz</w:t>
+      </w:r>
+      <w:r>
+        <w:rPr>
+          <w:rFonts w:ascii="Times New Roman" w:hAnsi="Times New Roman" w:eastAsia="Times New Roman" w:cs="Times New Roman"/>
+        </w:rPr>
+        <w:t xml:space="preserve"> </w:t>
+      </w:r>
+      <w:r>
+        <w:rPr>
+          <w:rFonts w:hint="eastAsia" w:ascii="Times New Roman" w:hAnsi="Times New Roman" w:eastAsia="FangSong" w:cs="Times New Roman"/>
+        </w:rPr>
+        <w:t>式的积分形式</w:t>
+      </w:r>
+      <w:r>
+        <w:rPr>
+          <w:rFonts w:hint="eastAsia" w:ascii="Times New Roman" w:hAnsi="Times New Roman" w:eastAsia="Times New Roman" w:cs="Times New Roman"/>
+        </w:rPr>
+        <w:t>（</w:t>
+      </w:r>
+      <w:r>
+        <w:rPr>
+          <w:rFonts w:hint="eastAsia" w:ascii="Times New Roman" w:hAnsi="Times New Roman" w:eastAsia="FangSong" w:cs="Times New Roman"/>
+        </w:rPr>
+        <w:t>第</w:t>
+      </w:r>
+      <w:r>
+        <w:rPr>
+          <w:rFonts w:ascii="Times New Roman" w:hAnsi="Times New Roman" w:eastAsia="Times New Roman" w:cs="Times New Roman"/>
+        </w:rPr>
+        <w:t xml:space="preserve"> 5 </w:t>
+      </w:r>
+      <w:r>
+        <w:rPr>
+          <w:rFonts w:hint="eastAsia" w:ascii="Times New Roman" w:hAnsi="Times New Roman" w:eastAsia="FangSong" w:cs="Times New Roman"/>
+        </w:rPr>
+        <w:t>讲会补上偏导那一步</w:t>
+      </w:r>
+      <w:r>
+        <w:rPr>
+          <w:rFonts w:hint="eastAsia" w:ascii="Times New Roman" w:hAnsi="Times New Roman" w:eastAsia="Times New Roman" w:cs="Times New Roman"/>
+        </w:rPr>
+        <w:t>）。</w:t>
+      </w:r>
+    </w:p>
+    <w:p>
+      <w:pPr>
+        <w:pStyle w:val="BodyText"/>
+        <w:ind w:firstLine="420"/>
+      </w:pPr>
+      <w:r>
+        <w:rPr>
+          <w:rFonts w:hint="eastAsia" w:ascii="Times New Roman" w:hAnsi="Times New Roman" w:eastAsia="FangSong" w:cs="Times New Roman"/>
+          <w:b/>
+          <w:bCs/>
+        </w:rPr>
+        <w:t xml:space="preserve">统计热力学</w:t>
+      </w:r>
+      <w:r>
+        <w:rPr>
+          <w:rFonts w:hint="eastAsia" w:ascii="Times New Roman" w:hAnsi="Times New Roman" w:eastAsia="Times New Roman" w:cs="Times New Roman"/>
+        </w:rPr>
+        <w:t>：</w:t>
+      </w:r>
+      <w:r>
+        <w:rPr>
+          <w:rFonts w:hint="eastAsia" w:ascii="Times New Roman" w:hAnsi="Times New Roman" w:eastAsia="FangSong" w:cs="Times New Roman"/>
+        </w:rPr>
+        <w:t>平均值的积分定义</w:t>
+      </w:r>
+      <w:r>
+        <w:rPr>
+          <w:rFonts w:hint="eastAsia" w:ascii="Times New Roman" w:hAnsi="Times New Roman" w:eastAsia="Times New Roman" w:cs="Times New Roman"/>
+        </w:rPr>
+        <w:t>（</w:t>
+      </w:r>
+      <w:r>
+        <w:rPr>
+          <w:rFonts w:hint="eastAsia" w:ascii="Times New Roman" w:hAnsi="Times New Roman" w:eastAsia="FangSong" w:cs="Times New Roman"/>
+        </w:rPr>
+        <w:t>第</w:t>
+      </w:r>
+      <w:r>
+        <w:rPr>
+          <w:rFonts w:ascii="Times New Roman" w:hAnsi="Times New Roman" w:eastAsia="Times New Roman" w:cs="Times New Roman"/>
+        </w:rPr>
+        <w:t xml:space="preserve"> 7 </w:t>
+      </w:r>
+      <w:r>
+        <w:rPr>
+          <w:rFonts w:hint="eastAsia" w:ascii="Times New Roman" w:hAnsi="Times New Roman" w:eastAsia="FangSong" w:cs="Times New Roman"/>
+        </w:rPr>
+        <w:t>讲配分函数的前置</w:t>
+      </w:r>
+      <w:r>
+        <w:rPr>
+          <w:rFonts w:hint="eastAsia" w:ascii="Times New Roman" w:hAnsi="Times New Roman" w:eastAsia="Times New Roman" w:cs="Times New Roman"/>
+        </w:rPr>
+        <w:t>）。</w:t>
+      </w:r>
+    </w:p>
+    <w:p>
+      <w:pPr>
+        <w:pStyle w:val="BodyText"/>
+        <w:ind w:firstLine="420"/>
+      </w:pPr>
+      <w:r>
+        <w:rPr>
+          <w:rFonts w:hint="eastAsia" w:ascii="Times New Roman" w:hAnsi="Times New Roman" w:eastAsia="FangSong" w:cs="Times New Roman"/>
         </w:rPr>
         <w:t>下一讲</w:t>
       </w:r>
@@ -37291,9 +36630,8 @@
         <w:t>。</w:t>
       </w:r>
     </w:p>
+    <w:bookmarkEnd w:id="42"/>
     <w:bookmarkEnd w:id="43"/>
-    <w:bookmarkEnd w:id="44"/>
-    <w:bookmarkEnd w:id="45"/>
     <w:sectPr>
       <w:footerReference w:type="default" r:id="rId9"/>
       <w:footnotePr>
@@ -37527,109 +36865,6 @@
       </w:pPr>
     </w:lvl>
   </w:abstractNum>
-  <w:abstractNum w:abstractNumId="991">
-    <w:nsid w:val="0000A991"/>
-    <w:multiLevelType w:val="multilevel"/>
-    <w:lvl w:ilvl="0">
-      <w:numFmt w:val="bullet"/>
-      <w:lvlText w:val=""/>
-      <w:lvlJc w:val="left"/>
-      <w:pPr>
-        <w:ind w:left="720" w:hanging="360"/>
-      </w:pPr>
-      <w:rPr>
-        <w:rFonts w:ascii="Symbol" w:hAnsi="Symbol" w:cs="Symbol" w:hint="default"/>
-      </w:rPr>
-    </w:lvl>
-    <w:lvl w:ilvl="1">
-      <w:numFmt w:val="bullet"/>
-      <w:lvlText w:val="o"/>
-      <w:lvlJc w:val="left"/>
-      <w:pPr>
-        <w:ind w:left="1440" w:hanging="360"/>
-      </w:pPr>
-      <w:rPr>
-        <w:rFonts w:ascii="Courier New" w:hAnsi="Courier New" w:cs="Courier New" w:hint="default"/>
-      </w:rPr>
-    </w:lvl>
-    <w:lvl w:ilvl="2">
-      <w:numFmt w:val="bullet"/>
-      <w:lvlText w:val=""/>
-      <w:lvlJc w:val="left"/>
-      <w:pPr>
-        <w:ind w:left="2160" w:hanging="360"/>
-      </w:pPr>
-      <w:rPr>
-        <w:rFonts w:ascii="Wingdings" w:hAnsi="Wingdings" w:cs="Wingdings" w:hint="default"/>
-      </w:rPr>
-    </w:lvl>
-    <w:lvl w:ilvl="3">
-      <w:numFmt w:val="bullet"/>
-      <w:lvlText w:val=""/>
-      <w:lvlJc w:val="left"/>
-      <w:pPr>
-        <w:ind w:left="2880" w:hanging="360"/>
-      </w:pPr>
-      <w:rPr>
-        <w:rFonts w:ascii="Symbol" w:hAnsi="Symbol" w:cs="Symbol" w:hint="default"/>
-      </w:rPr>
-    </w:lvl>
-    <w:lvl w:ilvl="4">
-      <w:numFmt w:val="bullet"/>
-      <w:lvlText w:val="o"/>
-      <w:lvlJc w:val="left"/>
-      <w:pPr>
-        <w:ind w:left="3600" w:hanging="360"/>
-      </w:pPr>
-      <w:rPr>
-        <w:rFonts w:ascii="Courier New" w:hAnsi="Courier New" w:cs="Courier New" w:hint="default"/>
-      </w:rPr>
-    </w:lvl>
-    <w:lvl w:ilvl="5">
-      <w:numFmt w:val="bullet"/>
-      <w:lvlText w:val=""/>
-      <w:lvlJc w:val="left"/>
-      <w:pPr>
-        <w:ind w:left="4320" w:hanging="360"/>
-      </w:pPr>
-      <w:rPr>
-        <w:rFonts w:ascii="Wingdings" w:hAnsi="Wingdings" w:cs="Wingdings" w:hint="default"/>
-      </w:rPr>
-    </w:lvl>
-    <w:lvl w:ilvl="6">
-      <w:numFmt w:val="bullet"/>
-      <w:lvlText w:val=""/>
-      <w:lvlJc w:val="left"/>
-      <w:pPr>
-        <w:ind w:left="5040" w:hanging="360"/>
-      </w:pPr>
-      <w:rPr>
-        <w:rFonts w:ascii="Symbol" w:hAnsi="Symbol" w:cs="Symbol" w:hint="default"/>
-      </w:rPr>
-    </w:lvl>
-    <w:lvl w:ilvl="7">
-      <w:numFmt w:val="bullet"/>
-      <w:lvlText w:val="o"/>
-      <w:lvlJc w:val="left"/>
-      <w:pPr>
-        <w:ind w:left="5760" w:hanging="360"/>
-      </w:pPr>
-      <w:rPr>
-        <w:rFonts w:ascii="Courier New" w:hAnsi="Courier New" w:cs="Courier New" w:hint="default"/>
-      </w:rPr>
-    </w:lvl>
-    <w:lvl w:ilvl="8">
-      <w:numFmt w:val="bullet"/>
-      <w:lvlText w:val=""/>
-      <w:lvlJc w:val="left"/>
-      <w:pPr>
-        <w:ind w:left="6480" w:hanging="360"/>
-      </w:pPr>
-      <w:rPr>
-        <w:rFonts w:ascii="Wingdings" w:hAnsi="Wingdings" w:cs="Wingdings" w:hint="default"/>
-      </w:rPr>
-    </w:lvl>
-  </w:abstractNum>
   <w:num w:numId="1000">
     <w:abstractNumId w:val="990"/>
   </w:num>
@@ -37662,45 +36897,6 @@
     <w:lvlOverride w:ilvl="8">
       <w:startOverride w:val="1"/>
     </w:lvlOverride>
-  </w:num>
-  <w:num w:numId="1002">
-    <w:abstractNumId w:val="991"/>
-  </w:num>
-  <w:num w:numId="1003">
-    <w:abstractNumId w:val="991"/>
-  </w:num>
-  <w:num w:numId="1004">
-    <w:abstractNumId w:val="99411"/>
-    <w:lvlOverride w:ilvl="0">
-      <w:startOverride w:val="1"/>
-    </w:lvlOverride>
-    <w:lvlOverride w:ilvl="1">
-      <w:startOverride w:val="1"/>
-    </w:lvlOverride>
-    <w:lvlOverride w:ilvl="2">
-      <w:startOverride w:val="1"/>
-    </w:lvlOverride>
-    <w:lvlOverride w:ilvl="3">
-      <w:startOverride w:val="1"/>
-    </w:lvlOverride>
-    <w:lvlOverride w:ilvl="4">
-      <w:startOverride w:val="1"/>
-    </w:lvlOverride>
-    <w:lvlOverride w:ilvl="5">
-      <w:startOverride w:val="1"/>
-    </w:lvlOverride>
-    <w:lvlOverride w:ilvl="6">
-      <w:startOverride w:val="1"/>
-    </w:lvlOverride>
-    <w:lvlOverride w:ilvl="7">
-      <w:startOverride w:val="1"/>
-    </w:lvlOverride>
-    <w:lvlOverride w:ilvl="8">
-      <w:startOverride w:val="1"/>
-    </w:lvlOverride>
-  </w:num>
-  <w:num w:numId="1005">
-    <w:abstractNumId w:val="991"/>
   </w:num>
 </w:numbering>
 </file>
@@ -38429,30 +37625,6 @@
       <ns0:color ns0:themeColor="accent1" ns0:themeShade="BF" ns0:val="365F91"/>
     </ns0:rPr>
   </ns0:style>
-  <w:style w:type="paragraph" w:customStyle="1" w:styleId="BodyText">
-    <w:name w:val="Body Text"/>
-    <w:basedOn w:val="BodyText"/>
-    <w:qFormat/>
-    <ns0:rPr>
-      <w:rFonts ns0:ascii="Times New Roman" ns0:hAnsi="Times New Roman" ns0:eastAsia="FangSong" ns0:cs="Times New Roman"/>
-    </ns0:rPr>
-  </w:style>
-  <w:style w:type="paragraph" w:customStyle="1" w:styleId="MethodologyBlock">
-    <w:name w:val="Methodology Block"/>
-    <w:basedOn w:val="BodyText"/>
-    <w:qFormat/>
-    <ns0:rPr>
-      <w:rFonts ns0:ascii="Times New Roman" ns0:hAnsi="Times New Roman" ns0:eastAsia="FangSong" ns0:cs="Times New Roman"/>
-    </ns0:rPr>
-  </w:style>
-  <w:style w:type="paragraph" w:customStyle="1" w:styleId="MistakeBlock">
-    <w:name w:val="Mistake Block"/>
-    <w:basedOn w:val="BodyText"/>
-    <w:qFormat/>
-    <ns0:rPr>
-      <w:rFonts ns0:ascii="Times New Roman" ns0:hAnsi="Times New Roman" ns0:eastAsia="FangSong" ns0:cs="Times New Roman"/>
-    </ns0:rPr>
-  </w:style>
   <w:style w:type="paragraph" w:customStyle="1" w:styleId="SourceCode">
     <w:name w:val="Source Code"/>
     <w:basedOn w:val="Normal"/>

--- a/06-学生侧材料/讲义/_数学工具/数学工具-第4讲-积分与分离变量.docx
+++ b/06-学生侧材料/讲义/_数学工具/数学工具-第4讲-积分与分离变量.docx
@@ -13373,12 +13373,12 @@
         </w:tblBorders>
       </w:tblPr>
       <w:tblGrid>
-        <w:gridCol w:w="1320"/>
-        <w:gridCol w:w="1320"/>
-        <w:gridCol w:w="1320"/>
-        <w:gridCol w:w="1320"/>
-        <w:gridCol w:w="1320"/>
-        <w:gridCol w:w="1320"/>
+        <w:gridCol w:w="1188"/>
+        <w:gridCol w:w="1782"/>
+        <w:gridCol w:w="1782"/>
+        <w:gridCol w:w="858"/>
+        <w:gridCol w:w="858"/>
+        <w:gridCol w:w="1452"/>
       </w:tblGrid>
       <w:tr>
         <w:trPr>
